--- a/templates/end-to-end-test-record.docx
+++ b/templates/end-to-end-test-record.docx
@@ -4,169 +4,1232 @@
   <w:body>
     <w:p>
       <w:pPr>
-        <w:jc w:val="center"/>
+        <w:spacing w:before="60" w:after="0"/>
       </w:pPr>
       <w:r>
         <w:rPr>
+          <w:rFonts w:ascii="Microsoft YaHei" w:hAnsi="Microsoft YaHei" w:eastAsia="Microsoft YaHei"/>
           <w:b/>
+          <w:i w:val="0"/>
           <w:color w:val="1769E0"/>
-          <w:sz w:val="20"/>
+          <w:sz w:val="19"/>
         </w:rPr>
-        <w:t>实施项目管理平台</w:t>
+        <w:t>SOP · 上线试运行</w:t>
       </w:r>
     </w:p>
     <w:p>
       <w:pPr>
-        <w:jc w:val="center"/>
+        <w:keepNext/>
+        <w:spacing w:before="0" w:after="60"/>
       </w:pPr>
       <w:r>
         <w:rPr>
+          <w:rFonts w:ascii="Microsoft YaHei" w:hAnsi="Microsoft YaHei" w:eastAsia="Microsoft YaHei"/>
           <w:b/>
-          <w:color w:val="16365F"/>
-          <w:sz w:val="36"/>
+          <w:i w:val="0"/>
+          <w:color w:val="17365D"/>
+          <w:sz w:val="46"/>
         </w:rPr>
         <w:t>全流程内测记录</w:t>
+      </w:r>
+    </w:p>
+    <w:p>
+      <w:pPr>
+        <w:keepNext/>
+        <w:spacing w:before="0" w:after="180"/>
+      </w:pPr>
+      <w:r>
+        <w:rPr>
+          <w:rFonts w:ascii="Microsoft YaHei" w:hAnsi="Microsoft YaHei" w:eastAsia="Microsoft YaHei"/>
+          <w:b w:val="0"/>
+          <w:i w:val="0"/>
+          <w:color w:val="667A90"/>
+          <w:sz w:val="21"/>
+        </w:rPr>
+        <w:t>用于验证端到端业务场景、角色权限、数据流与外围系统协同</w:t>
       </w:r>
     </w:p>
     <w:tbl>
       <w:tblPr>
         <w:tblStyle w:val="TableGrid"/>
-        <w:tblW w:type="auto" w:w="0"/>
-        <w:jc w:val="center"/>
+        <w:tblW w:type="dxa" w:w="14900"/>
+        <w:jc w:val="left"/>
+        <w:tblLayout w:type="fixed"/>
         <w:tblLook w:firstColumn="1" w:firstRow="1" w:lastColumn="0" w:lastRow="0" w:noHBand="0" w:noVBand="1" w:val="04A0"/>
+        <w:tblInd w:w="120" w:type="dxa"/>
+        <w:tblBorders>
+          <w:top w:val="single" w:sz="5" w:color="C8D8EA"/>
+          <w:left w:val="single" w:sz="5" w:color="C8D8EA"/>
+          <w:bottom w:val="single" w:sz="5" w:color="C8D8EA"/>
+          <w:right w:val="single" w:sz="5" w:color="C8D8EA"/>
+          <w:insideH w:val="single" w:sz="5" w:color="C8D8EA"/>
+          <w:insideV w:val="single" w:sz="5" w:color="C8D8EA"/>
+        </w:tblBorders>
       </w:tblPr>
       <w:tblGrid>
-        <w:gridCol w:w="2592"/>
-        <w:gridCol w:w="2592"/>
-        <w:gridCol w:w="2592"/>
-        <w:gridCol w:w="2592"/>
+        <w:gridCol w:w="1192"/>
+        <w:gridCol w:w="2566"/>
+        <w:gridCol w:w="1192"/>
+        <w:gridCol w:w="2566"/>
+        <w:gridCol w:w="1192"/>
+        <w:gridCol w:w="2235"/>
+        <w:gridCol w:w="1192"/>
+        <w:gridCol w:w="2765"/>
       </w:tblGrid>
       <w:tr>
+        <w:trPr>
+          <w:cantSplit/>
+        </w:trPr>
         <w:tc>
           <w:tcPr>
-            <w:tcW w:type="dxa" w:w="2592"/>
+            <w:tcW w:type="dxa" w:w="1192"/>
+            <w:shd w:fill="EDF5FF"/>
             <w:vAlign w:val="center"/>
+            <w:tcMar>
+              <w:top w:w="80" w:type="dxa"/>
+              <w:start w:w="120" w:type="dxa"/>
+              <w:bottom w:w="80" w:type="dxa"/>
+              <w:end w:w="120" w:type="dxa"/>
+            </w:tcMar>
           </w:tcPr>
           <w:p>
+            <w:pPr>
+              <w:spacing w:before="40" w:after="40" w:line="276" w:lineRule="auto"/>
+              <w:jc w:val="center"/>
+            </w:pPr>
+            <w:r/>
             <w:r>
-              <w:t>项目名称：</w:t>
+              <w:rPr>
+                <w:rFonts w:ascii="Microsoft YaHei" w:hAnsi="Microsoft YaHei" w:eastAsia="Microsoft YaHei"/>
+                <w:b/>
+                <w:i w:val="0"/>
+                <w:color w:val="17365D"/>
+                <w:sz w:val="18"/>
+              </w:rPr>
+              <w:t>项目名称</w:t>
             </w:r>
           </w:p>
         </w:tc>
         <w:tc>
           <w:tcPr>
-            <w:tcW w:type="dxa" w:w="2592"/>
+            <w:tcW w:type="dxa" w:w="2566"/>
+            <w:shd w:fill="FFF9E8"/>
             <w:vAlign w:val="center"/>
+            <w:tcMar>
+              <w:top w:w="80" w:type="dxa"/>
+              <w:start w:w="120" w:type="dxa"/>
+              <w:bottom w:w="80" w:type="dxa"/>
+              <w:end w:w="120" w:type="dxa"/>
+            </w:tcMar>
           </w:tcPr>
           <w:p>
+            <w:pPr>
+              <w:spacing w:before="40" w:after="40" w:line="276" w:lineRule="auto"/>
+              <w:jc w:val="left"/>
+            </w:pPr>
+            <w:r/>
             <w:r>
-              <w:t>客户：</w:t>
+              <w:rPr>
+                <w:rFonts w:ascii="Microsoft YaHei" w:hAnsi="Microsoft YaHei" w:eastAsia="Microsoft YaHei"/>
+                <w:b w:val="0"/>
+                <w:i w:val="0"/>
+                <w:color w:val="24364B"/>
+                <w:sz w:val="18"/>
+              </w:rPr>
             </w:r>
           </w:p>
         </w:tc>
         <w:tc>
           <w:tcPr>
-            <w:tcW w:type="dxa" w:w="2592"/>
+            <w:tcW w:type="dxa" w:w="1192"/>
+            <w:shd w:fill="EDF5FF"/>
             <w:vAlign w:val="center"/>
+            <w:tcMar>
+              <w:top w:w="80" w:type="dxa"/>
+              <w:start w:w="120" w:type="dxa"/>
+              <w:bottom w:w="80" w:type="dxa"/>
+              <w:end w:w="120" w:type="dxa"/>
+            </w:tcMar>
           </w:tcPr>
           <w:p>
+            <w:pPr>
+              <w:spacing w:before="40" w:after="40" w:line="276" w:lineRule="auto"/>
+              <w:jc w:val="center"/>
+            </w:pPr>
+            <w:r/>
             <w:r>
-              <w:t>负责人：</w:t>
+              <w:rPr>
+                <w:rFonts w:ascii="Microsoft YaHei" w:hAnsi="Microsoft YaHei" w:eastAsia="Microsoft YaHei"/>
+                <w:b/>
+                <w:i w:val="0"/>
+                <w:color w:val="17365D"/>
+                <w:sz w:val="18"/>
+              </w:rPr>
+              <w:t>客户单位</w:t>
             </w:r>
           </w:p>
         </w:tc>
         <w:tc>
           <w:tcPr>
-            <w:tcW w:type="dxa" w:w="2592"/>
+            <w:tcW w:type="dxa" w:w="2566"/>
+            <w:shd w:fill="FFF9E8"/>
             <w:vAlign w:val="center"/>
+            <w:tcMar>
+              <w:top w:w="80" w:type="dxa"/>
+              <w:start w:w="120" w:type="dxa"/>
+              <w:bottom w:w="80" w:type="dxa"/>
+              <w:end w:w="120" w:type="dxa"/>
+            </w:tcMar>
           </w:tcPr>
           <w:p>
+            <w:pPr>
+              <w:spacing w:before="40" w:after="40" w:line="276" w:lineRule="auto"/>
+              <w:jc w:val="left"/>
+            </w:pPr>
+            <w:r/>
             <w:r>
-              <w:t>模板版本：V1.0</w:t>
+              <w:rPr>
+                <w:rFonts w:ascii="Microsoft YaHei" w:hAnsi="Microsoft YaHei" w:eastAsia="Microsoft YaHei"/>
+                <w:b w:val="0"/>
+                <w:i w:val="0"/>
+                <w:color w:val="24364B"/>
+                <w:sz w:val="18"/>
+              </w:rPr>
+            </w:r>
+          </w:p>
+        </w:tc>
+        <w:tc>
+          <w:tcPr>
+            <w:tcW w:type="dxa" w:w="1192"/>
+            <w:shd w:fill="EDF5FF"/>
+            <w:vAlign w:val="center"/>
+            <w:tcMar>
+              <w:top w:w="80" w:type="dxa"/>
+              <w:start w:w="120" w:type="dxa"/>
+              <w:bottom w:w="80" w:type="dxa"/>
+              <w:end w:w="120" w:type="dxa"/>
+            </w:tcMar>
+          </w:tcPr>
+          <w:p>
+            <w:pPr>
+              <w:spacing w:before="40" w:after="40" w:line="276" w:lineRule="auto"/>
+              <w:jc w:val="center"/>
+            </w:pPr>
+            <w:r/>
+            <w:r>
+              <w:rPr>
+                <w:rFonts w:ascii="Microsoft YaHei" w:hAnsi="Microsoft YaHei" w:eastAsia="Microsoft YaHei"/>
+                <w:b/>
+                <w:i w:val="0"/>
+                <w:color w:val="17365D"/>
+                <w:sz w:val="18"/>
+              </w:rPr>
+              <w:t>项目经理</w:t>
+            </w:r>
+          </w:p>
+        </w:tc>
+        <w:tc>
+          <w:tcPr>
+            <w:tcW w:type="dxa" w:w="2235"/>
+            <w:shd w:fill="FFF9E8"/>
+            <w:vAlign w:val="center"/>
+            <w:tcMar>
+              <w:top w:w="80" w:type="dxa"/>
+              <w:start w:w="120" w:type="dxa"/>
+              <w:bottom w:w="80" w:type="dxa"/>
+              <w:end w:w="120" w:type="dxa"/>
+            </w:tcMar>
+          </w:tcPr>
+          <w:p>
+            <w:pPr>
+              <w:spacing w:before="40" w:after="40" w:line="276" w:lineRule="auto"/>
+              <w:jc w:val="left"/>
+            </w:pPr>
+            <w:r/>
+            <w:r>
+              <w:rPr>
+                <w:rFonts w:ascii="Microsoft YaHei" w:hAnsi="Microsoft YaHei" w:eastAsia="Microsoft YaHei"/>
+                <w:b w:val="0"/>
+                <w:i w:val="0"/>
+                <w:color w:val="24364B"/>
+                <w:sz w:val="18"/>
+              </w:rPr>
+            </w:r>
+          </w:p>
+        </w:tc>
+        <w:tc>
+          <w:tcPr>
+            <w:tcW w:type="dxa" w:w="1192"/>
+            <w:shd w:fill="EDF5FF"/>
+            <w:vAlign w:val="center"/>
+            <w:tcMar>
+              <w:top w:w="80" w:type="dxa"/>
+              <w:start w:w="120" w:type="dxa"/>
+              <w:bottom w:w="80" w:type="dxa"/>
+              <w:end w:w="120" w:type="dxa"/>
+            </w:tcMar>
+          </w:tcPr>
+          <w:p>
+            <w:pPr>
+              <w:spacing w:before="40" w:after="40" w:line="276" w:lineRule="auto"/>
+              <w:jc w:val="center"/>
+            </w:pPr>
+            <w:r/>
+            <w:r>
+              <w:rPr>
+                <w:rFonts w:ascii="Microsoft YaHei" w:hAnsi="Microsoft YaHei" w:eastAsia="Microsoft YaHei"/>
+                <w:b/>
+                <w:i w:val="0"/>
+                <w:color w:val="17365D"/>
+                <w:sz w:val="18"/>
+              </w:rPr>
+              <w:t>文档编号</w:t>
+            </w:r>
+          </w:p>
+        </w:tc>
+        <w:tc>
+          <w:tcPr>
+            <w:tcW w:type="dxa" w:w="2765"/>
+            <w:shd w:fill="FFF9E8"/>
+            <w:vAlign w:val="center"/>
+            <w:tcMar>
+              <w:top w:w="80" w:type="dxa"/>
+              <w:start w:w="120" w:type="dxa"/>
+              <w:bottom w:w="80" w:type="dxa"/>
+              <w:end w:w="120" w:type="dxa"/>
+            </w:tcMar>
+          </w:tcPr>
+          <w:p>
+            <w:pPr>
+              <w:spacing w:before="40" w:after="40" w:line="276" w:lineRule="auto"/>
+              <w:jc w:val="left"/>
+            </w:pPr>
+            <w:r/>
+            <w:r>
+              <w:rPr>
+                <w:rFonts w:ascii="Microsoft YaHei" w:hAnsi="Microsoft YaHei" w:eastAsia="Microsoft YaHei"/>
+                <w:b w:val="0"/>
+                <w:i w:val="0"/>
+                <w:color w:val="24364B"/>
+                <w:sz w:val="18"/>
+              </w:rPr>
             </w:r>
           </w:p>
         </w:tc>
       </w:tr>
       <w:tr>
+        <w:trPr>
+          <w:cantSplit/>
+        </w:trPr>
         <w:tc>
           <w:tcPr>
-            <w:tcW w:type="dxa" w:w="2592"/>
+            <w:tcW w:type="dxa" w:w="1192"/>
+            <w:shd w:fill="EDF5FF"/>
             <w:vAlign w:val="center"/>
+            <w:tcMar>
+              <w:top w:w="80" w:type="dxa"/>
+              <w:start w:w="120" w:type="dxa"/>
+              <w:bottom w:w="80" w:type="dxa"/>
+              <w:end w:w="120" w:type="dxa"/>
+            </w:tcMar>
           </w:tcPr>
           <w:p>
+            <w:pPr>
+              <w:spacing w:before="40" w:after="40" w:line="276" w:lineRule="auto"/>
+              <w:jc w:val="center"/>
+            </w:pPr>
+            <w:r/>
             <w:r>
-              <w:t>文档编号：</w:t>
+              <w:rPr>
+                <w:rFonts w:ascii="Microsoft YaHei" w:hAnsi="Microsoft YaHei" w:eastAsia="Microsoft YaHei"/>
+                <w:b/>
+                <w:i w:val="0"/>
+                <w:color w:val="17365D"/>
+                <w:sz w:val="18"/>
+              </w:rPr>
+              <w:t>实施负责人</w:t>
             </w:r>
           </w:p>
         </w:tc>
         <w:tc>
           <w:tcPr>
-            <w:tcW w:type="dxa" w:w="2592"/>
+            <w:tcW w:type="dxa" w:w="2566"/>
+            <w:shd w:fill="FFF9E8"/>
             <w:vAlign w:val="center"/>
+            <w:tcMar>
+              <w:top w:w="80" w:type="dxa"/>
+              <w:start w:w="120" w:type="dxa"/>
+              <w:bottom w:w="80" w:type="dxa"/>
+              <w:end w:w="120" w:type="dxa"/>
+            </w:tcMar>
           </w:tcPr>
           <w:p>
+            <w:pPr>
+              <w:spacing w:before="40" w:after="40" w:line="276" w:lineRule="auto"/>
+              <w:jc w:val="left"/>
+            </w:pPr>
+            <w:r/>
             <w:r>
-              <w:t>填写日期：</w:t>
+              <w:rPr>
+                <w:rFonts w:ascii="Microsoft YaHei" w:hAnsi="Microsoft YaHei" w:eastAsia="Microsoft YaHei"/>
+                <w:b w:val="0"/>
+                <w:i w:val="0"/>
+                <w:color w:val="24364B"/>
+                <w:sz w:val="18"/>
+              </w:rPr>
             </w:r>
           </w:p>
         </w:tc>
         <w:tc>
           <w:tcPr>
-            <w:tcW w:type="dxa" w:w="2592"/>
+            <w:tcW w:type="dxa" w:w="1192"/>
+            <w:shd w:fill="EDF5FF"/>
             <w:vAlign w:val="center"/>
+            <w:tcMar>
+              <w:top w:w="80" w:type="dxa"/>
+              <w:start w:w="120" w:type="dxa"/>
+              <w:bottom w:w="80" w:type="dxa"/>
+              <w:end w:w="120" w:type="dxa"/>
+            </w:tcMar>
           </w:tcPr>
           <w:p>
+            <w:pPr>
+              <w:spacing w:before="40" w:after="40" w:line="276" w:lineRule="auto"/>
+              <w:jc w:val="center"/>
+            </w:pPr>
+            <w:r/>
             <w:r>
-              <w:t>审核人：</w:t>
+              <w:rPr>
+                <w:rFonts w:ascii="Microsoft YaHei" w:hAnsi="Microsoft YaHei" w:eastAsia="Microsoft YaHei"/>
+                <w:b/>
+                <w:i w:val="0"/>
+                <w:color w:val="17365D"/>
+                <w:sz w:val="18"/>
+              </w:rPr>
+              <w:t>编制日期</w:t>
             </w:r>
           </w:p>
         </w:tc>
         <w:tc>
           <w:tcPr>
-            <w:tcW w:type="dxa" w:w="2592"/>
+            <w:tcW w:type="dxa" w:w="2566"/>
+            <w:shd w:fill="FFF9E8"/>
             <w:vAlign w:val="center"/>
+            <w:tcMar>
+              <w:top w:w="80" w:type="dxa"/>
+              <w:start w:w="120" w:type="dxa"/>
+              <w:bottom w:w="80" w:type="dxa"/>
+              <w:end w:w="120" w:type="dxa"/>
+            </w:tcMar>
           </w:tcPr>
           <w:p>
+            <w:pPr>
+              <w:spacing w:before="40" w:after="40" w:line="276" w:lineRule="auto"/>
+              <w:jc w:val="left"/>
+            </w:pPr>
+            <w:r/>
             <w:r>
-              <w:t>状态：□草稿  □已确认</w:t>
+              <w:rPr>
+                <w:rFonts w:ascii="Microsoft YaHei" w:hAnsi="Microsoft YaHei" w:eastAsia="Microsoft YaHei"/>
+                <w:b w:val="0"/>
+                <w:i w:val="0"/>
+                <w:color w:val="24364B"/>
+                <w:sz w:val="18"/>
+              </w:rPr>
+            </w:r>
+          </w:p>
+        </w:tc>
+        <w:tc>
+          <w:tcPr>
+            <w:tcW w:type="dxa" w:w="1192"/>
+            <w:shd w:fill="EDF5FF"/>
+            <w:vAlign w:val="center"/>
+            <w:tcMar>
+              <w:top w:w="80" w:type="dxa"/>
+              <w:start w:w="120" w:type="dxa"/>
+              <w:bottom w:w="80" w:type="dxa"/>
+              <w:end w:w="120" w:type="dxa"/>
+            </w:tcMar>
+          </w:tcPr>
+          <w:p>
+            <w:pPr>
+              <w:spacing w:before="40" w:after="40" w:line="276" w:lineRule="auto"/>
+              <w:jc w:val="center"/>
+            </w:pPr>
+            <w:r/>
+            <w:r>
+              <w:rPr>
+                <w:rFonts w:ascii="Microsoft YaHei" w:hAnsi="Microsoft YaHei" w:eastAsia="Microsoft YaHei"/>
+                <w:b/>
+                <w:i w:val="0"/>
+                <w:color w:val="17365D"/>
+                <w:sz w:val="18"/>
+              </w:rPr>
+              <w:t>模板版本</w:t>
+            </w:r>
+          </w:p>
+        </w:tc>
+        <w:tc>
+          <w:tcPr>
+            <w:tcW w:type="dxa" w:w="2235"/>
+            <w:shd w:fill="FFFFFF"/>
+            <w:vAlign w:val="center"/>
+            <w:tcMar>
+              <w:top w:w="80" w:type="dxa"/>
+              <w:start w:w="120" w:type="dxa"/>
+              <w:bottom w:w="80" w:type="dxa"/>
+              <w:end w:w="120" w:type="dxa"/>
+            </w:tcMar>
+          </w:tcPr>
+          <w:p>
+            <w:pPr>
+              <w:spacing w:before="40" w:after="40" w:line="276" w:lineRule="auto"/>
+              <w:jc w:val="left"/>
+            </w:pPr>
+            <w:r/>
+            <w:r>
+              <w:rPr>
+                <w:rFonts w:ascii="Microsoft YaHei" w:hAnsi="Microsoft YaHei" w:eastAsia="Microsoft YaHei"/>
+                <w:b w:val="0"/>
+                <w:i w:val="0"/>
+                <w:color w:val="24364B"/>
+                <w:sz w:val="18"/>
+              </w:rPr>
+              <w:t>V2.0</w:t>
+            </w:r>
+          </w:p>
+        </w:tc>
+        <w:tc>
+          <w:tcPr>
+            <w:tcW w:type="dxa" w:w="1192"/>
+            <w:shd w:fill="EDF5FF"/>
+            <w:vAlign w:val="center"/>
+            <w:tcMar>
+              <w:top w:w="80" w:type="dxa"/>
+              <w:start w:w="120" w:type="dxa"/>
+              <w:bottom w:w="80" w:type="dxa"/>
+              <w:end w:w="120" w:type="dxa"/>
+            </w:tcMar>
+          </w:tcPr>
+          <w:p>
+            <w:pPr>
+              <w:spacing w:before="40" w:after="40" w:line="276" w:lineRule="auto"/>
+              <w:jc w:val="center"/>
+            </w:pPr>
+            <w:r/>
+            <w:r>
+              <w:rPr>
+                <w:rFonts w:ascii="Microsoft YaHei" w:hAnsi="Microsoft YaHei" w:eastAsia="Microsoft YaHei"/>
+                <w:b/>
+                <w:i w:val="0"/>
+                <w:color w:val="17365D"/>
+                <w:sz w:val="18"/>
+              </w:rPr>
+              <w:t>文档状态</w:t>
+            </w:r>
+          </w:p>
+        </w:tc>
+        <w:tc>
+          <w:tcPr>
+            <w:tcW w:type="dxa" w:w="2765"/>
+            <w:shd w:fill="FFFFFF"/>
+            <w:vAlign w:val="center"/>
+            <w:tcMar>
+              <w:top w:w="80" w:type="dxa"/>
+              <w:start w:w="120" w:type="dxa"/>
+              <w:bottom w:w="80" w:type="dxa"/>
+              <w:end w:w="120" w:type="dxa"/>
+            </w:tcMar>
+          </w:tcPr>
+          <w:p>
+            <w:pPr>
+              <w:spacing w:before="40" w:after="40" w:line="276" w:lineRule="auto"/>
+              <w:jc w:val="left"/>
+            </w:pPr>
+            <w:r/>
+            <w:r>
+              <w:rPr>
+                <w:rFonts w:ascii="Microsoft YaHei" w:hAnsi="Microsoft YaHei" w:eastAsia="Microsoft YaHei"/>
+                <w:b w:val="0"/>
+                <w:i w:val="0"/>
+                <w:color w:val="24364B"/>
+                <w:sz w:val="18"/>
+              </w:rPr>
+              <w:t>☐ 草稿  ☐ 已确认</w:t>
+            </w:r>
+          </w:p>
+        </w:tc>
+      </w:tr>
+    </w:tbl>
+    <w:tbl>
+      <w:tblPr>
+        <w:tblStyle w:val="TableGrid"/>
+        <w:tblW w:type="dxa" w:w="14900"/>
+        <w:jc w:val="left"/>
+        <w:tblLayout w:type="fixed"/>
+        <w:tblLook w:firstColumn="1" w:firstRow="1" w:lastColumn="0" w:lastRow="0" w:noHBand="0" w:noVBand="1" w:val="04A0"/>
+        <w:tblInd w:w="120" w:type="dxa"/>
+        <w:tblBorders>
+          <w:top w:val="single" w:sz="5" w:color="B7D2F1"/>
+          <w:left w:val="single" w:sz="5" w:color="B7D2F1"/>
+          <w:bottom w:val="single" w:sz="5" w:color="B7D2F1"/>
+          <w:right w:val="single" w:sz="5" w:color="B7D2F1"/>
+          <w:insideH w:val="single" w:sz="5" w:color="B7D2F1"/>
+          <w:insideV w:val="single" w:sz="5" w:color="B7D2F1"/>
+        </w:tblBorders>
+      </w:tblPr>
+      <w:tblGrid>
+        <w:gridCol w:w="14900"/>
+      </w:tblGrid>
+      <w:tr>
+        <w:trPr>
+          <w:cantSplit/>
+        </w:trPr>
+        <w:tc>
+          <w:tcPr>
+            <w:tcW w:type="dxa" w:w="14900"/>
+            <w:shd w:fill="F6F9FD"/>
+            <w:vAlign w:val="center"/>
+            <w:tcMar>
+              <w:top w:w="80" w:type="dxa"/>
+              <w:start w:w="120" w:type="dxa"/>
+              <w:bottom w:w="80" w:type="dxa"/>
+              <w:end w:w="120" w:type="dxa"/>
+            </w:tcMar>
+          </w:tcPr>
+          <w:p>
+            <w:pPr>
+              <w:spacing w:before="40" w:after="40" w:line="276" w:lineRule="auto"/>
+              <w:jc w:val="left"/>
+            </w:pPr>
+            <w:r>
+              <w:rPr>
+                <w:b w:val="0"/>
+              </w:rPr>
+            </w:r>
+            <w:r>
+              <w:rPr>
+                <w:rFonts w:ascii="Microsoft YaHei" w:hAnsi="Microsoft YaHei" w:eastAsia="Microsoft YaHei"/>
+                <w:b w:val="0"/>
+                <w:i w:val="0"/>
+                <w:color w:val="24364B"/>
+                <w:sz w:val="18"/>
+              </w:rPr>
+              <w:t>填写提示  |  优先覆盖高频、关键和异常场景；测试数据应脱敏，失败用例需关联问题编号并完成复测。</w:t>
             </w:r>
           </w:p>
         </w:tc>
       </w:tr>
     </w:tbl>
     <w:p>
+      <w:pPr>
+        <w:pStyle w:val="Heading2"/>
+        <w:keepNext/>
+      </w:pPr>
       <w:r>
-        <w:t>填写说明：请依据项目实际情况填写，涉及确认的内容应由责任方签字或确认。</w:t>
+        <w:rPr>
+          <w:rFonts w:ascii="Microsoft YaHei" w:hAnsi="Microsoft YaHei" w:eastAsia="Microsoft YaHei"/>
+          <w:b/>
+          <w:i w:val="0"/>
+          <w:color w:val="1769E0"/>
+          <w:sz w:val="26"/>
+        </w:rPr>
+        <w:t>一、范围与基本信息</w:t>
       </w:r>
     </w:p>
     <w:tbl>
       <w:tblPr>
         <w:tblStyle w:val="TableGrid"/>
-        <w:tblW w:type="auto" w:w="0"/>
-        <w:jc w:val="center"/>
+        <w:tblW w:type="dxa" w:w="14900"/>
+        <w:jc w:val="left"/>
+        <w:tblLayout w:type="fixed"/>
         <w:tblLook w:firstColumn="1" w:firstRow="1" w:lastColumn="0" w:lastRow="0" w:noHBand="0" w:noVBand="1" w:val="04A0"/>
+        <w:tblInd w:w="120" w:type="dxa"/>
+        <w:tblBorders>
+          <w:top w:val="single" w:sz="5" w:color="C8D8EA"/>
+          <w:left w:val="single" w:sz="5" w:color="C8D8EA"/>
+          <w:bottom w:val="single" w:sz="5" w:color="C8D8EA"/>
+          <w:right w:val="single" w:sz="5" w:color="C8D8EA"/>
+          <w:insideH w:val="single" w:sz="5" w:color="C8D8EA"/>
+          <w:insideV w:val="single" w:sz="5" w:color="C8D8EA"/>
+        </w:tblBorders>
       </w:tblPr>
       <w:tblGrid>
-        <w:gridCol w:w="1152"/>
-        <w:gridCol w:w="1152"/>
-        <w:gridCol w:w="1152"/>
-        <w:gridCol w:w="1152"/>
-        <w:gridCol w:w="1152"/>
-        <w:gridCol w:w="1152"/>
-        <w:gridCol w:w="1152"/>
-        <w:gridCol w:w="1152"/>
-        <w:gridCol w:w="1152"/>
+        <w:gridCol w:w="1215"/>
+        <w:gridCol w:w="2510"/>
+        <w:gridCol w:w="1215"/>
+        <w:gridCol w:w="2510"/>
+        <w:gridCol w:w="1215"/>
+        <w:gridCol w:w="2510"/>
+        <w:gridCol w:w="1215"/>
+        <w:gridCol w:w="2510"/>
       </w:tblGrid>
       <w:tr>
+        <w:trPr>
+          <w:cantSplit/>
+        </w:trPr>
         <w:tc>
           <w:tcPr>
-            <w:tcW w:type="dxa" w:w="1152"/>
-            <w:shd w:fill="DCEBFA"/>
+            <w:tcW w:type="dxa" w:w="1215"/>
+            <w:shd w:fill="EDF5FF"/>
+            <w:vAlign w:val="center"/>
+            <w:tcMar>
+              <w:top w:w="80" w:type="dxa"/>
+              <w:start w:w="120" w:type="dxa"/>
+              <w:bottom w:w="80" w:type="dxa"/>
+              <w:end w:w="120" w:type="dxa"/>
+            </w:tcMar>
           </w:tcPr>
           <w:p>
+            <w:pPr>
+              <w:spacing w:before="40" w:after="40" w:line="276" w:lineRule="auto"/>
+              <w:jc w:val="center"/>
+            </w:pPr>
+            <w:r/>
             <w:r>
               <w:rPr>
+                <w:rFonts w:ascii="Microsoft YaHei" w:hAnsi="Microsoft YaHei" w:eastAsia="Microsoft YaHei"/>
                 <w:b/>
+                <w:i w:val="0"/>
+                <w:color w:val="17365D"/>
+                <w:sz w:val="17"/>
+              </w:rPr>
+              <w:t>测试版本</w:t>
+            </w:r>
+          </w:p>
+        </w:tc>
+        <w:tc>
+          <w:tcPr>
+            <w:tcW w:type="dxa" w:w="2510"/>
+            <w:shd w:fill="FFF9E8"/>
+            <w:vAlign w:val="center"/>
+            <w:tcMar>
+              <w:top w:w="80" w:type="dxa"/>
+              <w:start w:w="120" w:type="dxa"/>
+              <w:bottom w:w="80" w:type="dxa"/>
+              <w:end w:w="120" w:type="dxa"/>
+            </w:tcMar>
+          </w:tcPr>
+          <w:p>
+            <w:pPr>
+              <w:spacing w:before="40" w:after="40" w:line="276" w:lineRule="auto"/>
+              <w:jc w:val="left"/>
+            </w:pPr>
+            <w:r/>
+            <w:r>
+              <w:rPr>
+                <w:rFonts w:ascii="Microsoft YaHei" w:hAnsi="Microsoft YaHei" w:eastAsia="Microsoft YaHei"/>
+                <w:b w:val="0"/>
+                <w:i w:val="0"/>
+                <w:color w:val="24364B"/>
+                <w:sz w:val="17"/>
+              </w:rPr>
+            </w:r>
+          </w:p>
+        </w:tc>
+        <w:tc>
+          <w:tcPr>
+            <w:tcW w:type="dxa" w:w="1215"/>
+            <w:shd w:fill="EDF5FF"/>
+            <w:vAlign w:val="center"/>
+            <w:tcMar>
+              <w:top w:w="80" w:type="dxa"/>
+              <w:start w:w="120" w:type="dxa"/>
+              <w:bottom w:w="80" w:type="dxa"/>
+              <w:end w:w="120" w:type="dxa"/>
+            </w:tcMar>
+          </w:tcPr>
+          <w:p>
+            <w:pPr>
+              <w:spacing w:before="40" w:after="40" w:line="276" w:lineRule="auto"/>
+              <w:jc w:val="center"/>
+            </w:pPr>
+            <w:r/>
+            <w:r>
+              <w:rPr>
+                <w:rFonts w:ascii="Microsoft YaHei" w:hAnsi="Microsoft YaHei" w:eastAsia="Microsoft YaHei"/>
+                <w:b/>
+                <w:i w:val="0"/>
+                <w:color w:val="17365D"/>
+                <w:sz w:val="17"/>
+              </w:rPr>
+              <w:t>测试环境</w:t>
+            </w:r>
+          </w:p>
+        </w:tc>
+        <w:tc>
+          <w:tcPr>
+            <w:tcW w:type="dxa" w:w="2510"/>
+            <w:shd w:fill="FFF9E8"/>
+            <w:vAlign w:val="center"/>
+            <w:tcMar>
+              <w:top w:w="80" w:type="dxa"/>
+              <w:start w:w="120" w:type="dxa"/>
+              <w:bottom w:w="80" w:type="dxa"/>
+              <w:end w:w="120" w:type="dxa"/>
+            </w:tcMar>
+          </w:tcPr>
+          <w:p>
+            <w:pPr>
+              <w:spacing w:before="40" w:after="40" w:line="276" w:lineRule="auto"/>
+              <w:jc w:val="left"/>
+            </w:pPr>
+            <w:r/>
+            <w:r>
+              <w:rPr>
+                <w:rFonts w:ascii="Microsoft YaHei" w:hAnsi="Microsoft YaHei" w:eastAsia="Microsoft YaHei"/>
+                <w:b w:val="0"/>
+                <w:i w:val="0"/>
+                <w:color w:val="24364B"/>
+                <w:sz w:val="17"/>
+              </w:rPr>
+            </w:r>
+          </w:p>
+        </w:tc>
+        <w:tc>
+          <w:tcPr>
+            <w:tcW w:type="dxa" w:w="1215"/>
+            <w:shd w:fill="EDF5FF"/>
+            <w:vAlign w:val="center"/>
+            <w:tcMar>
+              <w:top w:w="80" w:type="dxa"/>
+              <w:start w:w="120" w:type="dxa"/>
+              <w:bottom w:w="80" w:type="dxa"/>
+              <w:end w:w="120" w:type="dxa"/>
+            </w:tcMar>
+          </w:tcPr>
+          <w:p>
+            <w:pPr>
+              <w:spacing w:before="40" w:after="40" w:line="276" w:lineRule="auto"/>
+              <w:jc w:val="center"/>
+            </w:pPr>
+            <w:r/>
+            <w:r>
+              <w:rPr>
+                <w:rFonts w:ascii="Microsoft YaHei" w:hAnsi="Microsoft YaHei" w:eastAsia="Microsoft YaHei"/>
+                <w:b/>
+                <w:i w:val="0"/>
+                <w:color w:val="17365D"/>
+                <w:sz w:val="17"/>
+              </w:rPr>
+              <w:t>测试负责人</w:t>
+            </w:r>
+          </w:p>
+        </w:tc>
+        <w:tc>
+          <w:tcPr>
+            <w:tcW w:type="dxa" w:w="2510"/>
+            <w:shd w:fill="FFF9E8"/>
+            <w:vAlign w:val="center"/>
+            <w:tcMar>
+              <w:top w:w="80" w:type="dxa"/>
+              <w:start w:w="120" w:type="dxa"/>
+              <w:bottom w:w="80" w:type="dxa"/>
+              <w:end w:w="120" w:type="dxa"/>
+            </w:tcMar>
+          </w:tcPr>
+          <w:p>
+            <w:pPr>
+              <w:spacing w:before="40" w:after="40" w:line="276" w:lineRule="auto"/>
+              <w:jc w:val="left"/>
+            </w:pPr>
+            <w:r/>
+            <w:r>
+              <w:rPr>
+                <w:rFonts w:ascii="Microsoft YaHei" w:hAnsi="Microsoft YaHei" w:eastAsia="Microsoft YaHei"/>
+                <w:b w:val="0"/>
+                <w:i w:val="0"/>
+                <w:color w:val="24364B"/>
+                <w:sz w:val="17"/>
+              </w:rPr>
+            </w:r>
+          </w:p>
+        </w:tc>
+        <w:tc>
+          <w:tcPr>
+            <w:tcW w:type="dxa" w:w="1215"/>
+            <w:shd w:fill="EDF5FF"/>
+            <w:vAlign w:val="center"/>
+            <w:tcMar>
+              <w:top w:w="80" w:type="dxa"/>
+              <w:start w:w="120" w:type="dxa"/>
+              <w:bottom w:w="80" w:type="dxa"/>
+              <w:end w:w="120" w:type="dxa"/>
+            </w:tcMar>
+          </w:tcPr>
+          <w:p>
+            <w:pPr>
+              <w:spacing w:before="40" w:after="40" w:line="276" w:lineRule="auto"/>
+              <w:jc w:val="center"/>
+            </w:pPr>
+            <w:r/>
+            <w:r>
+              <w:rPr>
+                <w:rFonts w:ascii="Microsoft YaHei" w:hAnsi="Microsoft YaHei" w:eastAsia="Microsoft YaHei"/>
+                <w:b/>
+                <w:i w:val="0"/>
+                <w:color w:val="17365D"/>
+                <w:sz w:val="17"/>
+              </w:rPr>
+              <w:t>测试日期</w:t>
+            </w:r>
+          </w:p>
+        </w:tc>
+        <w:tc>
+          <w:tcPr>
+            <w:tcW w:type="dxa" w:w="2510"/>
+            <w:shd w:fill="FFF9E8"/>
+            <w:vAlign w:val="center"/>
+            <w:tcMar>
+              <w:top w:w="80" w:type="dxa"/>
+              <w:start w:w="120" w:type="dxa"/>
+              <w:bottom w:w="80" w:type="dxa"/>
+              <w:end w:w="120" w:type="dxa"/>
+            </w:tcMar>
+          </w:tcPr>
+          <w:p>
+            <w:pPr>
+              <w:spacing w:before="40" w:after="40" w:line="276" w:lineRule="auto"/>
+              <w:jc w:val="left"/>
+            </w:pPr>
+            <w:r/>
+            <w:r>
+              <w:rPr>
+                <w:rFonts w:ascii="Microsoft YaHei" w:hAnsi="Microsoft YaHei" w:eastAsia="Microsoft YaHei"/>
+                <w:b w:val="0"/>
+                <w:i w:val="0"/>
+                <w:color w:val="24364B"/>
+                <w:sz w:val="17"/>
+              </w:rPr>
+            </w:r>
+          </w:p>
+        </w:tc>
+      </w:tr>
+      <w:tr>
+        <w:trPr>
+          <w:cantSplit/>
+        </w:trPr>
+        <w:tc>
+          <w:tcPr>
+            <w:tcW w:type="dxa" w:w="1215"/>
+            <w:shd w:fill="EDF5FF"/>
+            <w:vAlign w:val="center"/>
+            <w:tcMar>
+              <w:top w:w="80" w:type="dxa"/>
+              <w:start w:w="120" w:type="dxa"/>
+              <w:bottom w:w="80" w:type="dxa"/>
+              <w:end w:w="120" w:type="dxa"/>
+            </w:tcMar>
+          </w:tcPr>
+          <w:p>
+            <w:pPr>
+              <w:spacing w:before="40" w:after="40" w:line="276" w:lineRule="auto"/>
+              <w:jc w:val="center"/>
+            </w:pPr>
+            <w:r/>
+            <w:r>
+              <w:rPr>
+                <w:rFonts w:ascii="Microsoft YaHei" w:hAnsi="Microsoft YaHei" w:eastAsia="Microsoft YaHei"/>
+                <w:b/>
+                <w:i w:val="0"/>
+                <w:color w:val="17365D"/>
+                <w:sz w:val="17"/>
+              </w:rPr>
+              <w:t>归档位置</w:t>
+            </w:r>
+          </w:p>
+        </w:tc>
+        <w:tc>
+          <w:tcPr>
+            <w:tcW w:type="dxa" w:w="2510"/>
+            <w:shd w:fill="FFF9E8"/>
+            <w:vAlign w:val="center"/>
+            <w:tcMar>
+              <w:top w:w="80" w:type="dxa"/>
+              <w:start w:w="120" w:type="dxa"/>
+              <w:bottom w:w="80" w:type="dxa"/>
+              <w:end w:w="120" w:type="dxa"/>
+            </w:tcMar>
+          </w:tcPr>
+          <w:p>
+            <w:pPr>
+              <w:spacing w:before="40" w:after="40" w:line="276" w:lineRule="auto"/>
+              <w:jc w:val="left"/>
+            </w:pPr>
+            <w:r/>
+            <w:r>
+              <w:rPr>
+                <w:rFonts w:ascii="Microsoft YaHei" w:hAnsi="Microsoft YaHei" w:eastAsia="Microsoft YaHei"/>
+                <w:b w:val="0"/>
+                <w:i w:val="0"/>
+                <w:color w:val="24364B"/>
+                <w:sz w:val="17"/>
+              </w:rPr>
+            </w:r>
+          </w:p>
+        </w:tc>
+        <w:tc>
+          <w:tcPr>
+            <w:tcW w:type="dxa" w:w="1215"/>
+            <w:shd w:fill="EDF5FF"/>
+            <w:vAlign w:val="center"/>
+            <w:tcMar>
+              <w:top w:w="80" w:type="dxa"/>
+              <w:start w:w="120" w:type="dxa"/>
+              <w:bottom w:w="80" w:type="dxa"/>
+              <w:end w:w="120" w:type="dxa"/>
+            </w:tcMar>
+          </w:tcPr>
+          <w:p>
+            <w:pPr>
+              <w:spacing w:before="40" w:after="40" w:line="276" w:lineRule="auto"/>
+              <w:jc w:val="center"/>
+            </w:pPr>
+            <w:r/>
+            <w:r>
+              <w:rPr>
+                <w:rFonts w:ascii="Microsoft YaHei" w:hAnsi="Microsoft YaHei" w:eastAsia="Microsoft YaHei"/>
+                <w:b/>
+                <w:i w:val="0"/>
+                <w:color w:val="17365D"/>
+                <w:sz w:val="17"/>
+              </w:rPr>
+              <w:t>附件数量</w:t>
+            </w:r>
+          </w:p>
+        </w:tc>
+        <w:tc>
+          <w:tcPr>
+            <w:tcW w:type="dxa" w:w="2510"/>
+            <w:shd w:fill="FFF9E8"/>
+            <w:vAlign w:val="center"/>
+            <w:tcMar>
+              <w:top w:w="80" w:type="dxa"/>
+              <w:start w:w="120" w:type="dxa"/>
+              <w:bottom w:w="80" w:type="dxa"/>
+              <w:end w:w="120" w:type="dxa"/>
+            </w:tcMar>
+          </w:tcPr>
+          <w:p>
+            <w:pPr>
+              <w:spacing w:before="40" w:after="40" w:line="276" w:lineRule="auto"/>
+              <w:jc w:val="left"/>
+            </w:pPr>
+            <w:r/>
+            <w:r>
+              <w:rPr>
+                <w:rFonts w:ascii="Microsoft YaHei" w:hAnsi="Microsoft YaHei" w:eastAsia="Microsoft YaHei"/>
+                <w:b w:val="0"/>
+                <w:i w:val="0"/>
+                <w:color w:val="24364B"/>
+                <w:sz w:val="17"/>
+              </w:rPr>
+            </w:r>
+          </w:p>
+        </w:tc>
+        <w:tc>
+          <w:tcPr>
+            <w:tcW w:type="dxa" w:w="1215"/>
+            <w:shd w:fill="EDF5FF"/>
+            <w:vAlign w:val="center"/>
+            <w:tcMar>
+              <w:top w:w="80" w:type="dxa"/>
+              <w:start w:w="120" w:type="dxa"/>
+              <w:bottom w:w="80" w:type="dxa"/>
+              <w:end w:w="120" w:type="dxa"/>
+            </w:tcMar>
+          </w:tcPr>
+          <w:p>
+            <w:pPr>
+              <w:spacing w:before="40" w:after="40" w:line="276" w:lineRule="auto"/>
+              <w:jc w:val="center"/>
+            </w:pPr>
+            <w:r/>
+            <w:r>
+              <w:rPr>
+                <w:rFonts w:ascii="Microsoft YaHei" w:hAnsi="Microsoft YaHei" w:eastAsia="Microsoft YaHei"/>
+                <w:b/>
+                <w:i w:val="0"/>
+                <w:color w:val="17365D"/>
+                <w:sz w:val="17"/>
+              </w:rPr>
+              <w:t>复核人</w:t>
+            </w:r>
+          </w:p>
+        </w:tc>
+        <w:tc>
+          <w:tcPr>
+            <w:tcW w:type="dxa" w:w="2510"/>
+            <w:shd w:fill="FFF9E8"/>
+            <w:vAlign w:val="center"/>
+            <w:tcMar>
+              <w:top w:w="80" w:type="dxa"/>
+              <w:start w:w="120" w:type="dxa"/>
+              <w:bottom w:w="80" w:type="dxa"/>
+              <w:end w:w="120" w:type="dxa"/>
+            </w:tcMar>
+          </w:tcPr>
+          <w:p>
+            <w:pPr>
+              <w:spacing w:before="40" w:after="40" w:line="276" w:lineRule="auto"/>
+              <w:jc w:val="left"/>
+            </w:pPr>
+            <w:r/>
+            <w:r>
+              <w:rPr>
+                <w:rFonts w:ascii="Microsoft YaHei" w:hAnsi="Microsoft YaHei" w:eastAsia="Microsoft YaHei"/>
+                <w:b w:val="0"/>
+                <w:i w:val="0"/>
+                <w:color w:val="24364B"/>
+                <w:sz w:val="17"/>
+              </w:rPr>
+            </w:r>
+          </w:p>
+        </w:tc>
+        <w:tc>
+          <w:tcPr>
+            <w:tcW w:type="dxa" w:w="1215"/>
+            <w:shd w:fill="EDF5FF"/>
+            <w:vAlign w:val="center"/>
+            <w:tcMar>
+              <w:top w:w="80" w:type="dxa"/>
+              <w:start w:w="120" w:type="dxa"/>
+              <w:bottom w:w="80" w:type="dxa"/>
+              <w:end w:w="120" w:type="dxa"/>
+            </w:tcMar>
+          </w:tcPr>
+          <w:p>
+            <w:pPr>
+              <w:spacing w:before="40" w:after="40" w:line="276" w:lineRule="auto"/>
+              <w:jc w:val="center"/>
+            </w:pPr>
+            <w:r/>
+            <w:r>
+              <w:rPr>
+                <w:rFonts w:ascii="Microsoft YaHei" w:hAnsi="Microsoft YaHei" w:eastAsia="Microsoft YaHei"/>
+                <w:b/>
+                <w:i w:val="0"/>
+                <w:color w:val="17365D"/>
+                <w:sz w:val="17"/>
+              </w:rPr>
+              <w:t>复核日期</w:t>
+            </w:r>
+          </w:p>
+        </w:tc>
+        <w:tc>
+          <w:tcPr>
+            <w:tcW w:type="dxa" w:w="2510"/>
+            <w:shd w:fill="FFF9E8"/>
+            <w:vAlign w:val="center"/>
+            <w:tcMar>
+              <w:top w:w="80" w:type="dxa"/>
+              <w:start w:w="120" w:type="dxa"/>
+              <w:bottom w:w="80" w:type="dxa"/>
+              <w:end w:w="120" w:type="dxa"/>
+            </w:tcMar>
+          </w:tcPr>
+          <w:p>
+            <w:pPr>
+              <w:spacing w:before="40" w:after="40" w:line="276" w:lineRule="auto"/>
+              <w:jc w:val="left"/>
+            </w:pPr>
+            <w:r/>
+            <w:r>
+              <w:rPr>
+                <w:rFonts w:ascii="Microsoft YaHei" w:hAnsi="Microsoft YaHei" w:eastAsia="Microsoft YaHei"/>
+                <w:b w:val="0"/>
+                <w:i w:val="0"/>
+                <w:color w:val="24364B"/>
+                <w:sz w:val="17"/>
+              </w:rPr>
+            </w:r>
+          </w:p>
+        </w:tc>
+      </w:tr>
+    </w:tbl>
+    <w:p>
+      <w:pPr>
+        <w:pStyle w:val="Heading2"/>
+        <w:keepNext/>
+      </w:pPr>
+      <w:r>
+        <w:rPr>
+          <w:rFonts w:ascii="Microsoft YaHei" w:hAnsi="Microsoft YaHei" w:eastAsia="Microsoft YaHei"/>
+          <w:b/>
+          <w:i w:val="0"/>
+          <w:color w:val="1769E0"/>
+          <w:sz w:val="26"/>
+        </w:rPr>
+        <w:t>二、明细记录</w:t>
+      </w:r>
+    </w:p>
+    <w:tbl>
+      <w:tblPr>
+        <w:tblStyle w:val="TableGrid"/>
+        <w:tblW w:type="dxa" w:w="14900"/>
+        <w:tblLayout w:type="fixed"/>
+        <w:tblLook w:firstColumn="1" w:firstRow="1" w:lastColumn="0" w:lastRow="0" w:noHBand="0" w:noVBand="1" w:val="04A0"/>
+        <w:jc w:val="left"/>
+        <w:tblInd w:w="120" w:type="dxa"/>
+        <w:tblBorders>
+          <w:top w:val="single" w:sz="5" w:color="C8D8EA"/>
+          <w:left w:val="single" w:sz="5" w:color="C8D8EA"/>
+          <w:bottom w:val="single" w:sz="5" w:color="C8D8EA"/>
+          <w:right w:val="single" w:sz="5" w:color="C8D8EA"/>
+          <w:insideH w:val="single" w:sz="5" w:color="C8D8EA"/>
+          <w:insideV w:val="single" w:sz="5" w:color="C8D8EA"/>
+        </w:tblBorders>
+      </w:tblPr>
+      <w:tblGrid>
+        <w:gridCol w:w="713"/>
+        <w:gridCol w:w="1902"/>
+        <w:gridCol w:w="2140"/>
+        <w:gridCol w:w="2695"/>
+        <w:gridCol w:w="1981"/>
+        <w:gridCol w:w="1902"/>
+        <w:gridCol w:w="1110"/>
+        <w:gridCol w:w="1268"/>
+        <w:gridCol w:w="1189"/>
+      </w:tblGrid>
+      <w:tr>
+        <w:trPr>
+          <w:cantSplit/>
+          <w:tblHeader w:val="true"/>
+          <w:cantSplit/>
+          <w:cantSplit/>
+          <w:cantSplit/>
+          <w:cantSplit/>
+          <w:cantSplit/>
+          <w:cantSplit/>
+          <w:cantSplit/>
+          <w:cantSplit/>
+          <w:cantSplit/>
+        </w:trPr>
+        <w:tc>
+          <w:tcPr>
+            <w:tcW w:type="dxa" w:w="713"/>
+            <w:shd w:fill="1769E0"/>
+            <w:vAlign w:val="center"/>
+            <w:tcMar>
+              <w:top w:w="80" w:type="dxa"/>
+              <w:start w:w="120" w:type="dxa"/>
+              <w:bottom w:w="80" w:type="dxa"/>
+              <w:end w:w="120" w:type="dxa"/>
+            </w:tcMar>
+          </w:tcPr>
+          <w:p>
+            <w:pPr>
+              <w:spacing w:before="40" w:after="40" w:line="276" w:lineRule="auto"/>
+              <w:jc w:val="center"/>
+            </w:pPr>
+            <w:r/>
+            <w:r>
+              <w:rPr>
+                <w:rFonts w:ascii="Microsoft YaHei" w:hAnsi="Microsoft YaHei" w:eastAsia="Microsoft YaHei"/>
+                <w:b/>
+                <w:i w:val="0"/>
+                <w:color w:val="FFFFFF"/>
+                <w:sz w:val="17"/>
               </w:rPr>
               <w:t>序号</w:t>
             </w:r>
@@ -174,41 +1237,119 @@
         </w:tc>
         <w:tc>
           <w:tcPr>
-            <w:tcW w:type="dxa" w:w="1152"/>
-            <w:shd w:fill="DCEBFA"/>
+            <w:tcW w:type="dxa" w:w="1902"/>
+            <w:shd w:fill="17365D"/>
+            <w:vAlign w:val="center"/>
+            <w:tcMar>
+              <w:top w:w="80" w:type="dxa"/>
+              <w:start w:w="120" w:type="dxa"/>
+              <w:bottom w:w="80" w:type="dxa"/>
+              <w:end w:w="120" w:type="dxa"/>
+            </w:tcMar>
           </w:tcPr>
           <w:p>
+            <w:pPr>
+              <w:spacing w:before="40" w:after="40" w:line="276" w:lineRule="auto"/>
+              <w:jc w:val="center"/>
+            </w:pPr>
+            <w:r/>
             <w:r>
               <w:rPr>
+                <w:rFonts w:ascii="Microsoft YaHei" w:hAnsi="Microsoft YaHei" w:eastAsia="Microsoft YaHei"/>
                 <w:b/>
+                <w:i w:val="0"/>
+                <w:color w:val="FFFFFF"/>
+                <w:sz w:val="17"/>
               </w:rPr>
-              <w:t>测试场景</w:t>
+              <w:t>业务场景</w:t>
             </w:r>
           </w:p>
         </w:tc>
         <w:tc>
           <w:tcPr>
-            <w:tcW w:type="dxa" w:w="1152"/>
-            <w:shd w:fill="DCEBFA"/>
+            <w:tcW w:type="dxa" w:w="2140"/>
+            <w:shd w:fill="17365D"/>
+            <w:vAlign w:val="center"/>
+            <w:tcMar>
+              <w:top w:w="80" w:type="dxa"/>
+              <w:start w:w="120" w:type="dxa"/>
+              <w:bottom w:w="80" w:type="dxa"/>
+              <w:end w:w="120" w:type="dxa"/>
+            </w:tcMar>
           </w:tcPr>
           <w:p>
+            <w:pPr>
+              <w:spacing w:before="40" w:after="40" w:line="276" w:lineRule="auto"/>
+              <w:jc w:val="center"/>
+            </w:pPr>
+            <w:r/>
             <w:r>
               <w:rPr>
+                <w:rFonts w:ascii="Microsoft YaHei" w:hAnsi="Microsoft YaHei" w:eastAsia="Microsoft YaHei"/>
                 <w:b/>
+                <w:i w:val="0"/>
+                <w:color w:val="FFFFFF"/>
+                <w:sz w:val="17"/>
               </w:rPr>
-              <w:t>测试步骤/数据</w:t>
+              <w:t>前置条件/数据</w:t>
             </w:r>
           </w:p>
         </w:tc>
         <w:tc>
           <w:tcPr>
-            <w:tcW w:type="dxa" w:w="1152"/>
-            <w:shd w:fill="DCEBFA"/>
+            <w:tcW w:type="dxa" w:w="2695"/>
+            <w:shd w:fill="17365D"/>
+            <w:vAlign w:val="center"/>
+            <w:tcMar>
+              <w:top w:w="80" w:type="dxa"/>
+              <w:start w:w="120" w:type="dxa"/>
+              <w:bottom w:w="80" w:type="dxa"/>
+              <w:end w:w="120" w:type="dxa"/>
+            </w:tcMar>
           </w:tcPr>
           <w:p>
+            <w:pPr>
+              <w:spacing w:before="40" w:after="40" w:line="276" w:lineRule="auto"/>
+              <w:jc w:val="center"/>
+            </w:pPr>
+            <w:r/>
             <w:r>
               <w:rPr>
+                <w:rFonts w:ascii="Microsoft YaHei" w:hAnsi="Microsoft YaHei" w:eastAsia="Microsoft YaHei"/>
                 <w:b/>
+                <w:i w:val="0"/>
+                <w:color w:val="FFFFFF"/>
+                <w:sz w:val="17"/>
+              </w:rPr>
+              <w:t>测试步骤</w:t>
+            </w:r>
+          </w:p>
+        </w:tc>
+        <w:tc>
+          <w:tcPr>
+            <w:tcW w:type="dxa" w:w="1981"/>
+            <w:shd w:fill="17365D"/>
+            <w:vAlign w:val="center"/>
+            <w:tcMar>
+              <w:top w:w="80" w:type="dxa"/>
+              <w:start w:w="120" w:type="dxa"/>
+              <w:bottom w:w="80" w:type="dxa"/>
+              <w:end w:w="120" w:type="dxa"/>
+            </w:tcMar>
+          </w:tcPr>
+          <w:p>
+            <w:pPr>
+              <w:spacing w:before="40" w:after="40" w:line="276" w:lineRule="auto"/>
+              <w:jc w:val="center"/>
+            </w:pPr>
+            <w:r/>
+            <w:r>
+              <w:rPr>
+                <w:rFonts w:ascii="Microsoft YaHei" w:hAnsi="Microsoft YaHei" w:eastAsia="Microsoft YaHei"/>
+                <w:b/>
+                <w:i w:val="0"/>
+                <w:color w:val="FFFFFF"/>
+                <w:sz w:val="17"/>
               </w:rPr>
               <w:t>预期结果</w:t>
             </w:r>
@@ -216,13 +1357,29 @@
         </w:tc>
         <w:tc>
           <w:tcPr>
-            <w:tcW w:type="dxa" w:w="1152"/>
-            <w:shd w:fill="DCEBFA"/>
+            <w:tcW w:type="dxa" w:w="1902"/>
+            <w:shd w:fill="17365D"/>
+            <w:vAlign w:val="center"/>
+            <w:tcMar>
+              <w:top w:w="80" w:type="dxa"/>
+              <w:start w:w="120" w:type="dxa"/>
+              <w:bottom w:w="80" w:type="dxa"/>
+              <w:end w:w="120" w:type="dxa"/>
+            </w:tcMar>
           </w:tcPr>
           <w:p>
+            <w:pPr>
+              <w:spacing w:before="40" w:after="40" w:line="276" w:lineRule="auto"/>
+              <w:jc w:val="center"/>
+            </w:pPr>
+            <w:r/>
             <w:r>
               <w:rPr>
+                <w:rFonts w:ascii="Microsoft YaHei" w:hAnsi="Microsoft YaHei" w:eastAsia="Microsoft YaHei"/>
                 <w:b/>
+                <w:i w:val="0"/>
+                <w:color w:val="FFFFFF"/>
+                <w:sz w:val="17"/>
               </w:rPr>
               <w:t>实际结果</w:t>
             </w:r>
@@ -230,27 +1387,59 @@
         </w:tc>
         <w:tc>
           <w:tcPr>
-            <w:tcW w:type="dxa" w:w="1152"/>
-            <w:shd w:fill="DCEBFA"/>
+            <w:tcW w:type="dxa" w:w="1110"/>
+            <w:shd w:fill="17365D"/>
+            <w:vAlign w:val="center"/>
+            <w:tcMar>
+              <w:top w:w="80" w:type="dxa"/>
+              <w:start w:w="120" w:type="dxa"/>
+              <w:bottom w:w="80" w:type="dxa"/>
+              <w:end w:w="120" w:type="dxa"/>
+            </w:tcMar>
           </w:tcPr>
           <w:p>
+            <w:pPr>
+              <w:spacing w:before="40" w:after="40" w:line="276" w:lineRule="auto"/>
+              <w:jc w:val="center"/>
+            </w:pPr>
+            <w:r/>
             <w:r>
               <w:rPr>
+                <w:rFonts w:ascii="Microsoft YaHei" w:hAnsi="Microsoft YaHei" w:eastAsia="Microsoft YaHei"/>
                 <w:b/>
+                <w:i w:val="0"/>
+                <w:color w:val="FFFFFF"/>
+                <w:sz w:val="17"/>
               </w:rPr>
-              <w:t>是否通过</w:t>
+              <w:t>结论</w:t>
             </w:r>
           </w:p>
         </w:tc>
         <w:tc>
           <w:tcPr>
-            <w:tcW w:type="dxa" w:w="1152"/>
-            <w:shd w:fill="DCEBFA"/>
+            <w:tcW w:type="dxa" w:w="1268"/>
+            <w:shd w:fill="17365D"/>
+            <w:vAlign w:val="center"/>
+            <w:tcMar>
+              <w:top w:w="80" w:type="dxa"/>
+              <w:start w:w="120" w:type="dxa"/>
+              <w:bottom w:w="80" w:type="dxa"/>
+              <w:end w:w="120" w:type="dxa"/>
+            </w:tcMar>
           </w:tcPr>
           <w:p>
+            <w:pPr>
+              <w:spacing w:before="40" w:after="40" w:line="276" w:lineRule="auto"/>
+              <w:jc w:val="center"/>
+            </w:pPr>
+            <w:r/>
             <w:r>
               <w:rPr>
+                <w:rFonts w:ascii="Microsoft YaHei" w:hAnsi="Microsoft YaHei" w:eastAsia="Microsoft YaHei"/>
                 <w:b/>
+                <w:i w:val="0"/>
+                <w:color w:val="FFFFFF"/>
+                <w:sz w:val="17"/>
               </w:rPr>
               <w:t>问题编号</w:t>
             </w:r>
@@ -258,27 +1447,3417 @@
         </w:tc>
         <w:tc>
           <w:tcPr>
-            <w:tcW w:type="dxa" w:w="1152"/>
-            <w:shd w:fill="DCEBFA"/>
+            <w:tcW w:type="dxa" w:w="1189"/>
+            <w:shd w:fill="17365D"/>
+            <w:vAlign w:val="center"/>
+            <w:tcMar>
+              <w:top w:w="80" w:type="dxa"/>
+              <w:start w:w="120" w:type="dxa"/>
+              <w:bottom w:w="80" w:type="dxa"/>
+              <w:end w:w="120" w:type="dxa"/>
+            </w:tcMar>
           </w:tcPr>
           <w:p>
+            <w:pPr>
+              <w:spacing w:before="40" w:after="40" w:line="276" w:lineRule="auto"/>
+              <w:jc w:val="center"/>
+            </w:pPr>
+            <w:r/>
             <w:r>
               <w:rPr>
+                <w:rFonts w:ascii="Microsoft YaHei" w:hAnsi="Microsoft YaHei" w:eastAsia="Microsoft YaHei"/>
                 <w:b/>
+                <w:i w:val="0"/>
+                <w:color w:val="FFFFFF"/>
+                <w:sz w:val="17"/>
               </w:rPr>
               <w:t>测试人</w:t>
             </w:r>
           </w:p>
         </w:tc>
+      </w:tr>
+      <w:tr>
+        <w:trPr>
+          <w:cantSplit/>
+          <w:cantSplit/>
+          <w:cantSplit/>
+          <w:cantSplit/>
+          <w:cantSplit/>
+          <w:cantSplit/>
+          <w:cantSplit/>
+          <w:cantSplit/>
+          <w:cantSplit/>
+          <w:cantSplit/>
+        </w:trPr>
         <w:tc>
           <w:tcPr>
-            <w:tcW w:type="dxa" w:w="1152"/>
-            <w:shd w:fill="DCEBFA"/>
+            <w:tcW w:type="dxa" w:w="713"/>
+            <w:shd w:fill="FFFFFF"/>
+            <w:vAlign w:val="center"/>
+            <w:tcMar>
+              <w:top w:w="80" w:type="dxa"/>
+              <w:start w:w="120" w:type="dxa"/>
+              <w:bottom w:w="80" w:type="dxa"/>
+              <w:end w:w="120" w:type="dxa"/>
+            </w:tcMar>
           </w:tcPr>
           <w:p>
+            <w:pPr>
+              <w:spacing w:before="40" w:after="40" w:line="276" w:lineRule="auto"/>
+              <w:jc w:val="center"/>
+            </w:pPr>
+            <w:r/>
             <w:r>
               <w:rPr>
+                <w:rFonts w:ascii="Microsoft YaHei" w:hAnsi="Microsoft YaHei" w:eastAsia="Microsoft YaHei"/>
+                <w:b w:val="0"/>
+                <w:i w:val="0"/>
+                <w:color w:val="667A90"/>
+                <w:sz w:val="17"/>
+              </w:rPr>
+              <w:t>1</w:t>
+            </w:r>
+          </w:p>
+        </w:tc>
+        <w:tc>
+          <w:tcPr>
+            <w:tcW w:type="dxa" w:w="1902"/>
+            <w:shd w:fill="FFF9E8"/>
+            <w:vAlign w:val="center"/>
+            <w:tcMar>
+              <w:top w:w="80" w:type="dxa"/>
+              <w:start w:w="120" w:type="dxa"/>
+              <w:bottom w:w="80" w:type="dxa"/>
+              <w:end w:w="120" w:type="dxa"/>
+            </w:tcMar>
+          </w:tcPr>
+          <w:p>
+            <w:pPr>
+              <w:spacing w:before="40" w:after="40" w:line="276" w:lineRule="auto"/>
+              <w:jc w:val="left"/>
+            </w:pPr>
+            <w:r/>
+            <w:r>
+              <w:rPr>
+                <w:rFonts w:ascii="Microsoft YaHei" w:hAnsi="Microsoft YaHei" w:eastAsia="Microsoft YaHei"/>
+                <w:b w:val="0"/>
+                <w:i w:val="0"/>
+                <w:color w:val="24364B"/>
+                <w:sz w:val="17"/>
+              </w:rPr>
+            </w:r>
+          </w:p>
+        </w:tc>
+        <w:tc>
+          <w:tcPr>
+            <w:tcW w:type="dxa" w:w="2140"/>
+            <w:shd w:fill="FFF9E8"/>
+            <w:vAlign w:val="center"/>
+            <w:tcMar>
+              <w:top w:w="80" w:type="dxa"/>
+              <w:start w:w="120" w:type="dxa"/>
+              <w:bottom w:w="80" w:type="dxa"/>
+              <w:end w:w="120" w:type="dxa"/>
+            </w:tcMar>
+          </w:tcPr>
+          <w:p>
+            <w:pPr>
+              <w:spacing w:before="40" w:after="40" w:line="276" w:lineRule="auto"/>
+              <w:jc w:val="left"/>
+            </w:pPr>
+            <w:r/>
+            <w:r>
+              <w:rPr>
+                <w:rFonts w:ascii="Microsoft YaHei" w:hAnsi="Microsoft YaHei" w:eastAsia="Microsoft YaHei"/>
+                <w:b w:val="0"/>
+                <w:i w:val="0"/>
+                <w:color w:val="24364B"/>
+                <w:sz w:val="17"/>
+              </w:rPr>
+            </w:r>
+          </w:p>
+        </w:tc>
+        <w:tc>
+          <w:tcPr>
+            <w:tcW w:type="dxa" w:w="2695"/>
+            <w:shd w:fill="FFF9E8"/>
+            <w:vAlign w:val="center"/>
+            <w:tcMar>
+              <w:top w:w="80" w:type="dxa"/>
+              <w:start w:w="120" w:type="dxa"/>
+              <w:bottom w:w="80" w:type="dxa"/>
+              <w:end w:w="120" w:type="dxa"/>
+            </w:tcMar>
+          </w:tcPr>
+          <w:p>
+            <w:pPr>
+              <w:spacing w:before="40" w:after="40" w:line="276" w:lineRule="auto"/>
+              <w:jc w:val="left"/>
+            </w:pPr>
+            <w:r/>
+            <w:r>
+              <w:rPr>
+                <w:rFonts w:ascii="Microsoft YaHei" w:hAnsi="Microsoft YaHei" w:eastAsia="Microsoft YaHei"/>
+                <w:b w:val="0"/>
+                <w:i w:val="0"/>
+                <w:color w:val="24364B"/>
+                <w:sz w:val="17"/>
+              </w:rPr>
+            </w:r>
+          </w:p>
+        </w:tc>
+        <w:tc>
+          <w:tcPr>
+            <w:tcW w:type="dxa" w:w="1981"/>
+            <w:shd w:fill="FFF9E8"/>
+            <w:vAlign w:val="center"/>
+            <w:tcMar>
+              <w:top w:w="80" w:type="dxa"/>
+              <w:start w:w="120" w:type="dxa"/>
+              <w:bottom w:w="80" w:type="dxa"/>
+              <w:end w:w="120" w:type="dxa"/>
+            </w:tcMar>
+          </w:tcPr>
+          <w:p>
+            <w:pPr>
+              <w:spacing w:before="40" w:after="40" w:line="276" w:lineRule="auto"/>
+              <w:jc w:val="left"/>
+            </w:pPr>
+            <w:r/>
+            <w:r>
+              <w:rPr>
+                <w:rFonts w:ascii="Microsoft YaHei" w:hAnsi="Microsoft YaHei" w:eastAsia="Microsoft YaHei"/>
+                <w:b w:val="0"/>
+                <w:i w:val="0"/>
+                <w:color w:val="24364B"/>
+                <w:sz w:val="17"/>
+              </w:rPr>
+            </w:r>
+          </w:p>
+        </w:tc>
+        <w:tc>
+          <w:tcPr>
+            <w:tcW w:type="dxa" w:w="1902"/>
+            <w:shd w:fill="FFF9E8"/>
+            <w:vAlign w:val="center"/>
+            <w:tcMar>
+              <w:top w:w="80" w:type="dxa"/>
+              <w:start w:w="120" w:type="dxa"/>
+              <w:bottom w:w="80" w:type="dxa"/>
+              <w:end w:w="120" w:type="dxa"/>
+            </w:tcMar>
+          </w:tcPr>
+          <w:p>
+            <w:pPr>
+              <w:spacing w:before="40" w:after="40" w:line="276" w:lineRule="auto"/>
+              <w:jc w:val="left"/>
+            </w:pPr>
+            <w:r/>
+            <w:r>
+              <w:rPr>
+                <w:rFonts w:ascii="Microsoft YaHei" w:hAnsi="Microsoft YaHei" w:eastAsia="Microsoft YaHei"/>
+                <w:b w:val="0"/>
+                <w:i w:val="0"/>
+                <w:color w:val="24364B"/>
+                <w:sz w:val="17"/>
+              </w:rPr>
+            </w:r>
+          </w:p>
+        </w:tc>
+        <w:tc>
+          <w:tcPr>
+            <w:tcW w:type="dxa" w:w="1110"/>
+            <w:shd w:fill="FFF9E8"/>
+            <w:vAlign w:val="center"/>
+            <w:tcMar>
+              <w:top w:w="80" w:type="dxa"/>
+              <w:start w:w="120" w:type="dxa"/>
+              <w:bottom w:w="80" w:type="dxa"/>
+              <w:end w:w="120" w:type="dxa"/>
+            </w:tcMar>
+          </w:tcPr>
+          <w:p>
+            <w:pPr>
+              <w:spacing w:before="40" w:after="40" w:line="276" w:lineRule="auto"/>
+              <w:jc w:val="left"/>
+            </w:pPr>
+            <w:r/>
+            <w:r>
+              <w:rPr>
+                <w:rFonts w:ascii="Microsoft YaHei" w:hAnsi="Microsoft YaHei" w:eastAsia="Microsoft YaHei"/>
+                <w:b w:val="0"/>
+                <w:i w:val="0"/>
+                <w:color w:val="24364B"/>
+                <w:sz w:val="17"/>
+              </w:rPr>
+            </w:r>
+          </w:p>
+        </w:tc>
+        <w:tc>
+          <w:tcPr>
+            <w:tcW w:type="dxa" w:w="1268"/>
+            <w:shd w:fill="FFF9E8"/>
+            <w:vAlign w:val="center"/>
+            <w:tcMar>
+              <w:top w:w="80" w:type="dxa"/>
+              <w:start w:w="120" w:type="dxa"/>
+              <w:bottom w:w="80" w:type="dxa"/>
+              <w:end w:w="120" w:type="dxa"/>
+            </w:tcMar>
+          </w:tcPr>
+          <w:p>
+            <w:pPr>
+              <w:spacing w:before="40" w:after="40" w:line="276" w:lineRule="auto"/>
+              <w:jc w:val="left"/>
+            </w:pPr>
+            <w:r/>
+            <w:r>
+              <w:rPr>
+                <w:rFonts w:ascii="Microsoft YaHei" w:hAnsi="Microsoft YaHei" w:eastAsia="Microsoft YaHei"/>
+                <w:b w:val="0"/>
+                <w:i w:val="0"/>
+                <w:color w:val="24364B"/>
+                <w:sz w:val="17"/>
+              </w:rPr>
+            </w:r>
+          </w:p>
+        </w:tc>
+        <w:tc>
+          <w:tcPr>
+            <w:tcW w:type="dxa" w:w="1189"/>
+            <w:shd w:fill="FFF9E8"/>
+            <w:vAlign w:val="center"/>
+            <w:tcMar>
+              <w:top w:w="80" w:type="dxa"/>
+              <w:start w:w="120" w:type="dxa"/>
+              <w:bottom w:w="80" w:type="dxa"/>
+              <w:end w:w="120" w:type="dxa"/>
+            </w:tcMar>
+          </w:tcPr>
+          <w:p>
+            <w:pPr>
+              <w:spacing w:before="40" w:after="40" w:line="276" w:lineRule="auto"/>
+              <w:jc w:val="left"/>
+            </w:pPr>
+            <w:r/>
+            <w:r>
+              <w:rPr>
+                <w:rFonts w:ascii="Microsoft YaHei" w:hAnsi="Microsoft YaHei" w:eastAsia="Microsoft YaHei"/>
+                <w:b w:val="0"/>
+                <w:i w:val="0"/>
+                <w:color w:val="24364B"/>
+                <w:sz w:val="17"/>
+              </w:rPr>
+            </w:r>
+          </w:p>
+        </w:tc>
+      </w:tr>
+      <w:tr>
+        <w:trPr>
+          <w:cantSplit/>
+          <w:cantSplit/>
+          <w:cantSplit/>
+          <w:cantSplit/>
+          <w:cantSplit/>
+          <w:cantSplit/>
+          <w:cantSplit/>
+          <w:cantSplit/>
+          <w:cantSplit/>
+        </w:trPr>
+        <w:tc>
+          <w:tcPr>
+            <w:tcW w:type="dxa" w:w="713"/>
+            <w:shd w:fill="FFFFFF"/>
+            <w:vAlign w:val="center"/>
+            <w:tcMar>
+              <w:top w:w="80" w:type="dxa"/>
+              <w:start w:w="120" w:type="dxa"/>
+              <w:bottom w:w="80" w:type="dxa"/>
+              <w:end w:w="120" w:type="dxa"/>
+            </w:tcMar>
+          </w:tcPr>
+          <w:p>
+            <w:pPr>
+              <w:spacing w:before="40" w:after="40" w:line="276" w:lineRule="auto"/>
+              <w:jc w:val="center"/>
+            </w:pPr>
+            <w:r/>
+            <w:r>
+              <w:rPr>
+                <w:rFonts w:ascii="Microsoft YaHei" w:hAnsi="Microsoft YaHei" w:eastAsia="Microsoft YaHei"/>
+                <w:b w:val="0"/>
+                <w:i w:val="0"/>
+                <w:color w:val="667A90"/>
+                <w:sz w:val="17"/>
+              </w:rPr>
+              <w:t>2</w:t>
+            </w:r>
+          </w:p>
+        </w:tc>
+        <w:tc>
+          <w:tcPr>
+            <w:tcW w:type="dxa" w:w="1902"/>
+            <w:shd w:fill="FFF9E8"/>
+            <w:vAlign w:val="center"/>
+            <w:tcMar>
+              <w:top w:w="80" w:type="dxa"/>
+              <w:start w:w="120" w:type="dxa"/>
+              <w:bottom w:w="80" w:type="dxa"/>
+              <w:end w:w="120" w:type="dxa"/>
+            </w:tcMar>
+          </w:tcPr>
+          <w:p>
+            <w:pPr>
+              <w:spacing w:before="40" w:after="40" w:line="276" w:lineRule="auto"/>
+              <w:jc w:val="left"/>
+            </w:pPr>
+            <w:r/>
+            <w:r>
+              <w:rPr>
+                <w:rFonts w:ascii="Microsoft YaHei" w:hAnsi="Microsoft YaHei" w:eastAsia="Microsoft YaHei"/>
+                <w:b w:val="0"/>
+                <w:i w:val="0"/>
+                <w:color w:val="24364B"/>
+                <w:sz w:val="17"/>
+              </w:rPr>
+            </w:r>
+          </w:p>
+        </w:tc>
+        <w:tc>
+          <w:tcPr>
+            <w:tcW w:type="dxa" w:w="2140"/>
+            <w:shd w:fill="FFF9E8"/>
+            <w:vAlign w:val="center"/>
+            <w:tcMar>
+              <w:top w:w="80" w:type="dxa"/>
+              <w:start w:w="120" w:type="dxa"/>
+              <w:bottom w:w="80" w:type="dxa"/>
+              <w:end w:w="120" w:type="dxa"/>
+            </w:tcMar>
+          </w:tcPr>
+          <w:p>
+            <w:pPr>
+              <w:spacing w:before="40" w:after="40" w:line="276" w:lineRule="auto"/>
+              <w:jc w:val="left"/>
+            </w:pPr>
+            <w:r/>
+            <w:r>
+              <w:rPr>
+                <w:rFonts w:ascii="Microsoft YaHei" w:hAnsi="Microsoft YaHei" w:eastAsia="Microsoft YaHei"/>
+                <w:b w:val="0"/>
+                <w:i w:val="0"/>
+                <w:color w:val="24364B"/>
+                <w:sz w:val="17"/>
+              </w:rPr>
+            </w:r>
+          </w:p>
+        </w:tc>
+        <w:tc>
+          <w:tcPr>
+            <w:tcW w:type="dxa" w:w="2695"/>
+            <w:shd w:fill="FFF9E8"/>
+            <w:vAlign w:val="center"/>
+            <w:tcMar>
+              <w:top w:w="80" w:type="dxa"/>
+              <w:start w:w="120" w:type="dxa"/>
+              <w:bottom w:w="80" w:type="dxa"/>
+              <w:end w:w="120" w:type="dxa"/>
+            </w:tcMar>
+          </w:tcPr>
+          <w:p>
+            <w:pPr>
+              <w:spacing w:before="40" w:after="40" w:line="276" w:lineRule="auto"/>
+              <w:jc w:val="left"/>
+            </w:pPr>
+            <w:r/>
+            <w:r>
+              <w:rPr>
+                <w:rFonts w:ascii="Microsoft YaHei" w:hAnsi="Microsoft YaHei" w:eastAsia="Microsoft YaHei"/>
+                <w:b w:val="0"/>
+                <w:i w:val="0"/>
+                <w:color w:val="24364B"/>
+                <w:sz w:val="17"/>
+              </w:rPr>
+            </w:r>
+          </w:p>
+        </w:tc>
+        <w:tc>
+          <w:tcPr>
+            <w:tcW w:type="dxa" w:w="1981"/>
+            <w:shd w:fill="FFF9E8"/>
+            <w:vAlign w:val="center"/>
+            <w:tcMar>
+              <w:top w:w="80" w:type="dxa"/>
+              <w:start w:w="120" w:type="dxa"/>
+              <w:bottom w:w="80" w:type="dxa"/>
+              <w:end w:w="120" w:type="dxa"/>
+            </w:tcMar>
+          </w:tcPr>
+          <w:p>
+            <w:pPr>
+              <w:spacing w:before="40" w:after="40" w:line="276" w:lineRule="auto"/>
+              <w:jc w:val="left"/>
+            </w:pPr>
+            <w:r/>
+            <w:r>
+              <w:rPr>
+                <w:rFonts w:ascii="Microsoft YaHei" w:hAnsi="Microsoft YaHei" w:eastAsia="Microsoft YaHei"/>
+                <w:b w:val="0"/>
+                <w:i w:val="0"/>
+                <w:color w:val="24364B"/>
+                <w:sz w:val="17"/>
+              </w:rPr>
+            </w:r>
+          </w:p>
+        </w:tc>
+        <w:tc>
+          <w:tcPr>
+            <w:tcW w:type="dxa" w:w="1902"/>
+            <w:shd w:fill="FFF9E8"/>
+            <w:vAlign w:val="center"/>
+            <w:tcMar>
+              <w:top w:w="80" w:type="dxa"/>
+              <w:start w:w="120" w:type="dxa"/>
+              <w:bottom w:w="80" w:type="dxa"/>
+              <w:end w:w="120" w:type="dxa"/>
+            </w:tcMar>
+          </w:tcPr>
+          <w:p>
+            <w:pPr>
+              <w:spacing w:before="40" w:after="40" w:line="276" w:lineRule="auto"/>
+              <w:jc w:val="left"/>
+            </w:pPr>
+            <w:r/>
+            <w:r>
+              <w:rPr>
+                <w:rFonts w:ascii="Microsoft YaHei" w:hAnsi="Microsoft YaHei" w:eastAsia="Microsoft YaHei"/>
+                <w:b w:val="0"/>
+                <w:i w:val="0"/>
+                <w:color w:val="24364B"/>
+                <w:sz w:val="17"/>
+              </w:rPr>
+            </w:r>
+          </w:p>
+        </w:tc>
+        <w:tc>
+          <w:tcPr>
+            <w:tcW w:type="dxa" w:w="1110"/>
+            <w:shd w:fill="FFF9E8"/>
+            <w:vAlign w:val="center"/>
+            <w:tcMar>
+              <w:top w:w="80" w:type="dxa"/>
+              <w:start w:w="120" w:type="dxa"/>
+              <w:bottom w:w="80" w:type="dxa"/>
+              <w:end w:w="120" w:type="dxa"/>
+            </w:tcMar>
+          </w:tcPr>
+          <w:p>
+            <w:pPr>
+              <w:spacing w:before="40" w:after="40" w:line="276" w:lineRule="auto"/>
+              <w:jc w:val="left"/>
+            </w:pPr>
+            <w:r/>
+            <w:r>
+              <w:rPr>
+                <w:rFonts w:ascii="Microsoft YaHei" w:hAnsi="Microsoft YaHei" w:eastAsia="Microsoft YaHei"/>
+                <w:b w:val="0"/>
+                <w:i w:val="0"/>
+                <w:color w:val="24364B"/>
+                <w:sz w:val="17"/>
+              </w:rPr>
+            </w:r>
+          </w:p>
+        </w:tc>
+        <w:tc>
+          <w:tcPr>
+            <w:tcW w:type="dxa" w:w="1268"/>
+            <w:shd w:fill="FFF9E8"/>
+            <w:vAlign w:val="center"/>
+            <w:tcMar>
+              <w:top w:w="80" w:type="dxa"/>
+              <w:start w:w="120" w:type="dxa"/>
+              <w:bottom w:w="80" w:type="dxa"/>
+              <w:end w:w="120" w:type="dxa"/>
+            </w:tcMar>
+          </w:tcPr>
+          <w:p>
+            <w:pPr>
+              <w:spacing w:before="40" w:after="40" w:line="276" w:lineRule="auto"/>
+              <w:jc w:val="left"/>
+            </w:pPr>
+            <w:r/>
+            <w:r>
+              <w:rPr>
+                <w:rFonts w:ascii="Microsoft YaHei" w:hAnsi="Microsoft YaHei" w:eastAsia="Microsoft YaHei"/>
+                <w:b w:val="0"/>
+                <w:i w:val="0"/>
+                <w:color w:val="24364B"/>
+                <w:sz w:val="17"/>
+              </w:rPr>
+            </w:r>
+          </w:p>
+        </w:tc>
+        <w:tc>
+          <w:tcPr>
+            <w:tcW w:type="dxa" w:w="1189"/>
+            <w:shd w:fill="FFF9E8"/>
+            <w:vAlign w:val="center"/>
+            <w:tcMar>
+              <w:top w:w="80" w:type="dxa"/>
+              <w:start w:w="120" w:type="dxa"/>
+              <w:bottom w:w="80" w:type="dxa"/>
+              <w:end w:w="120" w:type="dxa"/>
+            </w:tcMar>
+          </w:tcPr>
+          <w:p>
+            <w:pPr>
+              <w:spacing w:before="40" w:after="40" w:line="276" w:lineRule="auto"/>
+              <w:jc w:val="left"/>
+            </w:pPr>
+            <w:r/>
+            <w:r>
+              <w:rPr>
+                <w:rFonts w:ascii="Microsoft YaHei" w:hAnsi="Microsoft YaHei" w:eastAsia="Microsoft YaHei"/>
+                <w:b w:val="0"/>
+                <w:i w:val="0"/>
+                <w:color w:val="24364B"/>
+                <w:sz w:val="17"/>
+              </w:rPr>
+            </w:r>
+          </w:p>
+        </w:tc>
+      </w:tr>
+      <w:tr>
+        <w:trPr>
+          <w:cantSplit/>
+          <w:cantSplit/>
+          <w:cantSplit/>
+          <w:cantSplit/>
+          <w:cantSplit/>
+          <w:cantSplit/>
+          <w:cantSplit/>
+          <w:cantSplit/>
+        </w:trPr>
+        <w:tc>
+          <w:tcPr>
+            <w:tcW w:type="dxa" w:w="713"/>
+            <w:shd w:fill="FFFFFF"/>
+            <w:vAlign w:val="center"/>
+            <w:tcMar>
+              <w:top w:w="80" w:type="dxa"/>
+              <w:start w:w="120" w:type="dxa"/>
+              <w:bottom w:w="80" w:type="dxa"/>
+              <w:end w:w="120" w:type="dxa"/>
+            </w:tcMar>
+          </w:tcPr>
+          <w:p>
+            <w:pPr>
+              <w:spacing w:before="40" w:after="40" w:line="276" w:lineRule="auto"/>
+              <w:jc w:val="center"/>
+            </w:pPr>
+            <w:r/>
+            <w:r>
+              <w:rPr>
+                <w:rFonts w:ascii="Microsoft YaHei" w:hAnsi="Microsoft YaHei" w:eastAsia="Microsoft YaHei"/>
+                <w:b w:val="0"/>
+                <w:i w:val="0"/>
+                <w:color w:val="667A90"/>
+                <w:sz w:val="17"/>
+              </w:rPr>
+              <w:t>3</w:t>
+            </w:r>
+          </w:p>
+        </w:tc>
+        <w:tc>
+          <w:tcPr>
+            <w:tcW w:type="dxa" w:w="1902"/>
+            <w:shd w:fill="FFF9E8"/>
+            <w:vAlign w:val="center"/>
+            <w:tcMar>
+              <w:top w:w="80" w:type="dxa"/>
+              <w:start w:w="120" w:type="dxa"/>
+              <w:bottom w:w="80" w:type="dxa"/>
+              <w:end w:w="120" w:type="dxa"/>
+            </w:tcMar>
+          </w:tcPr>
+          <w:p>
+            <w:pPr>
+              <w:spacing w:before="40" w:after="40" w:line="276" w:lineRule="auto"/>
+              <w:jc w:val="left"/>
+            </w:pPr>
+            <w:r/>
+            <w:r>
+              <w:rPr>
+                <w:rFonts w:ascii="Microsoft YaHei" w:hAnsi="Microsoft YaHei" w:eastAsia="Microsoft YaHei"/>
+                <w:b w:val="0"/>
+                <w:i w:val="0"/>
+                <w:color w:val="24364B"/>
+                <w:sz w:val="17"/>
+              </w:rPr>
+            </w:r>
+          </w:p>
+        </w:tc>
+        <w:tc>
+          <w:tcPr>
+            <w:tcW w:type="dxa" w:w="2140"/>
+            <w:shd w:fill="FFF9E8"/>
+            <w:vAlign w:val="center"/>
+            <w:tcMar>
+              <w:top w:w="80" w:type="dxa"/>
+              <w:start w:w="120" w:type="dxa"/>
+              <w:bottom w:w="80" w:type="dxa"/>
+              <w:end w:w="120" w:type="dxa"/>
+            </w:tcMar>
+          </w:tcPr>
+          <w:p>
+            <w:pPr>
+              <w:spacing w:before="40" w:after="40" w:line="276" w:lineRule="auto"/>
+              <w:jc w:val="left"/>
+            </w:pPr>
+            <w:r/>
+            <w:r>
+              <w:rPr>
+                <w:rFonts w:ascii="Microsoft YaHei" w:hAnsi="Microsoft YaHei" w:eastAsia="Microsoft YaHei"/>
+                <w:b w:val="0"/>
+                <w:i w:val="0"/>
+                <w:color w:val="24364B"/>
+                <w:sz w:val="17"/>
+              </w:rPr>
+            </w:r>
+          </w:p>
+        </w:tc>
+        <w:tc>
+          <w:tcPr>
+            <w:tcW w:type="dxa" w:w="2695"/>
+            <w:shd w:fill="FFF9E8"/>
+            <w:vAlign w:val="center"/>
+            <w:tcMar>
+              <w:top w:w="80" w:type="dxa"/>
+              <w:start w:w="120" w:type="dxa"/>
+              <w:bottom w:w="80" w:type="dxa"/>
+              <w:end w:w="120" w:type="dxa"/>
+            </w:tcMar>
+          </w:tcPr>
+          <w:p>
+            <w:pPr>
+              <w:spacing w:before="40" w:after="40" w:line="276" w:lineRule="auto"/>
+              <w:jc w:val="left"/>
+            </w:pPr>
+            <w:r/>
+            <w:r>
+              <w:rPr>
+                <w:rFonts w:ascii="Microsoft YaHei" w:hAnsi="Microsoft YaHei" w:eastAsia="Microsoft YaHei"/>
+                <w:b w:val="0"/>
+                <w:i w:val="0"/>
+                <w:color w:val="24364B"/>
+                <w:sz w:val="17"/>
+              </w:rPr>
+            </w:r>
+          </w:p>
+        </w:tc>
+        <w:tc>
+          <w:tcPr>
+            <w:tcW w:type="dxa" w:w="1981"/>
+            <w:shd w:fill="FFF9E8"/>
+            <w:vAlign w:val="center"/>
+            <w:tcMar>
+              <w:top w:w="80" w:type="dxa"/>
+              <w:start w:w="120" w:type="dxa"/>
+              <w:bottom w:w="80" w:type="dxa"/>
+              <w:end w:w="120" w:type="dxa"/>
+            </w:tcMar>
+          </w:tcPr>
+          <w:p>
+            <w:pPr>
+              <w:spacing w:before="40" w:after="40" w:line="276" w:lineRule="auto"/>
+              <w:jc w:val="left"/>
+            </w:pPr>
+            <w:r/>
+            <w:r>
+              <w:rPr>
+                <w:rFonts w:ascii="Microsoft YaHei" w:hAnsi="Microsoft YaHei" w:eastAsia="Microsoft YaHei"/>
+                <w:b w:val="0"/>
+                <w:i w:val="0"/>
+                <w:color w:val="24364B"/>
+                <w:sz w:val="17"/>
+              </w:rPr>
+            </w:r>
+          </w:p>
+        </w:tc>
+        <w:tc>
+          <w:tcPr>
+            <w:tcW w:type="dxa" w:w="1902"/>
+            <w:shd w:fill="FFF9E8"/>
+            <w:vAlign w:val="center"/>
+            <w:tcMar>
+              <w:top w:w="80" w:type="dxa"/>
+              <w:start w:w="120" w:type="dxa"/>
+              <w:bottom w:w="80" w:type="dxa"/>
+              <w:end w:w="120" w:type="dxa"/>
+            </w:tcMar>
+          </w:tcPr>
+          <w:p>
+            <w:pPr>
+              <w:spacing w:before="40" w:after="40" w:line="276" w:lineRule="auto"/>
+              <w:jc w:val="left"/>
+            </w:pPr>
+            <w:r/>
+            <w:r>
+              <w:rPr>
+                <w:rFonts w:ascii="Microsoft YaHei" w:hAnsi="Microsoft YaHei" w:eastAsia="Microsoft YaHei"/>
+                <w:b w:val="0"/>
+                <w:i w:val="0"/>
+                <w:color w:val="24364B"/>
+                <w:sz w:val="17"/>
+              </w:rPr>
+            </w:r>
+          </w:p>
+        </w:tc>
+        <w:tc>
+          <w:tcPr>
+            <w:tcW w:type="dxa" w:w="1110"/>
+            <w:shd w:fill="FFF9E8"/>
+            <w:vAlign w:val="center"/>
+            <w:tcMar>
+              <w:top w:w="80" w:type="dxa"/>
+              <w:start w:w="120" w:type="dxa"/>
+              <w:bottom w:w="80" w:type="dxa"/>
+              <w:end w:w="120" w:type="dxa"/>
+            </w:tcMar>
+          </w:tcPr>
+          <w:p>
+            <w:pPr>
+              <w:spacing w:before="40" w:after="40" w:line="276" w:lineRule="auto"/>
+              <w:jc w:val="left"/>
+            </w:pPr>
+            <w:r/>
+            <w:r>
+              <w:rPr>
+                <w:rFonts w:ascii="Microsoft YaHei" w:hAnsi="Microsoft YaHei" w:eastAsia="Microsoft YaHei"/>
+                <w:b w:val="0"/>
+                <w:i w:val="0"/>
+                <w:color w:val="24364B"/>
+                <w:sz w:val="17"/>
+              </w:rPr>
+            </w:r>
+          </w:p>
+        </w:tc>
+        <w:tc>
+          <w:tcPr>
+            <w:tcW w:type="dxa" w:w="1268"/>
+            <w:shd w:fill="FFF9E8"/>
+            <w:vAlign w:val="center"/>
+            <w:tcMar>
+              <w:top w:w="80" w:type="dxa"/>
+              <w:start w:w="120" w:type="dxa"/>
+              <w:bottom w:w="80" w:type="dxa"/>
+              <w:end w:w="120" w:type="dxa"/>
+            </w:tcMar>
+          </w:tcPr>
+          <w:p>
+            <w:pPr>
+              <w:spacing w:before="40" w:after="40" w:line="276" w:lineRule="auto"/>
+              <w:jc w:val="left"/>
+            </w:pPr>
+            <w:r/>
+            <w:r>
+              <w:rPr>
+                <w:rFonts w:ascii="Microsoft YaHei" w:hAnsi="Microsoft YaHei" w:eastAsia="Microsoft YaHei"/>
+                <w:b w:val="0"/>
+                <w:i w:val="0"/>
+                <w:color w:val="24364B"/>
+                <w:sz w:val="17"/>
+              </w:rPr>
+            </w:r>
+          </w:p>
+        </w:tc>
+        <w:tc>
+          <w:tcPr>
+            <w:tcW w:type="dxa" w:w="1189"/>
+            <w:shd w:fill="FFF9E8"/>
+            <w:vAlign w:val="center"/>
+            <w:tcMar>
+              <w:top w:w="80" w:type="dxa"/>
+              <w:start w:w="120" w:type="dxa"/>
+              <w:bottom w:w="80" w:type="dxa"/>
+              <w:end w:w="120" w:type="dxa"/>
+            </w:tcMar>
+          </w:tcPr>
+          <w:p>
+            <w:pPr>
+              <w:spacing w:before="40" w:after="40" w:line="276" w:lineRule="auto"/>
+              <w:jc w:val="left"/>
+            </w:pPr>
+            <w:r/>
+            <w:r>
+              <w:rPr>
+                <w:rFonts w:ascii="Microsoft YaHei" w:hAnsi="Microsoft YaHei" w:eastAsia="Microsoft YaHei"/>
+                <w:b w:val="0"/>
+                <w:i w:val="0"/>
+                <w:color w:val="24364B"/>
+                <w:sz w:val="17"/>
+              </w:rPr>
+            </w:r>
+          </w:p>
+        </w:tc>
+      </w:tr>
+      <w:tr>
+        <w:trPr>
+          <w:cantSplit/>
+          <w:cantSplit/>
+          <w:cantSplit/>
+          <w:cantSplit/>
+          <w:cantSplit/>
+          <w:cantSplit/>
+          <w:cantSplit/>
+        </w:trPr>
+        <w:tc>
+          <w:tcPr>
+            <w:tcW w:type="dxa" w:w="713"/>
+            <w:shd w:fill="FFFFFF"/>
+            <w:vAlign w:val="center"/>
+            <w:tcMar>
+              <w:top w:w="80" w:type="dxa"/>
+              <w:start w:w="120" w:type="dxa"/>
+              <w:bottom w:w="80" w:type="dxa"/>
+              <w:end w:w="120" w:type="dxa"/>
+            </w:tcMar>
+          </w:tcPr>
+          <w:p>
+            <w:pPr>
+              <w:spacing w:before="40" w:after="40" w:line="276" w:lineRule="auto"/>
+              <w:jc w:val="center"/>
+            </w:pPr>
+            <w:r/>
+            <w:r>
+              <w:rPr>
+                <w:rFonts w:ascii="Microsoft YaHei" w:hAnsi="Microsoft YaHei" w:eastAsia="Microsoft YaHei"/>
+                <w:b w:val="0"/>
+                <w:i w:val="0"/>
+                <w:color w:val="667A90"/>
+                <w:sz w:val="17"/>
+              </w:rPr>
+              <w:t>4</w:t>
+            </w:r>
+          </w:p>
+        </w:tc>
+        <w:tc>
+          <w:tcPr>
+            <w:tcW w:type="dxa" w:w="1902"/>
+            <w:shd w:fill="FFF9E8"/>
+            <w:vAlign w:val="center"/>
+            <w:tcMar>
+              <w:top w:w="80" w:type="dxa"/>
+              <w:start w:w="120" w:type="dxa"/>
+              <w:bottom w:w="80" w:type="dxa"/>
+              <w:end w:w="120" w:type="dxa"/>
+            </w:tcMar>
+          </w:tcPr>
+          <w:p>
+            <w:pPr>
+              <w:spacing w:before="40" w:after="40" w:line="276" w:lineRule="auto"/>
+              <w:jc w:val="left"/>
+            </w:pPr>
+            <w:r/>
+            <w:r>
+              <w:rPr>
+                <w:rFonts w:ascii="Microsoft YaHei" w:hAnsi="Microsoft YaHei" w:eastAsia="Microsoft YaHei"/>
+                <w:b w:val="0"/>
+                <w:i w:val="0"/>
+                <w:color w:val="24364B"/>
+                <w:sz w:val="17"/>
+              </w:rPr>
+            </w:r>
+          </w:p>
+        </w:tc>
+        <w:tc>
+          <w:tcPr>
+            <w:tcW w:type="dxa" w:w="2140"/>
+            <w:shd w:fill="FFF9E8"/>
+            <w:vAlign w:val="center"/>
+            <w:tcMar>
+              <w:top w:w="80" w:type="dxa"/>
+              <w:start w:w="120" w:type="dxa"/>
+              <w:bottom w:w="80" w:type="dxa"/>
+              <w:end w:w="120" w:type="dxa"/>
+            </w:tcMar>
+          </w:tcPr>
+          <w:p>
+            <w:pPr>
+              <w:spacing w:before="40" w:after="40" w:line="276" w:lineRule="auto"/>
+              <w:jc w:val="left"/>
+            </w:pPr>
+            <w:r/>
+            <w:r>
+              <w:rPr>
+                <w:rFonts w:ascii="Microsoft YaHei" w:hAnsi="Microsoft YaHei" w:eastAsia="Microsoft YaHei"/>
+                <w:b w:val="0"/>
+                <w:i w:val="0"/>
+                <w:color w:val="24364B"/>
+                <w:sz w:val="17"/>
+              </w:rPr>
+            </w:r>
+          </w:p>
+        </w:tc>
+        <w:tc>
+          <w:tcPr>
+            <w:tcW w:type="dxa" w:w="2695"/>
+            <w:shd w:fill="FFF9E8"/>
+            <w:vAlign w:val="center"/>
+            <w:tcMar>
+              <w:top w:w="80" w:type="dxa"/>
+              <w:start w:w="120" w:type="dxa"/>
+              <w:bottom w:w="80" w:type="dxa"/>
+              <w:end w:w="120" w:type="dxa"/>
+            </w:tcMar>
+          </w:tcPr>
+          <w:p>
+            <w:pPr>
+              <w:spacing w:before="40" w:after="40" w:line="276" w:lineRule="auto"/>
+              <w:jc w:val="left"/>
+            </w:pPr>
+            <w:r/>
+            <w:r>
+              <w:rPr>
+                <w:rFonts w:ascii="Microsoft YaHei" w:hAnsi="Microsoft YaHei" w:eastAsia="Microsoft YaHei"/>
+                <w:b w:val="0"/>
+                <w:i w:val="0"/>
+                <w:color w:val="24364B"/>
+                <w:sz w:val="17"/>
+              </w:rPr>
+            </w:r>
+          </w:p>
+        </w:tc>
+        <w:tc>
+          <w:tcPr>
+            <w:tcW w:type="dxa" w:w="1981"/>
+            <w:shd w:fill="FFF9E8"/>
+            <w:vAlign w:val="center"/>
+            <w:tcMar>
+              <w:top w:w="80" w:type="dxa"/>
+              <w:start w:w="120" w:type="dxa"/>
+              <w:bottom w:w="80" w:type="dxa"/>
+              <w:end w:w="120" w:type="dxa"/>
+            </w:tcMar>
+          </w:tcPr>
+          <w:p>
+            <w:pPr>
+              <w:spacing w:before="40" w:after="40" w:line="276" w:lineRule="auto"/>
+              <w:jc w:val="left"/>
+            </w:pPr>
+            <w:r/>
+            <w:r>
+              <w:rPr>
+                <w:rFonts w:ascii="Microsoft YaHei" w:hAnsi="Microsoft YaHei" w:eastAsia="Microsoft YaHei"/>
+                <w:b w:val="0"/>
+                <w:i w:val="0"/>
+                <w:color w:val="24364B"/>
+                <w:sz w:val="17"/>
+              </w:rPr>
+            </w:r>
+          </w:p>
+        </w:tc>
+        <w:tc>
+          <w:tcPr>
+            <w:tcW w:type="dxa" w:w="1902"/>
+            <w:shd w:fill="FFF9E8"/>
+            <w:vAlign w:val="center"/>
+            <w:tcMar>
+              <w:top w:w="80" w:type="dxa"/>
+              <w:start w:w="120" w:type="dxa"/>
+              <w:bottom w:w="80" w:type="dxa"/>
+              <w:end w:w="120" w:type="dxa"/>
+            </w:tcMar>
+          </w:tcPr>
+          <w:p>
+            <w:pPr>
+              <w:spacing w:before="40" w:after="40" w:line="276" w:lineRule="auto"/>
+              <w:jc w:val="left"/>
+            </w:pPr>
+            <w:r/>
+            <w:r>
+              <w:rPr>
+                <w:rFonts w:ascii="Microsoft YaHei" w:hAnsi="Microsoft YaHei" w:eastAsia="Microsoft YaHei"/>
+                <w:b w:val="0"/>
+                <w:i w:val="0"/>
+                <w:color w:val="24364B"/>
+                <w:sz w:val="17"/>
+              </w:rPr>
+            </w:r>
+          </w:p>
+        </w:tc>
+        <w:tc>
+          <w:tcPr>
+            <w:tcW w:type="dxa" w:w="1110"/>
+            <w:shd w:fill="FFF9E8"/>
+            <w:vAlign w:val="center"/>
+            <w:tcMar>
+              <w:top w:w="80" w:type="dxa"/>
+              <w:start w:w="120" w:type="dxa"/>
+              <w:bottom w:w="80" w:type="dxa"/>
+              <w:end w:w="120" w:type="dxa"/>
+            </w:tcMar>
+          </w:tcPr>
+          <w:p>
+            <w:pPr>
+              <w:spacing w:before="40" w:after="40" w:line="276" w:lineRule="auto"/>
+              <w:jc w:val="left"/>
+            </w:pPr>
+            <w:r/>
+            <w:r>
+              <w:rPr>
+                <w:rFonts w:ascii="Microsoft YaHei" w:hAnsi="Microsoft YaHei" w:eastAsia="Microsoft YaHei"/>
+                <w:b w:val="0"/>
+                <w:i w:val="0"/>
+                <w:color w:val="24364B"/>
+                <w:sz w:val="17"/>
+              </w:rPr>
+            </w:r>
+          </w:p>
+        </w:tc>
+        <w:tc>
+          <w:tcPr>
+            <w:tcW w:type="dxa" w:w="1268"/>
+            <w:shd w:fill="FFF9E8"/>
+            <w:vAlign w:val="center"/>
+            <w:tcMar>
+              <w:top w:w="80" w:type="dxa"/>
+              <w:start w:w="120" w:type="dxa"/>
+              <w:bottom w:w="80" w:type="dxa"/>
+              <w:end w:w="120" w:type="dxa"/>
+            </w:tcMar>
+          </w:tcPr>
+          <w:p>
+            <w:pPr>
+              <w:spacing w:before="40" w:after="40" w:line="276" w:lineRule="auto"/>
+              <w:jc w:val="left"/>
+            </w:pPr>
+            <w:r/>
+            <w:r>
+              <w:rPr>
+                <w:rFonts w:ascii="Microsoft YaHei" w:hAnsi="Microsoft YaHei" w:eastAsia="Microsoft YaHei"/>
+                <w:b w:val="0"/>
+                <w:i w:val="0"/>
+                <w:color w:val="24364B"/>
+                <w:sz w:val="17"/>
+              </w:rPr>
+            </w:r>
+          </w:p>
+        </w:tc>
+        <w:tc>
+          <w:tcPr>
+            <w:tcW w:type="dxa" w:w="1189"/>
+            <w:shd w:fill="FFF9E8"/>
+            <w:vAlign w:val="center"/>
+            <w:tcMar>
+              <w:top w:w="80" w:type="dxa"/>
+              <w:start w:w="120" w:type="dxa"/>
+              <w:bottom w:w="80" w:type="dxa"/>
+              <w:end w:w="120" w:type="dxa"/>
+            </w:tcMar>
+          </w:tcPr>
+          <w:p>
+            <w:pPr>
+              <w:spacing w:before="40" w:after="40" w:line="276" w:lineRule="auto"/>
+              <w:jc w:val="left"/>
+            </w:pPr>
+            <w:r/>
+            <w:r>
+              <w:rPr>
+                <w:rFonts w:ascii="Microsoft YaHei" w:hAnsi="Microsoft YaHei" w:eastAsia="Microsoft YaHei"/>
+                <w:b w:val="0"/>
+                <w:i w:val="0"/>
+                <w:color w:val="24364B"/>
+                <w:sz w:val="17"/>
+              </w:rPr>
+            </w:r>
+          </w:p>
+        </w:tc>
+      </w:tr>
+      <w:tr>
+        <w:trPr>
+          <w:cantSplit/>
+          <w:cantSplit/>
+          <w:cantSplit/>
+          <w:cantSplit/>
+          <w:cantSplit/>
+          <w:cantSplit/>
+        </w:trPr>
+        <w:tc>
+          <w:tcPr>
+            <w:tcW w:type="dxa" w:w="713"/>
+            <w:shd w:fill="FFFFFF"/>
+            <w:vAlign w:val="center"/>
+            <w:tcMar>
+              <w:top w:w="80" w:type="dxa"/>
+              <w:start w:w="120" w:type="dxa"/>
+              <w:bottom w:w="80" w:type="dxa"/>
+              <w:end w:w="120" w:type="dxa"/>
+            </w:tcMar>
+          </w:tcPr>
+          <w:p>
+            <w:pPr>
+              <w:spacing w:before="40" w:after="40" w:line="276" w:lineRule="auto"/>
+              <w:jc w:val="center"/>
+            </w:pPr>
+            <w:r/>
+            <w:r>
+              <w:rPr>
+                <w:rFonts w:ascii="Microsoft YaHei" w:hAnsi="Microsoft YaHei" w:eastAsia="Microsoft YaHei"/>
+                <w:b w:val="0"/>
+                <w:i w:val="0"/>
+                <w:color w:val="667A90"/>
+                <w:sz w:val="17"/>
+              </w:rPr>
+              <w:t>5</w:t>
+            </w:r>
+          </w:p>
+        </w:tc>
+        <w:tc>
+          <w:tcPr>
+            <w:tcW w:type="dxa" w:w="1902"/>
+            <w:shd w:fill="FFF9E8"/>
+            <w:vAlign w:val="center"/>
+            <w:tcMar>
+              <w:top w:w="80" w:type="dxa"/>
+              <w:start w:w="120" w:type="dxa"/>
+              <w:bottom w:w="80" w:type="dxa"/>
+              <w:end w:w="120" w:type="dxa"/>
+            </w:tcMar>
+          </w:tcPr>
+          <w:p>
+            <w:pPr>
+              <w:spacing w:before="40" w:after="40" w:line="276" w:lineRule="auto"/>
+              <w:jc w:val="left"/>
+            </w:pPr>
+            <w:r/>
+            <w:r>
+              <w:rPr>
+                <w:rFonts w:ascii="Microsoft YaHei" w:hAnsi="Microsoft YaHei" w:eastAsia="Microsoft YaHei"/>
+                <w:b w:val="0"/>
+                <w:i w:val="0"/>
+                <w:color w:val="24364B"/>
+                <w:sz w:val="17"/>
+              </w:rPr>
+            </w:r>
+          </w:p>
+        </w:tc>
+        <w:tc>
+          <w:tcPr>
+            <w:tcW w:type="dxa" w:w="2140"/>
+            <w:shd w:fill="FFF9E8"/>
+            <w:vAlign w:val="center"/>
+            <w:tcMar>
+              <w:top w:w="80" w:type="dxa"/>
+              <w:start w:w="120" w:type="dxa"/>
+              <w:bottom w:w="80" w:type="dxa"/>
+              <w:end w:w="120" w:type="dxa"/>
+            </w:tcMar>
+          </w:tcPr>
+          <w:p>
+            <w:pPr>
+              <w:spacing w:before="40" w:after="40" w:line="276" w:lineRule="auto"/>
+              <w:jc w:val="left"/>
+            </w:pPr>
+            <w:r/>
+            <w:r>
+              <w:rPr>
+                <w:rFonts w:ascii="Microsoft YaHei" w:hAnsi="Microsoft YaHei" w:eastAsia="Microsoft YaHei"/>
+                <w:b w:val="0"/>
+                <w:i w:val="0"/>
+                <w:color w:val="24364B"/>
+                <w:sz w:val="17"/>
+              </w:rPr>
+            </w:r>
+          </w:p>
+        </w:tc>
+        <w:tc>
+          <w:tcPr>
+            <w:tcW w:type="dxa" w:w="2695"/>
+            <w:shd w:fill="FFF9E8"/>
+            <w:vAlign w:val="center"/>
+            <w:tcMar>
+              <w:top w:w="80" w:type="dxa"/>
+              <w:start w:w="120" w:type="dxa"/>
+              <w:bottom w:w="80" w:type="dxa"/>
+              <w:end w:w="120" w:type="dxa"/>
+            </w:tcMar>
+          </w:tcPr>
+          <w:p>
+            <w:pPr>
+              <w:spacing w:before="40" w:after="40" w:line="276" w:lineRule="auto"/>
+              <w:jc w:val="left"/>
+            </w:pPr>
+            <w:r/>
+            <w:r>
+              <w:rPr>
+                <w:rFonts w:ascii="Microsoft YaHei" w:hAnsi="Microsoft YaHei" w:eastAsia="Microsoft YaHei"/>
+                <w:b w:val="0"/>
+                <w:i w:val="0"/>
+                <w:color w:val="24364B"/>
+                <w:sz w:val="17"/>
+              </w:rPr>
+            </w:r>
+          </w:p>
+        </w:tc>
+        <w:tc>
+          <w:tcPr>
+            <w:tcW w:type="dxa" w:w="1981"/>
+            <w:shd w:fill="FFF9E8"/>
+            <w:vAlign w:val="center"/>
+            <w:tcMar>
+              <w:top w:w="80" w:type="dxa"/>
+              <w:start w:w="120" w:type="dxa"/>
+              <w:bottom w:w="80" w:type="dxa"/>
+              <w:end w:w="120" w:type="dxa"/>
+            </w:tcMar>
+          </w:tcPr>
+          <w:p>
+            <w:pPr>
+              <w:spacing w:before="40" w:after="40" w:line="276" w:lineRule="auto"/>
+              <w:jc w:val="left"/>
+            </w:pPr>
+            <w:r/>
+            <w:r>
+              <w:rPr>
+                <w:rFonts w:ascii="Microsoft YaHei" w:hAnsi="Microsoft YaHei" w:eastAsia="Microsoft YaHei"/>
+                <w:b w:val="0"/>
+                <w:i w:val="0"/>
+                <w:color w:val="24364B"/>
+                <w:sz w:val="17"/>
+              </w:rPr>
+            </w:r>
+          </w:p>
+        </w:tc>
+        <w:tc>
+          <w:tcPr>
+            <w:tcW w:type="dxa" w:w="1902"/>
+            <w:shd w:fill="FFF9E8"/>
+            <w:vAlign w:val="center"/>
+            <w:tcMar>
+              <w:top w:w="80" w:type="dxa"/>
+              <w:start w:w="120" w:type="dxa"/>
+              <w:bottom w:w="80" w:type="dxa"/>
+              <w:end w:w="120" w:type="dxa"/>
+            </w:tcMar>
+          </w:tcPr>
+          <w:p>
+            <w:pPr>
+              <w:spacing w:before="40" w:after="40" w:line="276" w:lineRule="auto"/>
+              <w:jc w:val="left"/>
+            </w:pPr>
+            <w:r/>
+            <w:r>
+              <w:rPr>
+                <w:rFonts w:ascii="Microsoft YaHei" w:hAnsi="Microsoft YaHei" w:eastAsia="Microsoft YaHei"/>
+                <w:b w:val="0"/>
+                <w:i w:val="0"/>
+                <w:color w:val="24364B"/>
+                <w:sz w:val="17"/>
+              </w:rPr>
+            </w:r>
+          </w:p>
+        </w:tc>
+        <w:tc>
+          <w:tcPr>
+            <w:tcW w:type="dxa" w:w="1110"/>
+            <w:shd w:fill="FFF9E8"/>
+            <w:vAlign w:val="center"/>
+            <w:tcMar>
+              <w:top w:w="80" w:type="dxa"/>
+              <w:start w:w="120" w:type="dxa"/>
+              <w:bottom w:w="80" w:type="dxa"/>
+              <w:end w:w="120" w:type="dxa"/>
+            </w:tcMar>
+          </w:tcPr>
+          <w:p>
+            <w:pPr>
+              <w:spacing w:before="40" w:after="40" w:line="276" w:lineRule="auto"/>
+              <w:jc w:val="left"/>
+            </w:pPr>
+            <w:r/>
+            <w:r>
+              <w:rPr>
+                <w:rFonts w:ascii="Microsoft YaHei" w:hAnsi="Microsoft YaHei" w:eastAsia="Microsoft YaHei"/>
+                <w:b w:val="0"/>
+                <w:i w:val="0"/>
+                <w:color w:val="24364B"/>
+                <w:sz w:val="17"/>
+              </w:rPr>
+            </w:r>
+          </w:p>
+        </w:tc>
+        <w:tc>
+          <w:tcPr>
+            <w:tcW w:type="dxa" w:w="1268"/>
+            <w:shd w:fill="FFF9E8"/>
+            <w:vAlign w:val="center"/>
+            <w:tcMar>
+              <w:top w:w="80" w:type="dxa"/>
+              <w:start w:w="120" w:type="dxa"/>
+              <w:bottom w:w="80" w:type="dxa"/>
+              <w:end w:w="120" w:type="dxa"/>
+            </w:tcMar>
+          </w:tcPr>
+          <w:p>
+            <w:pPr>
+              <w:spacing w:before="40" w:after="40" w:line="276" w:lineRule="auto"/>
+              <w:jc w:val="left"/>
+            </w:pPr>
+            <w:r/>
+            <w:r>
+              <w:rPr>
+                <w:rFonts w:ascii="Microsoft YaHei" w:hAnsi="Microsoft YaHei" w:eastAsia="Microsoft YaHei"/>
+                <w:b w:val="0"/>
+                <w:i w:val="0"/>
+                <w:color w:val="24364B"/>
+                <w:sz w:val="17"/>
+              </w:rPr>
+            </w:r>
+          </w:p>
+        </w:tc>
+        <w:tc>
+          <w:tcPr>
+            <w:tcW w:type="dxa" w:w="1189"/>
+            <w:shd w:fill="FFF9E8"/>
+            <w:vAlign w:val="center"/>
+            <w:tcMar>
+              <w:top w:w="80" w:type="dxa"/>
+              <w:start w:w="120" w:type="dxa"/>
+              <w:bottom w:w="80" w:type="dxa"/>
+              <w:end w:w="120" w:type="dxa"/>
+            </w:tcMar>
+          </w:tcPr>
+          <w:p>
+            <w:pPr>
+              <w:spacing w:before="40" w:after="40" w:line="276" w:lineRule="auto"/>
+              <w:jc w:val="left"/>
+            </w:pPr>
+            <w:r/>
+            <w:r>
+              <w:rPr>
+                <w:rFonts w:ascii="Microsoft YaHei" w:hAnsi="Microsoft YaHei" w:eastAsia="Microsoft YaHei"/>
+                <w:b w:val="0"/>
+                <w:i w:val="0"/>
+                <w:color w:val="24364B"/>
+                <w:sz w:val="17"/>
+              </w:rPr>
+            </w:r>
+          </w:p>
+        </w:tc>
+      </w:tr>
+      <w:tr>
+        <w:trPr>
+          <w:cantSplit/>
+          <w:cantSplit/>
+          <w:cantSplit/>
+          <w:cantSplit/>
+          <w:cantSplit/>
+        </w:trPr>
+        <w:tc>
+          <w:tcPr>
+            <w:tcW w:type="dxa" w:w="713"/>
+            <w:shd w:fill="FFFFFF"/>
+            <w:vAlign w:val="center"/>
+            <w:tcMar>
+              <w:top w:w="80" w:type="dxa"/>
+              <w:start w:w="120" w:type="dxa"/>
+              <w:bottom w:w="80" w:type="dxa"/>
+              <w:end w:w="120" w:type="dxa"/>
+            </w:tcMar>
+          </w:tcPr>
+          <w:p>
+            <w:pPr>
+              <w:spacing w:before="40" w:after="40" w:line="276" w:lineRule="auto"/>
+              <w:jc w:val="center"/>
+            </w:pPr>
+            <w:r/>
+            <w:r>
+              <w:rPr>
+                <w:rFonts w:ascii="Microsoft YaHei" w:hAnsi="Microsoft YaHei" w:eastAsia="Microsoft YaHei"/>
+                <w:b w:val="0"/>
+                <w:i w:val="0"/>
+                <w:color w:val="667A90"/>
+                <w:sz w:val="17"/>
+              </w:rPr>
+              <w:t>6</w:t>
+            </w:r>
+          </w:p>
+        </w:tc>
+        <w:tc>
+          <w:tcPr>
+            <w:tcW w:type="dxa" w:w="1902"/>
+            <w:shd w:fill="FFF9E8"/>
+            <w:vAlign w:val="center"/>
+            <w:tcMar>
+              <w:top w:w="80" w:type="dxa"/>
+              <w:start w:w="120" w:type="dxa"/>
+              <w:bottom w:w="80" w:type="dxa"/>
+              <w:end w:w="120" w:type="dxa"/>
+            </w:tcMar>
+          </w:tcPr>
+          <w:p>
+            <w:pPr>
+              <w:spacing w:before="40" w:after="40" w:line="276" w:lineRule="auto"/>
+              <w:jc w:val="left"/>
+            </w:pPr>
+            <w:r/>
+            <w:r>
+              <w:rPr>
+                <w:rFonts w:ascii="Microsoft YaHei" w:hAnsi="Microsoft YaHei" w:eastAsia="Microsoft YaHei"/>
+                <w:b w:val="0"/>
+                <w:i w:val="0"/>
+                <w:color w:val="24364B"/>
+                <w:sz w:val="17"/>
+              </w:rPr>
+            </w:r>
+          </w:p>
+        </w:tc>
+        <w:tc>
+          <w:tcPr>
+            <w:tcW w:type="dxa" w:w="2140"/>
+            <w:shd w:fill="FFF9E8"/>
+            <w:vAlign w:val="center"/>
+            <w:tcMar>
+              <w:top w:w="80" w:type="dxa"/>
+              <w:start w:w="120" w:type="dxa"/>
+              <w:bottom w:w="80" w:type="dxa"/>
+              <w:end w:w="120" w:type="dxa"/>
+            </w:tcMar>
+          </w:tcPr>
+          <w:p>
+            <w:pPr>
+              <w:spacing w:before="40" w:after="40" w:line="276" w:lineRule="auto"/>
+              <w:jc w:val="left"/>
+            </w:pPr>
+            <w:r/>
+            <w:r>
+              <w:rPr>
+                <w:rFonts w:ascii="Microsoft YaHei" w:hAnsi="Microsoft YaHei" w:eastAsia="Microsoft YaHei"/>
+                <w:b w:val="0"/>
+                <w:i w:val="0"/>
+                <w:color w:val="24364B"/>
+                <w:sz w:val="17"/>
+              </w:rPr>
+            </w:r>
+          </w:p>
+        </w:tc>
+        <w:tc>
+          <w:tcPr>
+            <w:tcW w:type="dxa" w:w="2695"/>
+            <w:shd w:fill="FFF9E8"/>
+            <w:vAlign w:val="center"/>
+            <w:tcMar>
+              <w:top w:w="80" w:type="dxa"/>
+              <w:start w:w="120" w:type="dxa"/>
+              <w:bottom w:w="80" w:type="dxa"/>
+              <w:end w:w="120" w:type="dxa"/>
+            </w:tcMar>
+          </w:tcPr>
+          <w:p>
+            <w:pPr>
+              <w:spacing w:before="40" w:after="40" w:line="276" w:lineRule="auto"/>
+              <w:jc w:val="left"/>
+            </w:pPr>
+            <w:r/>
+            <w:r>
+              <w:rPr>
+                <w:rFonts w:ascii="Microsoft YaHei" w:hAnsi="Microsoft YaHei" w:eastAsia="Microsoft YaHei"/>
+                <w:b w:val="0"/>
+                <w:i w:val="0"/>
+                <w:color w:val="24364B"/>
+                <w:sz w:val="17"/>
+              </w:rPr>
+            </w:r>
+          </w:p>
+        </w:tc>
+        <w:tc>
+          <w:tcPr>
+            <w:tcW w:type="dxa" w:w="1981"/>
+            <w:shd w:fill="FFF9E8"/>
+            <w:vAlign w:val="center"/>
+            <w:tcMar>
+              <w:top w:w="80" w:type="dxa"/>
+              <w:start w:w="120" w:type="dxa"/>
+              <w:bottom w:w="80" w:type="dxa"/>
+              <w:end w:w="120" w:type="dxa"/>
+            </w:tcMar>
+          </w:tcPr>
+          <w:p>
+            <w:pPr>
+              <w:spacing w:before="40" w:after="40" w:line="276" w:lineRule="auto"/>
+              <w:jc w:val="left"/>
+            </w:pPr>
+            <w:r/>
+            <w:r>
+              <w:rPr>
+                <w:rFonts w:ascii="Microsoft YaHei" w:hAnsi="Microsoft YaHei" w:eastAsia="Microsoft YaHei"/>
+                <w:b w:val="0"/>
+                <w:i w:val="0"/>
+                <w:color w:val="24364B"/>
+                <w:sz w:val="17"/>
+              </w:rPr>
+            </w:r>
+          </w:p>
+        </w:tc>
+        <w:tc>
+          <w:tcPr>
+            <w:tcW w:type="dxa" w:w="1902"/>
+            <w:shd w:fill="FFF9E8"/>
+            <w:vAlign w:val="center"/>
+            <w:tcMar>
+              <w:top w:w="80" w:type="dxa"/>
+              <w:start w:w="120" w:type="dxa"/>
+              <w:bottom w:w="80" w:type="dxa"/>
+              <w:end w:w="120" w:type="dxa"/>
+            </w:tcMar>
+          </w:tcPr>
+          <w:p>
+            <w:pPr>
+              <w:spacing w:before="40" w:after="40" w:line="276" w:lineRule="auto"/>
+              <w:jc w:val="left"/>
+            </w:pPr>
+            <w:r/>
+            <w:r>
+              <w:rPr>
+                <w:rFonts w:ascii="Microsoft YaHei" w:hAnsi="Microsoft YaHei" w:eastAsia="Microsoft YaHei"/>
+                <w:b w:val="0"/>
+                <w:i w:val="0"/>
+                <w:color w:val="24364B"/>
+                <w:sz w:val="17"/>
+              </w:rPr>
+            </w:r>
+          </w:p>
+        </w:tc>
+        <w:tc>
+          <w:tcPr>
+            <w:tcW w:type="dxa" w:w="1110"/>
+            <w:shd w:fill="FFF9E8"/>
+            <w:vAlign w:val="center"/>
+            <w:tcMar>
+              <w:top w:w="80" w:type="dxa"/>
+              <w:start w:w="120" w:type="dxa"/>
+              <w:bottom w:w="80" w:type="dxa"/>
+              <w:end w:w="120" w:type="dxa"/>
+            </w:tcMar>
+          </w:tcPr>
+          <w:p>
+            <w:pPr>
+              <w:spacing w:before="40" w:after="40" w:line="276" w:lineRule="auto"/>
+              <w:jc w:val="left"/>
+            </w:pPr>
+            <w:r/>
+            <w:r>
+              <w:rPr>
+                <w:rFonts w:ascii="Microsoft YaHei" w:hAnsi="Microsoft YaHei" w:eastAsia="Microsoft YaHei"/>
+                <w:b w:val="0"/>
+                <w:i w:val="0"/>
+                <w:color w:val="24364B"/>
+                <w:sz w:val="17"/>
+              </w:rPr>
+            </w:r>
+          </w:p>
+        </w:tc>
+        <w:tc>
+          <w:tcPr>
+            <w:tcW w:type="dxa" w:w="1268"/>
+            <w:shd w:fill="FFF9E8"/>
+            <w:vAlign w:val="center"/>
+            <w:tcMar>
+              <w:top w:w="80" w:type="dxa"/>
+              <w:start w:w="120" w:type="dxa"/>
+              <w:bottom w:w="80" w:type="dxa"/>
+              <w:end w:w="120" w:type="dxa"/>
+            </w:tcMar>
+          </w:tcPr>
+          <w:p>
+            <w:pPr>
+              <w:spacing w:before="40" w:after="40" w:line="276" w:lineRule="auto"/>
+              <w:jc w:val="left"/>
+            </w:pPr>
+            <w:r/>
+            <w:r>
+              <w:rPr>
+                <w:rFonts w:ascii="Microsoft YaHei" w:hAnsi="Microsoft YaHei" w:eastAsia="Microsoft YaHei"/>
+                <w:b w:val="0"/>
+                <w:i w:val="0"/>
+                <w:color w:val="24364B"/>
+                <w:sz w:val="17"/>
+              </w:rPr>
+            </w:r>
+          </w:p>
+        </w:tc>
+        <w:tc>
+          <w:tcPr>
+            <w:tcW w:type="dxa" w:w="1189"/>
+            <w:shd w:fill="FFF9E8"/>
+            <w:vAlign w:val="center"/>
+            <w:tcMar>
+              <w:top w:w="80" w:type="dxa"/>
+              <w:start w:w="120" w:type="dxa"/>
+              <w:bottom w:w="80" w:type="dxa"/>
+              <w:end w:w="120" w:type="dxa"/>
+            </w:tcMar>
+          </w:tcPr>
+          <w:p>
+            <w:pPr>
+              <w:spacing w:before="40" w:after="40" w:line="276" w:lineRule="auto"/>
+              <w:jc w:val="left"/>
+            </w:pPr>
+            <w:r/>
+            <w:r>
+              <w:rPr>
+                <w:rFonts w:ascii="Microsoft YaHei" w:hAnsi="Microsoft YaHei" w:eastAsia="Microsoft YaHei"/>
+                <w:b w:val="0"/>
+                <w:i w:val="0"/>
+                <w:color w:val="24364B"/>
+                <w:sz w:val="17"/>
+              </w:rPr>
+            </w:r>
+          </w:p>
+        </w:tc>
+      </w:tr>
+      <w:tr>
+        <w:trPr>
+          <w:cantSplit/>
+          <w:cantSplit/>
+          <w:cantSplit/>
+          <w:cantSplit/>
+        </w:trPr>
+        <w:tc>
+          <w:tcPr>
+            <w:tcW w:type="dxa" w:w="713"/>
+            <w:shd w:fill="FFFFFF"/>
+            <w:vAlign w:val="center"/>
+            <w:tcMar>
+              <w:top w:w="80" w:type="dxa"/>
+              <w:start w:w="120" w:type="dxa"/>
+              <w:bottom w:w="80" w:type="dxa"/>
+              <w:end w:w="120" w:type="dxa"/>
+            </w:tcMar>
+          </w:tcPr>
+          <w:p>
+            <w:pPr>
+              <w:spacing w:before="40" w:after="40" w:line="276" w:lineRule="auto"/>
+              <w:jc w:val="center"/>
+            </w:pPr>
+            <w:r/>
+            <w:r>
+              <w:rPr>
+                <w:rFonts w:ascii="Microsoft YaHei" w:hAnsi="Microsoft YaHei" w:eastAsia="Microsoft YaHei"/>
+                <w:b w:val="0"/>
+                <w:i w:val="0"/>
+                <w:color w:val="667A90"/>
+                <w:sz w:val="17"/>
+              </w:rPr>
+              <w:t>7</w:t>
+            </w:r>
+          </w:p>
+        </w:tc>
+        <w:tc>
+          <w:tcPr>
+            <w:tcW w:type="dxa" w:w="1902"/>
+            <w:shd w:fill="FFF9E8"/>
+            <w:vAlign w:val="center"/>
+            <w:tcMar>
+              <w:top w:w="80" w:type="dxa"/>
+              <w:start w:w="120" w:type="dxa"/>
+              <w:bottom w:w="80" w:type="dxa"/>
+              <w:end w:w="120" w:type="dxa"/>
+            </w:tcMar>
+          </w:tcPr>
+          <w:p>
+            <w:pPr>
+              <w:spacing w:before="40" w:after="40" w:line="276" w:lineRule="auto"/>
+              <w:jc w:val="left"/>
+            </w:pPr>
+            <w:r/>
+            <w:r>
+              <w:rPr>
+                <w:rFonts w:ascii="Microsoft YaHei" w:hAnsi="Microsoft YaHei" w:eastAsia="Microsoft YaHei"/>
+                <w:b w:val="0"/>
+                <w:i w:val="0"/>
+                <w:color w:val="24364B"/>
+                <w:sz w:val="17"/>
+              </w:rPr>
+            </w:r>
+          </w:p>
+        </w:tc>
+        <w:tc>
+          <w:tcPr>
+            <w:tcW w:type="dxa" w:w="2140"/>
+            <w:shd w:fill="FFF9E8"/>
+            <w:vAlign w:val="center"/>
+            <w:tcMar>
+              <w:top w:w="80" w:type="dxa"/>
+              <w:start w:w="120" w:type="dxa"/>
+              <w:bottom w:w="80" w:type="dxa"/>
+              <w:end w:w="120" w:type="dxa"/>
+            </w:tcMar>
+          </w:tcPr>
+          <w:p>
+            <w:pPr>
+              <w:spacing w:before="40" w:after="40" w:line="276" w:lineRule="auto"/>
+              <w:jc w:val="left"/>
+            </w:pPr>
+            <w:r/>
+            <w:r>
+              <w:rPr>
+                <w:rFonts w:ascii="Microsoft YaHei" w:hAnsi="Microsoft YaHei" w:eastAsia="Microsoft YaHei"/>
+                <w:b w:val="0"/>
+                <w:i w:val="0"/>
+                <w:color w:val="24364B"/>
+                <w:sz w:val="17"/>
+              </w:rPr>
+            </w:r>
+          </w:p>
+        </w:tc>
+        <w:tc>
+          <w:tcPr>
+            <w:tcW w:type="dxa" w:w="2695"/>
+            <w:shd w:fill="FFF9E8"/>
+            <w:vAlign w:val="center"/>
+            <w:tcMar>
+              <w:top w:w="80" w:type="dxa"/>
+              <w:start w:w="120" w:type="dxa"/>
+              <w:bottom w:w="80" w:type="dxa"/>
+              <w:end w:w="120" w:type="dxa"/>
+            </w:tcMar>
+          </w:tcPr>
+          <w:p>
+            <w:pPr>
+              <w:spacing w:before="40" w:after="40" w:line="276" w:lineRule="auto"/>
+              <w:jc w:val="left"/>
+            </w:pPr>
+            <w:r/>
+            <w:r>
+              <w:rPr>
+                <w:rFonts w:ascii="Microsoft YaHei" w:hAnsi="Microsoft YaHei" w:eastAsia="Microsoft YaHei"/>
+                <w:b w:val="0"/>
+                <w:i w:val="0"/>
+                <w:color w:val="24364B"/>
+                <w:sz w:val="17"/>
+              </w:rPr>
+            </w:r>
+          </w:p>
+        </w:tc>
+        <w:tc>
+          <w:tcPr>
+            <w:tcW w:type="dxa" w:w="1981"/>
+            <w:shd w:fill="FFF9E8"/>
+            <w:vAlign w:val="center"/>
+            <w:tcMar>
+              <w:top w:w="80" w:type="dxa"/>
+              <w:start w:w="120" w:type="dxa"/>
+              <w:bottom w:w="80" w:type="dxa"/>
+              <w:end w:w="120" w:type="dxa"/>
+            </w:tcMar>
+          </w:tcPr>
+          <w:p>
+            <w:pPr>
+              <w:spacing w:before="40" w:after="40" w:line="276" w:lineRule="auto"/>
+              <w:jc w:val="left"/>
+            </w:pPr>
+            <w:r/>
+            <w:r>
+              <w:rPr>
+                <w:rFonts w:ascii="Microsoft YaHei" w:hAnsi="Microsoft YaHei" w:eastAsia="Microsoft YaHei"/>
+                <w:b w:val="0"/>
+                <w:i w:val="0"/>
+                <w:color w:val="24364B"/>
+                <w:sz w:val="17"/>
+              </w:rPr>
+            </w:r>
+          </w:p>
+        </w:tc>
+        <w:tc>
+          <w:tcPr>
+            <w:tcW w:type="dxa" w:w="1902"/>
+            <w:shd w:fill="FFF9E8"/>
+            <w:vAlign w:val="center"/>
+            <w:tcMar>
+              <w:top w:w="80" w:type="dxa"/>
+              <w:start w:w="120" w:type="dxa"/>
+              <w:bottom w:w="80" w:type="dxa"/>
+              <w:end w:w="120" w:type="dxa"/>
+            </w:tcMar>
+          </w:tcPr>
+          <w:p>
+            <w:pPr>
+              <w:spacing w:before="40" w:after="40" w:line="276" w:lineRule="auto"/>
+              <w:jc w:val="left"/>
+            </w:pPr>
+            <w:r/>
+            <w:r>
+              <w:rPr>
+                <w:rFonts w:ascii="Microsoft YaHei" w:hAnsi="Microsoft YaHei" w:eastAsia="Microsoft YaHei"/>
+                <w:b w:val="0"/>
+                <w:i w:val="0"/>
+                <w:color w:val="24364B"/>
+                <w:sz w:val="17"/>
+              </w:rPr>
+            </w:r>
+          </w:p>
+        </w:tc>
+        <w:tc>
+          <w:tcPr>
+            <w:tcW w:type="dxa" w:w="1110"/>
+            <w:shd w:fill="FFF9E8"/>
+            <w:vAlign w:val="center"/>
+            <w:tcMar>
+              <w:top w:w="80" w:type="dxa"/>
+              <w:start w:w="120" w:type="dxa"/>
+              <w:bottom w:w="80" w:type="dxa"/>
+              <w:end w:w="120" w:type="dxa"/>
+            </w:tcMar>
+          </w:tcPr>
+          <w:p>
+            <w:pPr>
+              <w:spacing w:before="40" w:after="40" w:line="276" w:lineRule="auto"/>
+              <w:jc w:val="left"/>
+            </w:pPr>
+            <w:r/>
+            <w:r>
+              <w:rPr>
+                <w:rFonts w:ascii="Microsoft YaHei" w:hAnsi="Microsoft YaHei" w:eastAsia="Microsoft YaHei"/>
+                <w:b w:val="0"/>
+                <w:i w:val="0"/>
+                <w:color w:val="24364B"/>
+                <w:sz w:val="17"/>
+              </w:rPr>
+            </w:r>
+          </w:p>
+        </w:tc>
+        <w:tc>
+          <w:tcPr>
+            <w:tcW w:type="dxa" w:w="1268"/>
+            <w:shd w:fill="FFF9E8"/>
+            <w:vAlign w:val="center"/>
+            <w:tcMar>
+              <w:top w:w="80" w:type="dxa"/>
+              <w:start w:w="120" w:type="dxa"/>
+              <w:bottom w:w="80" w:type="dxa"/>
+              <w:end w:w="120" w:type="dxa"/>
+            </w:tcMar>
+          </w:tcPr>
+          <w:p>
+            <w:pPr>
+              <w:spacing w:before="40" w:after="40" w:line="276" w:lineRule="auto"/>
+              <w:jc w:val="left"/>
+            </w:pPr>
+            <w:r/>
+            <w:r>
+              <w:rPr>
+                <w:rFonts w:ascii="Microsoft YaHei" w:hAnsi="Microsoft YaHei" w:eastAsia="Microsoft YaHei"/>
+                <w:b w:val="0"/>
+                <w:i w:val="0"/>
+                <w:color w:val="24364B"/>
+                <w:sz w:val="17"/>
+              </w:rPr>
+            </w:r>
+          </w:p>
+        </w:tc>
+        <w:tc>
+          <w:tcPr>
+            <w:tcW w:type="dxa" w:w="1189"/>
+            <w:shd w:fill="FFF9E8"/>
+            <w:vAlign w:val="center"/>
+            <w:tcMar>
+              <w:top w:w="80" w:type="dxa"/>
+              <w:start w:w="120" w:type="dxa"/>
+              <w:bottom w:w="80" w:type="dxa"/>
+              <w:end w:w="120" w:type="dxa"/>
+            </w:tcMar>
+          </w:tcPr>
+          <w:p>
+            <w:pPr>
+              <w:spacing w:before="40" w:after="40" w:line="276" w:lineRule="auto"/>
+              <w:jc w:val="left"/>
+            </w:pPr>
+            <w:r/>
+            <w:r>
+              <w:rPr>
+                <w:rFonts w:ascii="Microsoft YaHei" w:hAnsi="Microsoft YaHei" w:eastAsia="Microsoft YaHei"/>
+                <w:b w:val="0"/>
+                <w:i w:val="0"/>
+                <w:color w:val="24364B"/>
+                <w:sz w:val="17"/>
+              </w:rPr>
+            </w:r>
+          </w:p>
+        </w:tc>
+      </w:tr>
+      <w:tr>
+        <w:trPr>
+          <w:cantSplit/>
+          <w:cantSplit/>
+          <w:cantSplit/>
+        </w:trPr>
+        <w:tc>
+          <w:tcPr>
+            <w:tcW w:type="dxa" w:w="713"/>
+            <w:shd w:fill="FFFFFF"/>
+            <w:vAlign w:val="center"/>
+            <w:tcMar>
+              <w:top w:w="80" w:type="dxa"/>
+              <w:start w:w="120" w:type="dxa"/>
+              <w:bottom w:w="80" w:type="dxa"/>
+              <w:end w:w="120" w:type="dxa"/>
+            </w:tcMar>
+          </w:tcPr>
+          <w:p>
+            <w:pPr>
+              <w:spacing w:before="40" w:after="40" w:line="276" w:lineRule="auto"/>
+              <w:jc w:val="center"/>
+            </w:pPr>
+            <w:r/>
+            <w:r>
+              <w:rPr>
+                <w:rFonts w:ascii="Microsoft YaHei" w:hAnsi="Microsoft YaHei" w:eastAsia="Microsoft YaHei"/>
+                <w:b w:val="0"/>
+                <w:i w:val="0"/>
+                <w:color w:val="667A90"/>
+                <w:sz w:val="17"/>
+              </w:rPr>
+              <w:t>8</w:t>
+            </w:r>
+          </w:p>
+        </w:tc>
+        <w:tc>
+          <w:tcPr>
+            <w:tcW w:type="dxa" w:w="1902"/>
+            <w:shd w:fill="FFF9E8"/>
+            <w:vAlign w:val="center"/>
+            <w:tcMar>
+              <w:top w:w="80" w:type="dxa"/>
+              <w:start w:w="120" w:type="dxa"/>
+              <w:bottom w:w="80" w:type="dxa"/>
+              <w:end w:w="120" w:type="dxa"/>
+            </w:tcMar>
+          </w:tcPr>
+          <w:p>
+            <w:pPr>
+              <w:spacing w:before="40" w:after="40" w:line="276" w:lineRule="auto"/>
+              <w:jc w:val="left"/>
+            </w:pPr>
+            <w:r/>
+            <w:r>
+              <w:rPr>
+                <w:rFonts w:ascii="Microsoft YaHei" w:hAnsi="Microsoft YaHei" w:eastAsia="Microsoft YaHei"/>
+                <w:b w:val="0"/>
+                <w:i w:val="0"/>
+                <w:color w:val="24364B"/>
+                <w:sz w:val="17"/>
+              </w:rPr>
+            </w:r>
+          </w:p>
+        </w:tc>
+        <w:tc>
+          <w:tcPr>
+            <w:tcW w:type="dxa" w:w="2140"/>
+            <w:shd w:fill="FFF9E8"/>
+            <w:vAlign w:val="center"/>
+            <w:tcMar>
+              <w:top w:w="80" w:type="dxa"/>
+              <w:start w:w="120" w:type="dxa"/>
+              <w:bottom w:w="80" w:type="dxa"/>
+              <w:end w:w="120" w:type="dxa"/>
+            </w:tcMar>
+          </w:tcPr>
+          <w:p>
+            <w:pPr>
+              <w:spacing w:before="40" w:after="40" w:line="276" w:lineRule="auto"/>
+              <w:jc w:val="left"/>
+            </w:pPr>
+            <w:r/>
+            <w:r>
+              <w:rPr>
+                <w:rFonts w:ascii="Microsoft YaHei" w:hAnsi="Microsoft YaHei" w:eastAsia="Microsoft YaHei"/>
+                <w:b w:val="0"/>
+                <w:i w:val="0"/>
+                <w:color w:val="24364B"/>
+                <w:sz w:val="17"/>
+              </w:rPr>
+            </w:r>
+          </w:p>
+        </w:tc>
+        <w:tc>
+          <w:tcPr>
+            <w:tcW w:type="dxa" w:w="2695"/>
+            <w:shd w:fill="FFF9E8"/>
+            <w:vAlign w:val="center"/>
+            <w:tcMar>
+              <w:top w:w="80" w:type="dxa"/>
+              <w:start w:w="120" w:type="dxa"/>
+              <w:bottom w:w="80" w:type="dxa"/>
+              <w:end w:w="120" w:type="dxa"/>
+            </w:tcMar>
+          </w:tcPr>
+          <w:p>
+            <w:pPr>
+              <w:spacing w:before="40" w:after="40" w:line="276" w:lineRule="auto"/>
+              <w:jc w:val="left"/>
+            </w:pPr>
+            <w:r/>
+            <w:r>
+              <w:rPr>
+                <w:rFonts w:ascii="Microsoft YaHei" w:hAnsi="Microsoft YaHei" w:eastAsia="Microsoft YaHei"/>
+                <w:b w:val="0"/>
+                <w:i w:val="0"/>
+                <w:color w:val="24364B"/>
+                <w:sz w:val="17"/>
+              </w:rPr>
+            </w:r>
+          </w:p>
+        </w:tc>
+        <w:tc>
+          <w:tcPr>
+            <w:tcW w:type="dxa" w:w="1981"/>
+            <w:shd w:fill="FFF9E8"/>
+            <w:vAlign w:val="center"/>
+            <w:tcMar>
+              <w:top w:w="80" w:type="dxa"/>
+              <w:start w:w="120" w:type="dxa"/>
+              <w:bottom w:w="80" w:type="dxa"/>
+              <w:end w:w="120" w:type="dxa"/>
+            </w:tcMar>
+          </w:tcPr>
+          <w:p>
+            <w:pPr>
+              <w:spacing w:before="40" w:after="40" w:line="276" w:lineRule="auto"/>
+              <w:jc w:val="left"/>
+            </w:pPr>
+            <w:r/>
+            <w:r>
+              <w:rPr>
+                <w:rFonts w:ascii="Microsoft YaHei" w:hAnsi="Microsoft YaHei" w:eastAsia="Microsoft YaHei"/>
+                <w:b w:val="0"/>
+                <w:i w:val="0"/>
+                <w:color w:val="24364B"/>
+                <w:sz w:val="17"/>
+              </w:rPr>
+            </w:r>
+          </w:p>
+        </w:tc>
+        <w:tc>
+          <w:tcPr>
+            <w:tcW w:type="dxa" w:w="1902"/>
+            <w:shd w:fill="FFF9E8"/>
+            <w:vAlign w:val="center"/>
+            <w:tcMar>
+              <w:top w:w="80" w:type="dxa"/>
+              <w:start w:w="120" w:type="dxa"/>
+              <w:bottom w:w="80" w:type="dxa"/>
+              <w:end w:w="120" w:type="dxa"/>
+            </w:tcMar>
+          </w:tcPr>
+          <w:p>
+            <w:pPr>
+              <w:spacing w:before="40" w:after="40" w:line="276" w:lineRule="auto"/>
+              <w:jc w:val="left"/>
+            </w:pPr>
+            <w:r/>
+            <w:r>
+              <w:rPr>
+                <w:rFonts w:ascii="Microsoft YaHei" w:hAnsi="Microsoft YaHei" w:eastAsia="Microsoft YaHei"/>
+                <w:b w:val="0"/>
+                <w:i w:val="0"/>
+                <w:color w:val="24364B"/>
+                <w:sz w:val="17"/>
+              </w:rPr>
+            </w:r>
+          </w:p>
+        </w:tc>
+        <w:tc>
+          <w:tcPr>
+            <w:tcW w:type="dxa" w:w="1110"/>
+            <w:shd w:fill="FFF9E8"/>
+            <w:vAlign w:val="center"/>
+            <w:tcMar>
+              <w:top w:w="80" w:type="dxa"/>
+              <w:start w:w="120" w:type="dxa"/>
+              <w:bottom w:w="80" w:type="dxa"/>
+              <w:end w:w="120" w:type="dxa"/>
+            </w:tcMar>
+          </w:tcPr>
+          <w:p>
+            <w:pPr>
+              <w:spacing w:before="40" w:after="40" w:line="276" w:lineRule="auto"/>
+              <w:jc w:val="left"/>
+            </w:pPr>
+            <w:r/>
+            <w:r>
+              <w:rPr>
+                <w:rFonts w:ascii="Microsoft YaHei" w:hAnsi="Microsoft YaHei" w:eastAsia="Microsoft YaHei"/>
+                <w:b w:val="0"/>
+                <w:i w:val="0"/>
+                <w:color w:val="24364B"/>
+                <w:sz w:val="17"/>
+              </w:rPr>
+            </w:r>
+          </w:p>
+        </w:tc>
+        <w:tc>
+          <w:tcPr>
+            <w:tcW w:type="dxa" w:w="1268"/>
+            <w:shd w:fill="FFF9E8"/>
+            <w:vAlign w:val="center"/>
+            <w:tcMar>
+              <w:top w:w="80" w:type="dxa"/>
+              <w:start w:w="120" w:type="dxa"/>
+              <w:bottom w:w="80" w:type="dxa"/>
+              <w:end w:w="120" w:type="dxa"/>
+            </w:tcMar>
+          </w:tcPr>
+          <w:p>
+            <w:pPr>
+              <w:spacing w:before="40" w:after="40" w:line="276" w:lineRule="auto"/>
+              <w:jc w:val="left"/>
+            </w:pPr>
+            <w:r/>
+            <w:r>
+              <w:rPr>
+                <w:rFonts w:ascii="Microsoft YaHei" w:hAnsi="Microsoft YaHei" w:eastAsia="Microsoft YaHei"/>
+                <w:b w:val="0"/>
+                <w:i w:val="0"/>
+                <w:color w:val="24364B"/>
+                <w:sz w:val="17"/>
+              </w:rPr>
+            </w:r>
+          </w:p>
+        </w:tc>
+        <w:tc>
+          <w:tcPr>
+            <w:tcW w:type="dxa" w:w="1189"/>
+            <w:shd w:fill="FFF9E8"/>
+            <w:vAlign w:val="center"/>
+            <w:tcMar>
+              <w:top w:w="80" w:type="dxa"/>
+              <w:start w:w="120" w:type="dxa"/>
+              <w:bottom w:w="80" w:type="dxa"/>
+              <w:end w:w="120" w:type="dxa"/>
+            </w:tcMar>
+          </w:tcPr>
+          <w:p>
+            <w:pPr>
+              <w:spacing w:before="40" w:after="40" w:line="276" w:lineRule="auto"/>
+              <w:jc w:val="left"/>
+            </w:pPr>
+            <w:r/>
+            <w:r>
+              <w:rPr>
+                <w:rFonts w:ascii="Microsoft YaHei" w:hAnsi="Microsoft YaHei" w:eastAsia="Microsoft YaHei"/>
+                <w:b w:val="0"/>
+                <w:i w:val="0"/>
+                <w:color w:val="24364B"/>
+                <w:sz w:val="17"/>
+              </w:rPr>
+            </w:r>
+          </w:p>
+        </w:tc>
+      </w:tr>
+      <w:tr>
+        <w:trPr>
+          <w:cantSplit/>
+          <w:cantSplit/>
+        </w:trPr>
+        <w:tc>
+          <w:tcPr>
+            <w:tcW w:type="dxa" w:w="713"/>
+            <w:shd w:fill="FFFFFF"/>
+            <w:vAlign w:val="center"/>
+            <w:tcMar>
+              <w:top w:w="80" w:type="dxa"/>
+              <w:start w:w="120" w:type="dxa"/>
+              <w:bottom w:w="80" w:type="dxa"/>
+              <w:end w:w="120" w:type="dxa"/>
+            </w:tcMar>
+          </w:tcPr>
+          <w:p>
+            <w:pPr>
+              <w:spacing w:before="40" w:after="40" w:line="276" w:lineRule="auto"/>
+              <w:jc w:val="center"/>
+            </w:pPr>
+            <w:r/>
+            <w:r>
+              <w:rPr>
+                <w:rFonts w:ascii="Microsoft YaHei" w:hAnsi="Microsoft YaHei" w:eastAsia="Microsoft YaHei"/>
+                <w:b w:val="0"/>
+                <w:i w:val="0"/>
+                <w:color w:val="667A90"/>
+                <w:sz w:val="17"/>
+              </w:rPr>
+              <w:t>9</w:t>
+            </w:r>
+          </w:p>
+        </w:tc>
+        <w:tc>
+          <w:tcPr>
+            <w:tcW w:type="dxa" w:w="1902"/>
+            <w:shd w:fill="FFF9E8"/>
+            <w:vAlign w:val="center"/>
+            <w:tcMar>
+              <w:top w:w="80" w:type="dxa"/>
+              <w:start w:w="120" w:type="dxa"/>
+              <w:bottom w:w="80" w:type="dxa"/>
+              <w:end w:w="120" w:type="dxa"/>
+            </w:tcMar>
+          </w:tcPr>
+          <w:p>
+            <w:pPr>
+              <w:spacing w:before="40" w:after="40" w:line="276" w:lineRule="auto"/>
+              <w:jc w:val="left"/>
+            </w:pPr>
+            <w:r/>
+            <w:r>
+              <w:rPr>
+                <w:rFonts w:ascii="Microsoft YaHei" w:hAnsi="Microsoft YaHei" w:eastAsia="Microsoft YaHei"/>
+                <w:b w:val="0"/>
+                <w:i w:val="0"/>
+                <w:color w:val="24364B"/>
+                <w:sz w:val="17"/>
+              </w:rPr>
+            </w:r>
+          </w:p>
+        </w:tc>
+        <w:tc>
+          <w:tcPr>
+            <w:tcW w:type="dxa" w:w="2140"/>
+            <w:shd w:fill="FFF9E8"/>
+            <w:vAlign w:val="center"/>
+            <w:tcMar>
+              <w:top w:w="80" w:type="dxa"/>
+              <w:start w:w="120" w:type="dxa"/>
+              <w:bottom w:w="80" w:type="dxa"/>
+              <w:end w:w="120" w:type="dxa"/>
+            </w:tcMar>
+          </w:tcPr>
+          <w:p>
+            <w:pPr>
+              <w:spacing w:before="40" w:after="40" w:line="276" w:lineRule="auto"/>
+              <w:jc w:val="left"/>
+            </w:pPr>
+            <w:r/>
+            <w:r>
+              <w:rPr>
+                <w:rFonts w:ascii="Microsoft YaHei" w:hAnsi="Microsoft YaHei" w:eastAsia="Microsoft YaHei"/>
+                <w:b w:val="0"/>
+                <w:i w:val="0"/>
+                <w:color w:val="24364B"/>
+                <w:sz w:val="17"/>
+              </w:rPr>
+            </w:r>
+          </w:p>
+        </w:tc>
+        <w:tc>
+          <w:tcPr>
+            <w:tcW w:type="dxa" w:w="2695"/>
+            <w:shd w:fill="FFF9E8"/>
+            <w:vAlign w:val="center"/>
+            <w:tcMar>
+              <w:top w:w="80" w:type="dxa"/>
+              <w:start w:w="120" w:type="dxa"/>
+              <w:bottom w:w="80" w:type="dxa"/>
+              <w:end w:w="120" w:type="dxa"/>
+            </w:tcMar>
+          </w:tcPr>
+          <w:p>
+            <w:pPr>
+              <w:spacing w:before="40" w:after="40" w:line="276" w:lineRule="auto"/>
+              <w:jc w:val="left"/>
+            </w:pPr>
+            <w:r/>
+            <w:r>
+              <w:rPr>
+                <w:rFonts w:ascii="Microsoft YaHei" w:hAnsi="Microsoft YaHei" w:eastAsia="Microsoft YaHei"/>
+                <w:b w:val="0"/>
+                <w:i w:val="0"/>
+                <w:color w:val="24364B"/>
+                <w:sz w:val="17"/>
+              </w:rPr>
+            </w:r>
+          </w:p>
+        </w:tc>
+        <w:tc>
+          <w:tcPr>
+            <w:tcW w:type="dxa" w:w="1981"/>
+            <w:shd w:fill="FFF9E8"/>
+            <w:vAlign w:val="center"/>
+            <w:tcMar>
+              <w:top w:w="80" w:type="dxa"/>
+              <w:start w:w="120" w:type="dxa"/>
+              <w:bottom w:w="80" w:type="dxa"/>
+              <w:end w:w="120" w:type="dxa"/>
+            </w:tcMar>
+          </w:tcPr>
+          <w:p>
+            <w:pPr>
+              <w:spacing w:before="40" w:after="40" w:line="276" w:lineRule="auto"/>
+              <w:jc w:val="left"/>
+            </w:pPr>
+            <w:r/>
+            <w:r>
+              <w:rPr>
+                <w:rFonts w:ascii="Microsoft YaHei" w:hAnsi="Microsoft YaHei" w:eastAsia="Microsoft YaHei"/>
+                <w:b w:val="0"/>
+                <w:i w:val="0"/>
+                <w:color w:val="24364B"/>
+                <w:sz w:val="17"/>
+              </w:rPr>
+            </w:r>
+          </w:p>
+        </w:tc>
+        <w:tc>
+          <w:tcPr>
+            <w:tcW w:type="dxa" w:w="1902"/>
+            <w:shd w:fill="FFF9E8"/>
+            <w:vAlign w:val="center"/>
+            <w:tcMar>
+              <w:top w:w="80" w:type="dxa"/>
+              <w:start w:w="120" w:type="dxa"/>
+              <w:bottom w:w="80" w:type="dxa"/>
+              <w:end w:w="120" w:type="dxa"/>
+            </w:tcMar>
+          </w:tcPr>
+          <w:p>
+            <w:pPr>
+              <w:spacing w:before="40" w:after="40" w:line="276" w:lineRule="auto"/>
+              <w:jc w:val="left"/>
+            </w:pPr>
+            <w:r/>
+            <w:r>
+              <w:rPr>
+                <w:rFonts w:ascii="Microsoft YaHei" w:hAnsi="Microsoft YaHei" w:eastAsia="Microsoft YaHei"/>
+                <w:b w:val="0"/>
+                <w:i w:val="0"/>
+                <w:color w:val="24364B"/>
+                <w:sz w:val="17"/>
+              </w:rPr>
+            </w:r>
+          </w:p>
+        </w:tc>
+        <w:tc>
+          <w:tcPr>
+            <w:tcW w:type="dxa" w:w="1110"/>
+            <w:shd w:fill="FFF9E8"/>
+            <w:vAlign w:val="center"/>
+            <w:tcMar>
+              <w:top w:w="80" w:type="dxa"/>
+              <w:start w:w="120" w:type="dxa"/>
+              <w:bottom w:w="80" w:type="dxa"/>
+              <w:end w:w="120" w:type="dxa"/>
+            </w:tcMar>
+          </w:tcPr>
+          <w:p>
+            <w:pPr>
+              <w:spacing w:before="40" w:after="40" w:line="276" w:lineRule="auto"/>
+              <w:jc w:val="left"/>
+            </w:pPr>
+            <w:r/>
+            <w:r>
+              <w:rPr>
+                <w:rFonts w:ascii="Microsoft YaHei" w:hAnsi="Microsoft YaHei" w:eastAsia="Microsoft YaHei"/>
+                <w:b w:val="0"/>
+                <w:i w:val="0"/>
+                <w:color w:val="24364B"/>
+                <w:sz w:val="17"/>
+              </w:rPr>
+            </w:r>
+          </w:p>
+        </w:tc>
+        <w:tc>
+          <w:tcPr>
+            <w:tcW w:type="dxa" w:w="1268"/>
+            <w:shd w:fill="FFF9E8"/>
+            <w:vAlign w:val="center"/>
+            <w:tcMar>
+              <w:top w:w="80" w:type="dxa"/>
+              <w:start w:w="120" w:type="dxa"/>
+              <w:bottom w:w="80" w:type="dxa"/>
+              <w:end w:w="120" w:type="dxa"/>
+            </w:tcMar>
+          </w:tcPr>
+          <w:p>
+            <w:pPr>
+              <w:spacing w:before="40" w:after="40" w:line="276" w:lineRule="auto"/>
+              <w:jc w:val="left"/>
+            </w:pPr>
+            <w:r/>
+            <w:r>
+              <w:rPr>
+                <w:rFonts w:ascii="Microsoft YaHei" w:hAnsi="Microsoft YaHei" w:eastAsia="Microsoft YaHei"/>
+                <w:b w:val="0"/>
+                <w:i w:val="0"/>
+                <w:color w:val="24364B"/>
+                <w:sz w:val="17"/>
+              </w:rPr>
+            </w:r>
+          </w:p>
+        </w:tc>
+        <w:tc>
+          <w:tcPr>
+            <w:tcW w:type="dxa" w:w="1189"/>
+            <w:shd w:fill="FFF9E8"/>
+            <w:vAlign w:val="center"/>
+            <w:tcMar>
+              <w:top w:w="80" w:type="dxa"/>
+              <w:start w:w="120" w:type="dxa"/>
+              <w:bottom w:w="80" w:type="dxa"/>
+              <w:end w:w="120" w:type="dxa"/>
+            </w:tcMar>
+          </w:tcPr>
+          <w:p>
+            <w:pPr>
+              <w:spacing w:before="40" w:after="40" w:line="276" w:lineRule="auto"/>
+              <w:jc w:val="left"/>
+            </w:pPr>
+            <w:r/>
+            <w:r>
+              <w:rPr>
+                <w:rFonts w:ascii="Microsoft YaHei" w:hAnsi="Microsoft YaHei" w:eastAsia="Microsoft YaHei"/>
+                <w:b w:val="0"/>
+                <w:i w:val="0"/>
+                <w:color w:val="24364B"/>
+                <w:sz w:val="17"/>
+              </w:rPr>
+            </w:r>
+          </w:p>
+        </w:tc>
+      </w:tr>
+    </w:tbl>
+    <w:p>
+      <w:pPr>
+        <w:pStyle w:val="Heading2"/>
+        <w:keepNext/>
+      </w:pPr>
+      <w:r>
+        <w:rPr>
+          <w:rFonts w:ascii="Microsoft YaHei" w:hAnsi="Microsoft YaHei" w:eastAsia="Microsoft YaHei"/>
+          <w:b/>
+          <w:i w:val="0"/>
+          <w:color w:val="1769E0"/>
+          <w:sz w:val="26"/>
+        </w:rPr>
+        <w:t>三、质量核对</w:t>
+      </w:r>
+    </w:p>
+    <w:tbl>
+      <w:tblPr>
+        <w:tblStyle w:val="TableGrid"/>
+        <w:tblW w:type="dxa" w:w="14900"/>
+        <w:tblLayout w:type="fixed"/>
+        <w:tblLook w:firstColumn="1" w:firstRow="1" w:lastColumn="0" w:lastRow="0" w:noHBand="0" w:noVBand="1" w:val="04A0"/>
+        <w:jc w:val="left"/>
+        <w:tblInd w:w="120" w:type="dxa"/>
+        <w:tblBorders>
+          <w:top w:val="single" w:sz="5" w:color="C8D8EA"/>
+          <w:left w:val="single" w:sz="5" w:color="C8D8EA"/>
+          <w:bottom w:val="single" w:sz="5" w:color="C8D8EA"/>
+          <w:right w:val="single" w:sz="5" w:color="C8D8EA"/>
+          <w:insideH w:val="single" w:sz="5" w:color="C8D8EA"/>
+          <w:insideV w:val="single" w:sz="5" w:color="C8D8EA"/>
+        </w:tblBorders>
+      </w:tblPr>
+      <w:tblGrid>
+        <w:gridCol w:w="1104"/>
+        <w:gridCol w:w="2299"/>
+        <w:gridCol w:w="9014"/>
+        <w:gridCol w:w="2483"/>
+      </w:tblGrid>
+      <w:tr>
+        <w:trPr>
+          <w:cantSplit/>
+          <w:cantSplit/>
+        </w:trPr>
+        <w:tc>
+          <w:tcPr>
+            <w:tcW w:type="dxa" w:w="1104"/>
+            <w:shd w:fill="17365D"/>
+            <w:vAlign w:val="center"/>
+            <w:tcMar>
+              <w:top w:w="80" w:type="dxa"/>
+              <w:start w:w="120" w:type="dxa"/>
+              <w:bottom w:w="80" w:type="dxa"/>
+              <w:end w:w="120" w:type="dxa"/>
+            </w:tcMar>
+          </w:tcPr>
+          <w:p>
+            <w:pPr>
+              <w:spacing w:before="40" w:after="40" w:line="276" w:lineRule="auto"/>
+              <w:jc w:val="center"/>
+            </w:pPr>
+            <w:r/>
+            <w:r>
+              <w:rPr>
+                <w:rFonts w:ascii="Microsoft YaHei" w:hAnsi="Microsoft YaHei" w:eastAsia="Microsoft YaHei"/>
                 <w:b/>
+                <w:i w:val="0"/>
+                <w:color w:val="FFFFFF"/>
+                <w:sz w:val="17"/>
+              </w:rPr>
+              <w:t>序号</w:t>
+            </w:r>
+          </w:p>
+        </w:tc>
+        <w:tc>
+          <w:tcPr>
+            <w:tcW w:type="dxa" w:w="2299"/>
+            <w:shd w:fill="17365D"/>
+            <w:vAlign w:val="center"/>
+            <w:tcMar>
+              <w:top w:w="80" w:type="dxa"/>
+              <w:start w:w="120" w:type="dxa"/>
+              <w:bottom w:w="80" w:type="dxa"/>
+              <w:end w:w="120" w:type="dxa"/>
+            </w:tcMar>
+          </w:tcPr>
+          <w:p>
+            <w:pPr>
+              <w:spacing w:before="40" w:after="40" w:line="276" w:lineRule="auto"/>
+              <w:jc w:val="center"/>
+            </w:pPr>
+            <w:r/>
+            <w:r>
+              <w:rPr>
+                <w:rFonts w:ascii="Microsoft YaHei" w:hAnsi="Microsoft YaHei" w:eastAsia="Microsoft YaHei"/>
+                <w:b/>
+                <w:i w:val="0"/>
+                <w:color w:val="FFFFFF"/>
+                <w:sz w:val="17"/>
+              </w:rPr>
+              <w:t>检查维度</w:t>
+            </w:r>
+          </w:p>
+        </w:tc>
+        <w:tc>
+          <w:tcPr>
+            <w:tcW w:type="dxa" w:w="9014"/>
+            <w:shd w:fill="17365D"/>
+            <w:vAlign w:val="center"/>
+            <w:tcMar>
+              <w:top w:w="80" w:type="dxa"/>
+              <w:start w:w="120" w:type="dxa"/>
+              <w:bottom w:w="80" w:type="dxa"/>
+              <w:end w:w="120" w:type="dxa"/>
+            </w:tcMar>
+          </w:tcPr>
+          <w:p>
+            <w:pPr>
+              <w:spacing w:before="40" w:after="40" w:line="276" w:lineRule="auto"/>
+              <w:jc w:val="center"/>
+            </w:pPr>
+            <w:r/>
+            <w:r>
+              <w:rPr>
+                <w:rFonts w:ascii="Microsoft YaHei" w:hAnsi="Microsoft YaHei" w:eastAsia="Microsoft YaHei"/>
+                <w:b/>
+                <w:i w:val="0"/>
+                <w:color w:val="FFFFFF"/>
+                <w:sz w:val="17"/>
+              </w:rPr>
+              <w:t>核对要求</w:t>
+            </w:r>
+          </w:p>
+        </w:tc>
+        <w:tc>
+          <w:tcPr>
+            <w:tcW w:type="dxa" w:w="2483"/>
+            <w:shd w:fill="17365D"/>
+            <w:vAlign w:val="center"/>
+            <w:tcMar>
+              <w:top w:w="80" w:type="dxa"/>
+              <w:start w:w="120" w:type="dxa"/>
+              <w:bottom w:w="80" w:type="dxa"/>
+              <w:end w:w="120" w:type="dxa"/>
+            </w:tcMar>
+          </w:tcPr>
+          <w:p>
+            <w:pPr>
+              <w:spacing w:before="40" w:after="40" w:line="276" w:lineRule="auto"/>
+              <w:jc w:val="center"/>
+            </w:pPr>
+            <w:r/>
+            <w:r>
+              <w:rPr>
+                <w:rFonts w:ascii="Microsoft YaHei" w:hAnsi="Microsoft YaHei" w:eastAsia="Microsoft YaHei"/>
+                <w:b/>
+                <w:i w:val="0"/>
+                <w:color w:val="FFFFFF"/>
+                <w:sz w:val="17"/>
+              </w:rPr>
+              <w:t>结论</w:t>
+            </w:r>
+          </w:p>
+        </w:tc>
+      </w:tr>
+      <w:tr>
+        <w:trPr>
+          <w:cantSplit/>
+          <w:cantSplit/>
+        </w:trPr>
+        <w:tc>
+          <w:tcPr>
+            <w:tcW w:type="dxa" w:w="1104"/>
+            <w:shd w:fill="FFFFFF"/>
+            <w:vAlign w:val="center"/>
+            <w:tcMar>
+              <w:top w:w="80" w:type="dxa"/>
+              <w:start w:w="120" w:type="dxa"/>
+              <w:bottom w:w="80" w:type="dxa"/>
+              <w:end w:w="120" w:type="dxa"/>
+            </w:tcMar>
+          </w:tcPr>
+          <w:p>
+            <w:pPr>
+              <w:spacing w:before="40" w:after="40" w:line="276" w:lineRule="auto"/>
+              <w:jc w:val="center"/>
+            </w:pPr>
+            <w:r/>
+            <w:r>
+              <w:rPr>
+                <w:rFonts w:ascii="Microsoft YaHei" w:hAnsi="Microsoft YaHei" w:eastAsia="Microsoft YaHei"/>
+                <w:b w:val="0"/>
+                <w:i w:val="0"/>
+                <w:color w:val="24364B"/>
+                <w:sz w:val="17"/>
+              </w:rPr>
+              <w:t>1</w:t>
+            </w:r>
+          </w:p>
+        </w:tc>
+        <w:tc>
+          <w:tcPr>
+            <w:tcW w:type="dxa" w:w="2299"/>
+            <w:shd w:fill="FFFFFF"/>
+            <w:vAlign w:val="center"/>
+            <w:tcMar>
+              <w:top w:w="80" w:type="dxa"/>
+              <w:start w:w="120" w:type="dxa"/>
+              <w:bottom w:w="80" w:type="dxa"/>
+              <w:end w:w="120" w:type="dxa"/>
+            </w:tcMar>
+          </w:tcPr>
+          <w:p>
+            <w:pPr>
+              <w:spacing w:before="40" w:after="40" w:line="276" w:lineRule="auto"/>
+              <w:jc w:val="center"/>
+            </w:pPr>
+            <w:r/>
+            <w:r>
+              <w:rPr>
+                <w:rFonts w:ascii="Microsoft YaHei" w:hAnsi="Microsoft YaHei" w:eastAsia="Microsoft YaHei"/>
+                <w:b w:val="0"/>
+                <w:i w:val="0"/>
+                <w:color w:val="24364B"/>
+                <w:sz w:val="17"/>
+              </w:rPr>
+              <w:t>业务覆盖</w:t>
+            </w:r>
+          </w:p>
+        </w:tc>
+        <w:tc>
+          <w:tcPr>
+            <w:tcW w:type="dxa" w:w="9014"/>
+            <w:shd w:fill="FFFFFF"/>
+            <w:vAlign w:val="center"/>
+            <w:tcMar>
+              <w:top w:w="80" w:type="dxa"/>
+              <w:start w:w="120" w:type="dxa"/>
+              <w:bottom w:w="80" w:type="dxa"/>
+              <w:end w:w="120" w:type="dxa"/>
+            </w:tcMar>
+          </w:tcPr>
+          <w:p>
+            <w:pPr>
+              <w:spacing w:before="40" w:after="40" w:line="276" w:lineRule="auto"/>
+              <w:jc w:val="left"/>
+            </w:pPr>
+            <w:r/>
+            <w:r>
+              <w:rPr>
+                <w:rFonts w:ascii="Microsoft YaHei" w:hAnsi="Microsoft YaHei" w:eastAsia="Microsoft YaHei"/>
+                <w:b w:val="0"/>
+                <w:i w:val="0"/>
+                <w:color w:val="24364B"/>
+                <w:sz w:val="17"/>
+              </w:rPr>
+              <w:t>核心、异常、权限和跨系统场景覆盖充分</w:t>
+            </w:r>
+          </w:p>
+        </w:tc>
+        <w:tc>
+          <w:tcPr>
+            <w:tcW w:type="dxa" w:w="2483"/>
+            <w:shd w:fill="FFF9E8"/>
+            <w:vAlign w:val="center"/>
+            <w:tcMar>
+              <w:top w:w="80" w:type="dxa"/>
+              <w:start w:w="120" w:type="dxa"/>
+              <w:bottom w:w="80" w:type="dxa"/>
+              <w:end w:w="120" w:type="dxa"/>
+            </w:tcMar>
+          </w:tcPr>
+          <w:p>
+            <w:pPr>
+              <w:spacing w:before="40" w:after="40" w:line="276" w:lineRule="auto"/>
+              <w:jc w:val="center"/>
+            </w:pPr>
+            <w:r/>
+            <w:r>
+              <w:rPr>
+                <w:rFonts w:ascii="Microsoft YaHei" w:hAnsi="Microsoft YaHei" w:eastAsia="Microsoft YaHei"/>
+                <w:b w:val="0"/>
+                <w:i w:val="0"/>
+                <w:color w:val="24364B"/>
+                <w:sz w:val="17"/>
+              </w:rPr>
+              <w:t>☐ 通过  ☐ 不通过  ☐ 不适用</w:t>
+            </w:r>
+          </w:p>
+        </w:tc>
+      </w:tr>
+      <w:tr>
+        <w:trPr>
+          <w:cantSplit/>
+          <w:cantSplit/>
+        </w:trPr>
+        <w:tc>
+          <w:tcPr>
+            <w:tcW w:type="dxa" w:w="1104"/>
+            <w:shd w:fill="FFFFFF"/>
+            <w:vAlign w:val="center"/>
+            <w:tcMar>
+              <w:top w:w="80" w:type="dxa"/>
+              <w:start w:w="120" w:type="dxa"/>
+              <w:bottom w:w="80" w:type="dxa"/>
+              <w:end w:w="120" w:type="dxa"/>
+            </w:tcMar>
+          </w:tcPr>
+          <w:p>
+            <w:pPr>
+              <w:spacing w:before="40" w:after="40" w:line="276" w:lineRule="auto"/>
+              <w:jc w:val="center"/>
+            </w:pPr>
+            <w:r/>
+            <w:r>
+              <w:rPr>
+                <w:rFonts w:ascii="Microsoft YaHei" w:hAnsi="Microsoft YaHei" w:eastAsia="Microsoft YaHei"/>
+                <w:b w:val="0"/>
+                <w:i w:val="0"/>
+                <w:color w:val="24364B"/>
+                <w:sz w:val="17"/>
+              </w:rPr>
+              <w:t>2</w:t>
+            </w:r>
+          </w:p>
+        </w:tc>
+        <w:tc>
+          <w:tcPr>
+            <w:tcW w:type="dxa" w:w="2299"/>
+            <w:shd w:fill="FFFFFF"/>
+            <w:vAlign w:val="center"/>
+            <w:tcMar>
+              <w:top w:w="80" w:type="dxa"/>
+              <w:start w:w="120" w:type="dxa"/>
+              <w:bottom w:w="80" w:type="dxa"/>
+              <w:end w:w="120" w:type="dxa"/>
+            </w:tcMar>
+          </w:tcPr>
+          <w:p>
+            <w:pPr>
+              <w:spacing w:before="40" w:after="40" w:line="276" w:lineRule="auto"/>
+              <w:jc w:val="center"/>
+            </w:pPr>
+            <w:r/>
+            <w:r>
+              <w:rPr>
+                <w:rFonts w:ascii="Microsoft YaHei" w:hAnsi="Microsoft YaHei" w:eastAsia="Microsoft YaHei"/>
+                <w:b w:val="0"/>
+                <w:i w:val="0"/>
+                <w:color w:val="24364B"/>
+                <w:sz w:val="17"/>
+              </w:rPr>
+              <w:t>数据安全</w:t>
+            </w:r>
+          </w:p>
+        </w:tc>
+        <w:tc>
+          <w:tcPr>
+            <w:tcW w:type="dxa" w:w="9014"/>
+            <w:shd w:fill="FFFFFF"/>
+            <w:vAlign w:val="center"/>
+            <w:tcMar>
+              <w:top w:w="80" w:type="dxa"/>
+              <w:start w:w="120" w:type="dxa"/>
+              <w:bottom w:w="80" w:type="dxa"/>
+              <w:end w:w="120" w:type="dxa"/>
+            </w:tcMar>
+          </w:tcPr>
+          <w:p>
+            <w:pPr>
+              <w:spacing w:before="40" w:after="40" w:line="276" w:lineRule="auto"/>
+              <w:jc w:val="left"/>
+            </w:pPr>
+            <w:r/>
+            <w:r>
+              <w:rPr>
+                <w:rFonts w:ascii="Microsoft YaHei" w:hAnsi="Microsoft YaHei" w:eastAsia="Microsoft YaHei"/>
+                <w:b w:val="0"/>
+                <w:i w:val="0"/>
+                <w:color w:val="24364B"/>
+                <w:sz w:val="17"/>
+              </w:rPr>
+              <w:t>测试数据已脱敏，截图和日志不含敏感信息</w:t>
+            </w:r>
+          </w:p>
+        </w:tc>
+        <w:tc>
+          <w:tcPr>
+            <w:tcW w:type="dxa" w:w="2483"/>
+            <w:shd w:fill="FFF9E8"/>
+            <w:vAlign w:val="center"/>
+            <w:tcMar>
+              <w:top w:w="80" w:type="dxa"/>
+              <w:start w:w="120" w:type="dxa"/>
+              <w:bottom w:w="80" w:type="dxa"/>
+              <w:end w:w="120" w:type="dxa"/>
+            </w:tcMar>
+          </w:tcPr>
+          <w:p>
+            <w:pPr>
+              <w:spacing w:before="40" w:after="40" w:line="276" w:lineRule="auto"/>
+              <w:jc w:val="center"/>
+            </w:pPr>
+            <w:r/>
+            <w:r>
+              <w:rPr>
+                <w:rFonts w:ascii="Microsoft YaHei" w:hAnsi="Microsoft YaHei" w:eastAsia="Microsoft YaHei"/>
+                <w:b w:val="0"/>
+                <w:i w:val="0"/>
+                <w:color w:val="24364B"/>
+                <w:sz w:val="17"/>
+              </w:rPr>
+              <w:t>☐ 通过  ☐ 不通过  ☐ 不适用</w:t>
+            </w:r>
+          </w:p>
+        </w:tc>
+      </w:tr>
+      <w:tr>
+        <w:trPr>
+          <w:cantSplit/>
+          <w:cantSplit/>
+        </w:trPr>
+        <w:tc>
+          <w:tcPr>
+            <w:tcW w:type="dxa" w:w="1104"/>
+            <w:shd w:fill="FFFFFF"/>
+            <w:vAlign w:val="center"/>
+            <w:tcMar>
+              <w:top w:w="80" w:type="dxa"/>
+              <w:start w:w="120" w:type="dxa"/>
+              <w:bottom w:w="80" w:type="dxa"/>
+              <w:end w:w="120" w:type="dxa"/>
+            </w:tcMar>
+          </w:tcPr>
+          <w:p>
+            <w:pPr>
+              <w:spacing w:before="40" w:after="40" w:line="276" w:lineRule="auto"/>
+              <w:jc w:val="center"/>
+            </w:pPr>
+            <w:r/>
+            <w:r>
+              <w:rPr>
+                <w:rFonts w:ascii="Microsoft YaHei" w:hAnsi="Microsoft YaHei" w:eastAsia="Microsoft YaHei"/>
+                <w:b w:val="0"/>
+                <w:i w:val="0"/>
+                <w:color w:val="24364B"/>
+                <w:sz w:val="17"/>
+              </w:rPr>
+              <w:t>3</w:t>
+            </w:r>
+          </w:p>
+        </w:tc>
+        <w:tc>
+          <w:tcPr>
+            <w:tcW w:type="dxa" w:w="2299"/>
+            <w:shd w:fill="FFFFFF"/>
+            <w:vAlign w:val="center"/>
+            <w:tcMar>
+              <w:top w:w="80" w:type="dxa"/>
+              <w:start w:w="120" w:type="dxa"/>
+              <w:bottom w:w="80" w:type="dxa"/>
+              <w:end w:w="120" w:type="dxa"/>
+            </w:tcMar>
+          </w:tcPr>
+          <w:p>
+            <w:pPr>
+              <w:spacing w:before="40" w:after="40" w:line="276" w:lineRule="auto"/>
+              <w:jc w:val="center"/>
+            </w:pPr>
+            <w:r/>
+            <w:r>
+              <w:rPr>
+                <w:rFonts w:ascii="Microsoft YaHei" w:hAnsi="Microsoft YaHei" w:eastAsia="Microsoft YaHei"/>
+                <w:b w:val="0"/>
+                <w:i w:val="0"/>
+                <w:color w:val="24364B"/>
+                <w:sz w:val="17"/>
+              </w:rPr>
+              <w:t>缺陷闭环</w:t>
+            </w:r>
+          </w:p>
+        </w:tc>
+        <w:tc>
+          <w:tcPr>
+            <w:tcW w:type="dxa" w:w="9014"/>
+            <w:shd w:fill="FFFFFF"/>
+            <w:vAlign w:val="center"/>
+            <w:tcMar>
+              <w:top w:w="80" w:type="dxa"/>
+              <w:start w:w="120" w:type="dxa"/>
+              <w:bottom w:w="80" w:type="dxa"/>
+              <w:end w:w="120" w:type="dxa"/>
+            </w:tcMar>
+          </w:tcPr>
+          <w:p>
+            <w:pPr>
+              <w:spacing w:before="40" w:after="40" w:line="276" w:lineRule="auto"/>
+              <w:jc w:val="left"/>
+            </w:pPr>
+            <w:r/>
+            <w:r>
+              <w:rPr>
+                <w:rFonts w:ascii="Microsoft YaHei" w:hAnsi="Microsoft YaHei" w:eastAsia="Microsoft YaHei"/>
+                <w:b w:val="0"/>
+                <w:i w:val="0"/>
+                <w:color w:val="24364B"/>
+                <w:sz w:val="17"/>
+              </w:rPr>
+              <w:t>阻断和严重问题已关闭，其余问题已有处置计划</w:t>
+            </w:r>
+          </w:p>
+        </w:tc>
+        <w:tc>
+          <w:tcPr>
+            <w:tcW w:type="dxa" w:w="2483"/>
+            <w:shd w:fill="FFF9E8"/>
+            <w:vAlign w:val="center"/>
+            <w:tcMar>
+              <w:top w:w="80" w:type="dxa"/>
+              <w:start w:w="120" w:type="dxa"/>
+              <w:bottom w:w="80" w:type="dxa"/>
+              <w:end w:w="120" w:type="dxa"/>
+            </w:tcMar>
+          </w:tcPr>
+          <w:p>
+            <w:pPr>
+              <w:spacing w:before="40" w:after="40" w:line="276" w:lineRule="auto"/>
+              <w:jc w:val="center"/>
+            </w:pPr>
+            <w:r/>
+            <w:r>
+              <w:rPr>
+                <w:rFonts w:ascii="Microsoft YaHei" w:hAnsi="Microsoft YaHei" w:eastAsia="Microsoft YaHei"/>
+                <w:b w:val="0"/>
+                <w:i w:val="0"/>
+                <w:color w:val="24364B"/>
+                <w:sz w:val="17"/>
+              </w:rPr>
+              <w:t>☐ 通过  ☐ 不通过  ☐ 不适用</w:t>
+            </w:r>
+          </w:p>
+        </w:tc>
+      </w:tr>
+    </w:tbl>
+    <w:p>
+      <w:pPr>
+        <w:pStyle w:val="Heading2"/>
+        <w:keepNext/>
+      </w:pPr>
+      <w:r>
+        <w:rPr>
+          <w:rFonts w:ascii="Microsoft YaHei" w:hAnsi="Microsoft YaHei" w:eastAsia="Microsoft YaHei"/>
+          <w:b/>
+          <w:i w:val="0"/>
+          <w:color w:val="1769E0"/>
+          <w:sz w:val="26"/>
+        </w:rPr>
+        <w:t>四、结论与遗留事项</w:t>
+      </w:r>
+    </w:p>
+    <w:tbl>
+      <w:tblPr>
+        <w:tblStyle w:val="TableGrid"/>
+        <w:tblW w:type="dxa" w:w="14900"/>
+        <w:jc w:val="left"/>
+        <w:tblLayout w:type="fixed"/>
+        <w:tblLook w:firstColumn="1" w:firstRow="1" w:lastColumn="0" w:lastRow="0" w:noHBand="0" w:noVBand="1" w:val="04A0"/>
+        <w:tblInd w:w="120" w:type="dxa"/>
+        <w:tblBorders>
+          <w:top w:val="single" w:sz="5" w:color="C8D8EA"/>
+          <w:left w:val="single" w:sz="5" w:color="C8D8EA"/>
+          <w:bottom w:val="single" w:sz="5" w:color="C8D8EA"/>
+          <w:right w:val="single" w:sz="5" w:color="C8D8EA"/>
+          <w:insideH w:val="single" w:sz="5" w:color="C8D8EA"/>
+          <w:insideV w:val="single" w:sz="5" w:color="C8D8EA"/>
+        </w:tblBorders>
+      </w:tblPr>
+      <w:tblGrid>
+        <w:gridCol w:w="1639"/>
+        <w:gridCol w:w="13261"/>
+      </w:tblGrid>
+      <w:tr>
+        <w:trPr>
+          <w:cantSplit/>
+        </w:trPr>
+        <w:tc>
+          <w:tcPr>
+            <w:tcW w:type="dxa" w:w="1639"/>
+            <w:shd w:fill="EDF5FF"/>
+            <w:vAlign w:val="center"/>
+            <w:tcMar>
+              <w:top w:w="80" w:type="dxa"/>
+              <w:start w:w="120" w:type="dxa"/>
+              <w:bottom w:w="80" w:type="dxa"/>
+              <w:end w:w="120" w:type="dxa"/>
+            </w:tcMar>
+          </w:tcPr>
+          <w:p>
+            <w:pPr>
+              <w:spacing w:before="40" w:after="40" w:line="276" w:lineRule="auto"/>
+              <w:jc w:val="center"/>
+            </w:pPr>
+            <w:r/>
+            <w:r>
+              <w:rPr>
+                <w:rFonts w:ascii="Microsoft YaHei" w:hAnsi="Microsoft YaHei" w:eastAsia="Microsoft YaHei"/>
+                <w:b/>
+                <w:i w:val="0"/>
+                <w:color w:val="17365D"/>
+                <w:sz w:val="18"/>
+              </w:rPr>
+              <w:t>总体结论</w:t>
+            </w:r>
+          </w:p>
+        </w:tc>
+        <w:tc>
+          <w:tcPr>
+            <w:tcW w:type="dxa" w:w="13261"/>
+            <w:shd w:fill="FFF9E8"/>
+            <w:vAlign w:val="center"/>
+            <w:tcMar>
+              <w:top w:w="80" w:type="dxa"/>
+              <w:start w:w="120" w:type="dxa"/>
+              <w:bottom w:w="80" w:type="dxa"/>
+              <w:end w:w="120" w:type="dxa"/>
+            </w:tcMar>
+          </w:tcPr>
+          <w:p>
+            <w:pPr>
+              <w:spacing w:before="40" w:after="40" w:line="276" w:lineRule="auto"/>
+              <w:jc w:val="left"/>
+            </w:pPr>
+            <w:r/>
+            <w:r>
+              <w:rPr>
+                <w:rFonts w:ascii="Microsoft YaHei" w:hAnsi="Microsoft YaHei" w:eastAsia="Microsoft YaHei"/>
+                <w:b w:val="0"/>
+                <w:i w:val="0"/>
+                <w:color w:val="24364B"/>
+                <w:sz w:val="18"/>
+              </w:rPr>
+              <w:t>☐ 通过  ☐ 有条件通过  ☐ 不通过</w:t>
+            </w:r>
+          </w:p>
+        </w:tc>
+      </w:tr>
+      <w:tr>
+        <w:trPr>
+          <w:cantSplit/>
+        </w:trPr>
+        <w:tc>
+          <w:tcPr>
+            <w:tcW w:type="dxa" w:w="1639"/>
+            <w:shd w:fill="EDF5FF"/>
+            <w:vAlign w:val="center"/>
+            <w:tcMar>
+              <w:top w:w="80" w:type="dxa"/>
+              <w:start w:w="120" w:type="dxa"/>
+              <w:bottom w:w="80" w:type="dxa"/>
+              <w:end w:w="120" w:type="dxa"/>
+            </w:tcMar>
+          </w:tcPr>
+          <w:p>
+            <w:pPr>
+              <w:spacing w:before="40" w:after="40" w:line="276" w:lineRule="auto"/>
+              <w:jc w:val="center"/>
+            </w:pPr>
+            <w:r/>
+            <w:r>
+              <w:rPr>
+                <w:rFonts w:ascii="Microsoft YaHei" w:hAnsi="Microsoft YaHei" w:eastAsia="Microsoft YaHei"/>
+                <w:b/>
+                <w:i w:val="0"/>
+                <w:color w:val="17365D"/>
+                <w:sz w:val="18"/>
+              </w:rPr>
+              <w:t>遗留事项/风险</w:t>
+            </w:r>
+          </w:p>
+        </w:tc>
+        <w:tc>
+          <w:tcPr>
+            <w:tcW w:type="dxa" w:w="13261"/>
+            <w:shd w:fill="FFF9E8"/>
+            <w:vAlign w:val="center"/>
+            <w:tcMar>
+              <w:top w:w="80" w:type="dxa"/>
+              <w:start w:w="120" w:type="dxa"/>
+              <w:bottom w:w="80" w:type="dxa"/>
+              <w:end w:w="120" w:type="dxa"/>
+            </w:tcMar>
+          </w:tcPr>
+          <w:p>
+            <w:pPr>
+              <w:spacing w:before="40" w:after="40" w:line="276" w:lineRule="auto"/>
+              <w:jc w:val="left"/>
+            </w:pPr>
+            <w:r/>
+            <w:r>
+              <w:rPr>
+                <w:rFonts w:ascii="Microsoft YaHei" w:hAnsi="Microsoft YaHei" w:eastAsia="Microsoft YaHei"/>
+                <w:b w:val="0"/>
+                <w:i w:val="0"/>
+                <w:color w:val="24364B"/>
+                <w:sz w:val="18"/>
+              </w:rPr>
+            </w:r>
+          </w:p>
+        </w:tc>
+      </w:tr>
+      <w:tr>
+        <w:trPr>
+          <w:cantSplit/>
+        </w:trPr>
+        <w:tc>
+          <w:tcPr>
+            <w:tcW w:type="dxa" w:w="1639"/>
+            <w:shd w:fill="EDF5FF"/>
+            <w:vAlign w:val="center"/>
+            <w:tcMar>
+              <w:top w:w="80" w:type="dxa"/>
+              <w:start w:w="120" w:type="dxa"/>
+              <w:bottom w:w="80" w:type="dxa"/>
+              <w:end w:w="120" w:type="dxa"/>
+            </w:tcMar>
+          </w:tcPr>
+          <w:p>
+            <w:pPr>
+              <w:spacing w:before="40" w:after="40" w:line="276" w:lineRule="auto"/>
+              <w:jc w:val="center"/>
+            </w:pPr>
+            <w:r/>
+            <w:r>
+              <w:rPr>
+                <w:rFonts w:ascii="Microsoft YaHei" w:hAnsi="Microsoft YaHei" w:eastAsia="Microsoft YaHei"/>
+                <w:b/>
+                <w:i w:val="0"/>
+                <w:color w:val="17365D"/>
+                <w:sz w:val="18"/>
+              </w:rPr>
+              <w:t>附件与证据</w:t>
+            </w:r>
+          </w:p>
+        </w:tc>
+        <w:tc>
+          <w:tcPr>
+            <w:tcW w:type="dxa" w:w="13261"/>
+            <w:shd w:fill="FFF9E8"/>
+            <w:vAlign w:val="center"/>
+            <w:tcMar>
+              <w:top w:w="80" w:type="dxa"/>
+              <w:start w:w="120" w:type="dxa"/>
+              <w:bottom w:w="80" w:type="dxa"/>
+              <w:end w:w="120" w:type="dxa"/>
+            </w:tcMar>
+          </w:tcPr>
+          <w:p>
+            <w:pPr>
+              <w:spacing w:before="40" w:after="40" w:line="276" w:lineRule="auto"/>
+              <w:jc w:val="left"/>
+            </w:pPr>
+            <w:r/>
+            <w:r>
+              <w:rPr>
+                <w:rFonts w:ascii="Microsoft YaHei" w:hAnsi="Microsoft YaHei" w:eastAsia="Microsoft YaHei"/>
+                <w:b w:val="0"/>
+                <w:i w:val="0"/>
+                <w:color w:val="24364B"/>
+                <w:sz w:val="18"/>
+              </w:rPr>
+            </w:r>
+          </w:p>
+        </w:tc>
+      </w:tr>
+    </w:tbl>
+    <w:p>
+      <w:pPr>
+        <w:pStyle w:val="Heading2"/>
+        <w:keepNext/>
+      </w:pPr>
+      <w:r>
+        <w:rPr>
+          <w:rFonts w:ascii="Microsoft YaHei" w:hAnsi="Microsoft YaHei" w:eastAsia="Microsoft YaHei"/>
+          <w:b/>
+          <w:i w:val="0"/>
+          <w:color w:val="1769E0"/>
+          <w:sz w:val="26"/>
+        </w:rPr>
+        <w:t>五、审核确认</w:t>
+      </w:r>
+    </w:p>
+    <w:tbl>
+      <w:tblPr>
+        <w:tblStyle w:val="TableGrid"/>
+        <w:tblW w:type="dxa" w:w="14900"/>
+        <w:jc w:val="left"/>
+        <w:tblLayout w:type="fixed"/>
+        <w:tblLook w:firstColumn="1" w:firstRow="1" w:lastColumn="0" w:lastRow="0" w:noHBand="0" w:noVBand="1" w:val="04A0"/>
+        <w:tblInd w:w="120" w:type="dxa"/>
+        <w:tblBorders>
+          <w:top w:val="single" w:sz="5" w:color="C8D8EA"/>
+          <w:left w:val="single" w:sz="5" w:color="C8D8EA"/>
+          <w:bottom w:val="single" w:sz="5" w:color="C8D8EA"/>
+          <w:right w:val="single" w:sz="5" w:color="C8D8EA"/>
+          <w:insideH w:val="single" w:sz="5" w:color="C8D8EA"/>
+          <w:insideV w:val="single" w:sz="5" w:color="C8D8EA"/>
+        </w:tblBorders>
+      </w:tblPr>
+      <w:tblGrid>
+        <w:gridCol w:w="1862"/>
+        <w:gridCol w:w="2682"/>
+        <w:gridCol w:w="8120"/>
+        <w:gridCol w:w="2236"/>
+      </w:tblGrid>
+      <w:tr>
+        <w:trPr>
+          <w:cantSplit/>
+        </w:trPr>
+        <w:tc>
+          <w:tcPr>
+            <w:tcW w:type="dxa" w:w="1862"/>
+            <w:shd w:fill="17365D"/>
+            <w:vAlign w:val="center"/>
+            <w:tcMar>
+              <w:top w:w="80" w:type="dxa"/>
+              <w:start w:w="120" w:type="dxa"/>
+              <w:bottom w:w="80" w:type="dxa"/>
+              <w:end w:w="120" w:type="dxa"/>
+            </w:tcMar>
+          </w:tcPr>
+          <w:p>
+            <w:pPr>
+              <w:spacing w:before="40" w:after="40" w:line="276" w:lineRule="auto"/>
+              <w:jc w:val="center"/>
+            </w:pPr>
+            <w:r/>
+            <w:r>
+              <w:rPr>
+                <w:rFonts w:ascii="Microsoft YaHei" w:hAnsi="Microsoft YaHei" w:eastAsia="Microsoft YaHei"/>
+                <w:b/>
+                <w:i w:val="0"/>
+                <w:color w:val="FFFFFF"/>
+                <w:sz w:val="17"/>
+              </w:rPr>
+              <w:t>确认角色</w:t>
+            </w:r>
+          </w:p>
+        </w:tc>
+        <w:tc>
+          <w:tcPr>
+            <w:tcW w:type="dxa" w:w="2682"/>
+            <w:shd w:fill="17365D"/>
+            <w:vAlign w:val="center"/>
+            <w:tcMar>
+              <w:top w:w="80" w:type="dxa"/>
+              <w:start w:w="120" w:type="dxa"/>
+              <w:bottom w:w="80" w:type="dxa"/>
+              <w:end w:w="120" w:type="dxa"/>
+            </w:tcMar>
+          </w:tcPr>
+          <w:p>
+            <w:pPr>
+              <w:spacing w:before="40" w:after="40" w:line="276" w:lineRule="auto"/>
+              <w:jc w:val="center"/>
+            </w:pPr>
+            <w:r/>
+            <w:r>
+              <w:rPr>
+                <w:rFonts w:ascii="Microsoft YaHei" w:hAnsi="Microsoft YaHei" w:eastAsia="Microsoft YaHei"/>
+                <w:b/>
+                <w:i w:val="0"/>
+                <w:color w:val="FFFFFF"/>
+                <w:sz w:val="17"/>
+              </w:rPr>
+              <w:t>姓名/签字</w:t>
+            </w:r>
+          </w:p>
+        </w:tc>
+        <w:tc>
+          <w:tcPr>
+            <w:tcW w:type="dxa" w:w="8120"/>
+            <w:shd w:fill="17365D"/>
+            <w:vAlign w:val="center"/>
+            <w:tcMar>
+              <w:top w:w="80" w:type="dxa"/>
+              <w:start w:w="120" w:type="dxa"/>
+              <w:bottom w:w="80" w:type="dxa"/>
+              <w:end w:w="120" w:type="dxa"/>
+            </w:tcMar>
+          </w:tcPr>
+          <w:p>
+            <w:pPr>
+              <w:spacing w:before="40" w:after="40" w:line="276" w:lineRule="auto"/>
+              <w:jc w:val="center"/>
+            </w:pPr>
+            <w:r/>
+            <w:r>
+              <w:rPr>
+                <w:rFonts w:ascii="Microsoft YaHei" w:hAnsi="Microsoft YaHei" w:eastAsia="Microsoft YaHei"/>
+                <w:b/>
+                <w:i w:val="0"/>
+                <w:color w:val="FFFFFF"/>
+                <w:sz w:val="17"/>
+              </w:rPr>
+              <w:t>确认意见</w:t>
+            </w:r>
+          </w:p>
+        </w:tc>
+        <w:tc>
+          <w:tcPr>
+            <w:tcW w:type="dxa" w:w="2236"/>
+            <w:shd w:fill="17365D"/>
+            <w:vAlign w:val="center"/>
+            <w:tcMar>
+              <w:top w:w="80" w:type="dxa"/>
+              <w:start w:w="120" w:type="dxa"/>
+              <w:bottom w:w="80" w:type="dxa"/>
+              <w:end w:w="120" w:type="dxa"/>
+            </w:tcMar>
+          </w:tcPr>
+          <w:p>
+            <w:pPr>
+              <w:spacing w:before="40" w:after="40" w:line="276" w:lineRule="auto"/>
+              <w:jc w:val="center"/>
+            </w:pPr>
+            <w:r/>
+            <w:r>
+              <w:rPr>
+                <w:rFonts w:ascii="Microsoft YaHei" w:hAnsi="Microsoft YaHei" w:eastAsia="Microsoft YaHei"/>
+                <w:b/>
+                <w:i w:val="0"/>
+                <w:color w:val="FFFFFF"/>
+                <w:sz w:val="17"/>
               </w:rPr>
               <w:t>日期</w:t>
             </w:r>
@@ -286,629 +4865,527 @@
         </w:tc>
       </w:tr>
       <w:tr>
+        <w:trPr>
+          <w:cantSplit/>
+        </w:trPr>
         <w:tc>
           <w:tcPr>
-            <w:tcW w:type="dxa" w:w="1152"/>
+            <w:tcW w:type="dxa" w:w="1862"/>
+            <w:shd w:fill="EDF5FF"/>
+            <w:vAlign w:val="center"/>
+            <w:tcMar>
+              <w:top w:w="80" w:type="dxa"/>
+              <w:start w:w="120" w:type="dxa"/>
+              <w:bottom w:w="80" w:type="dxa"/>
+              <w:end w:w="120" w:type="dxa"/>
+            </w:tcMar>
           </w:tcPr>
           <w:p>
+            <w:pPr>
+              <w:spacing w:before="40" w:after="40" w:line="276" w:lineRule="auto"/>
+              <w:jc w:val="center"/>
+            </w:pPr>
             <w:r/>
+            <w:r>
+              <w:rPr>
+                <w:rFonts w:ascii="Microsoft YaHei" w:hAnsi="Microsoft YaHei" w:eastAsia="Microsoft YaHei"/>
+                <w:b/>
+                <w:i w:val="0"/>
+                <w:color w:val="17365D"/>
+                <w:sz w:val="17"/>
+              </w:rPr>
+              <w:t>实施方负责人</w:t>
+            </w:r>
           </w:p>
         </w:tc>
         <w:tc>
           <w:tcPr>
-            <w:tcW w:type="dxa" w:w="1152"/>
+            <w:tcW w:type="dxa" w:w="2682"/>
+            <w:shd w:fill="FFF9E8"/>
+            <w:vAlign w:val="center"/>
+            <w:tcMar>
+              <w:top w:w="80" w:type="dxa"/>
+              <w:start w:w="120" w:type="dxa"/>
+              <w:bottom w:w="80" w:type="dxa"/>
+              <w:end w:w="120" w:type="dxa"/>
+            </w:tcMar>
           </w:tcPr>
           <w:p>
+            <w:pPr>
+              <w:spacing w:before="40" w:after="40" w:line="276" w:lineRule="auto"/>
+              <w:jc w:val="center"/>
+            </w:pPr>
             <w:r/>
+            <w:r>
+              <w:rPr>
+                <w:rFonts w:ascii="Microsoft YaHei" w:hAnsi="Microsoft YaHei" w:eastAsia="Microsoft YaHei"/>
+                <w:b w:val="0"/>
+                <w:i w:val="0"/>
+                <w:color w:val="24364B"/>
+                <w:sz w:val="17"/>
+              </w:rPr>
+            </w:r>
           </w:p>
         </w:tc>
         <w:tc>
           <w:tcPr>
-            <w:tcW w:type="dxa" w:w="1152"/>
+            <w:tcW w:type="dxa" w:w="8120"/>
+            <w:shd w:fill="FFF9E8"/>
+            <w:vAlign w:val="center"/>
+            <w:tcMar>
+              <w:top w:w="80" w:type="dxa"/>
+              <w:start w:w="120" w:type="dxa"/>
+              <w:bottom w:w="80" w:type="dxa"/>
+              <w:end w:w="120" w:type="dxa"/>
+            </w:tcMar>
           </w:tcPr>
           <w:p>
+            <w:pPr>
+              <w:spacing w:before="40" w:after="40" w:line="276" w:lineRule="auto"/>
+              <w:jc w:val="left"/>
+            </w:pPr>
             <w:r/>
+            <w:r>
+              <w:rPr>
+                <w:rFonts w:ascii="Microsoft YaHei" w:hAnsi="Microsoft YaHei" w:eastAsia="Microsoft YaHei"/>
+                <w:b w:val="0"/>
+                <w:i w:val="0"/>
+                <w:color w:val="24364B"/>
+                <w:sz w:val="17"/>
+              </w:rPr>
+            </w:r>
           </w:p>
         </w:tc>
         <w:tc>
           <w:tcPr>
-            <w:tcW w:type="dxa" w:w="1152"/>
+            <w:tcW w:type="dxa" w:w="2236"/>
+            <w:shd w:fill="FFF9E8"/>
+            <w:vAlign w:val="center"/>
+            <w:tcMar>
+              <w:top w:w="80" w:type="dxa"/>
+              <w:start w:w="120" w:type="dxa"/>
+              <w:bottom w:w="80" w:type="dxa"/>
+              <w:end w:w="120" w:type="dxa"/>
+            </w:tcMar>
           </w:tcPr>
           <w:p>
+            <w:pPr>
+              <w:spacing w:before="40" w:after="40" w:line="276" w:lineRule="auto"/>
+              <w:jc w:val="center"/>
+            </w:pPr>
             <w:r/>
+            <w:r>
+              <w:rPr>
+                <w:rFonts w:ascii="Microsoft YaHei" w:hAnsi="Microsoft YaHei" w:eastAsia="Microsoft YaHei"/>
+                <w:b w:val="0"/>
+                <w:i w:val="0"/>
+                <w:color w:val="24364B"/>
+                <w:sz w:val="17"/>
+              </w:rPr>
+            </w:r>
+          </w:p>
+        </w:tc>
+      </w:tr>
+      <w:tr>
+        <w:trPr>
+          <w:cantSplit/>
+        </w:trPr>
+        <w:tc>
+          <w:tcPr>
+            <w:tcW w:type="dxa" w:w="1862"/>
+            <w:shd w:fill="EDF5FF"/>
+            <w:vAlign w:val="center"/>
+            <w:tcMar>
+              <w:top w:w="80" w:type="dxa"/>
+              <w:start w:w="120" w:type="dxa"/>
+              <w:bottom w:w="80" w:type="dxa"/>
+              <w:end w:w="120" w:type="dxa"/>
+            </w:tcMar>
+          </w:tcPr>
+          <w:p>
+            <w:pPr>
+              <w:spacing w:before="40" w:after="40" w:line="276" w:lineRule="auto"/>
+              <w:jc w:val="center"/>
+            </w:pPr>
+            <w:r/>
+            <w:r>
+              <w:rPr>
+                <w:rFonts w:ascii="Microsoft YaHei" w:hAnsi="Microsoft YaHei" w:eastAsia="Microsoft YaHei"/>
+                <w:b/>
+                <w:i w:val="0"/>
+                <w:color w:val="17365D"/>
+                <w:sz w:val="17"/>
+              </w:rPr>
+              <w:t>客户项目负责人</w:t>
+            </w:r>
           </w:p>
         </w:tc>
         <w:tc>
           <w:tcPr>
-            <w:tcW w:type="dxa" w:w="1152"/>
+            <w:tcW w:type="dxa" w:w="2682"/>
+            <w:shd w:fill="FFF9E8"/>
+            <w:vAlign w:val="center"/>
+            <w:tcMar>
+              <w:top w:w="80" w:type="dxa"/>
+              <w:start w:w="120" w:type="dxa"/>
+              <w:bottom w:w="80" w:type="dxa"/>
+              <w:end w:w="120" w:type="dxa"/>
+            </w:tcMar>
           </w:tcPr>
           <w:p>
+            <w:pPr>
+              <w:spacing w:before="40" w:after="40" w:line="276" w:lineRule="auto"/>
+              <w:jc w:val="center"/>
+            </w:pPr>
             <w:r/>
+            <w:r>
+              <w:rPr>
+                <w:rFonts w:ascii="Microsoft YaHei" w:hAnsi="Microsoft YaHei" w:eastAsia="Microsoft YaHei"/>
+                <w:b w:val="0"/>
+                <w:i w:val="0"/>
+                <w:color w:val="24364B"/>
+                <w:sz w:val="17"/>
+              </w:rPr>
+            </w:r>
           </w:p>
         </w:tc>
         <w:tc>
           <w:tcPr>
-            <w:tcW w:type="dxa" w:w="1152"/>
+            <w:tcW w:type="dxa" w:w="8120"/>
+            <w:shd w:fill="FFF9E8"/>
+            <w:vAlign w:val="center"/>
+            <w:tcMar>
+              <w:top w:w="80" w:type="dxa"/>
+              <w:start w:w="120" w:type="dxa"/>
+              <w:bottom w:w="80" w:type="dxa"/>
+              <w:end w:w="120" w:type="dxa"/>
+            </w:tcMar>
           </w:tcPr>
           <w:p>
+            <w:pPr>
+              <w:spacing w:before="40" w:after="40" w:line="276" w:lineRule="auto"/>
+              <w:jc w:val="left"/>
+            </w:pPr>
             <w:r/>
+            <w:r>
+              <w:rPr>
+                <w:rFonts w:ascii="Microsoft YaHei" w:hAnsi="Microsoft YaHei" w:eastAsia="Microsoft YaHei"/>
+                <w:b w:val="0"/>
+                <w:i w:val="0"/>
+                <w:color w:val="24364B"/>
+                <w:sz w:val="17"/>
+              </w:rPr>
+            </w:r>
           </w:p>
         </w:tc>
         <w:tc>
           <w:tcPr>
-            <w:tcW w:type="dxa" w:w="1152"/>
+            <w:tcW w:type="dxa" w:w="2236"/>
+            <w:shd w:fill="FFF9E8"/>
+            <w:vAlign w:val="center"/>
+            <w:tcMar>
+              <w:top w:w="80" w:type="dxa"/>
+              <w:start w:w="120" w:type="dxa"/>
+              <w:bottom w:w="80" w:type="dxa"/>
+              <w:end w:w="120" w:type="dxa"/>
+            </w:tcMar>
           </w:tcPr>
           <w:p>
+            <w:pPr>
+              <w:spacing w:before="40" w:after="40" w:line="276" w:lineRule="auto"/>
+              <w:jc w:val="center"/>
+            </w:pPr>
             <w:r/>
+            <w:r>
+              <w:rPr>
+                <w:rFonts w:ascii="Microsoft YaHei" w:hAnsi="Microsoft YaHei" w:eastAsia="Microsoft YaHei"/>
+                <w:b w:val="0"/>
+                <w:i w:val="0"/>
+                <w:color w:val="24364B"/>
+                <w:sz w:val="17"/>
+              </w:rPr>
+            </w:r>
+          </w:p>
+        </w:tc>
+      </w:tr>
+      <w:tr>
+        <w:trPr>
+          <w:cantSplit/>
+        </w:trPr>
+        <w:tc>
+          <w:tcPr>
+            <w:tcW w:type="dxa" w:w="1862"/>
+            <w:shd w:fill="EDF5FF"/>
+            <w:vAlign w:val="center"/>
+            <w:tcMar>
+              <w:top w:w="80" w:type="dxa"/>
+              <w:start w:w="120" w:type="dxa"/>
+              <w:bottom w:w="80" w:type="dxa"/>
+              <w:end w:w="120" w:type="dxa"/>
+            </w:tcMar>
+          </w:tcPr>
+          <w:p>
+            <w:pPr>
+              <w:spacing w:before="40" w:after="40" w:line="276" w:lineRule="auto"/>
+              <w:jc w:val="center"/>
+            </w:pPr>
+            <w:r/>
+            <w:r>
+              <w:rPr>
+                <w:rFonts w:ascii="Microsoft YaHei" w:hAnsi="Microsoft YaHei" w:eastAsia="Microsoft YaHei"/>
+                <w:b/>
+                <w:i w:val="0"/>
+                <w:color w:val="17365D"/>
+                <w:sz w:val="17"/>
+              </w:rPr>
+              <w:t>业务/信息部门</w:t>
+            </w:r>
           </w:p>
         </w:tc>
         <w:tc>
           <w:tcPr>
-            <w:tcW w:type="dxa" w:w="1152"/>
+            <w:tcW w:type="dxa" w:w="2682"/>
+            <w:shd w:fill="FFF9E8"/>
+            <w:vAlign w:val="center"/>
+            <w:tcMar>
+              <w:top w:w="80" w:type="dxa"/>
+              <w:start w:w="120" w:type="dxa"/>
+              <w:bottom w:w="80" w:type="dxa"/>
+              <w:end w:w="120" w:type="dxa"/>
+            </w:tcMar>
           </w:tcPr>
           <w:p>
+            <w:pPr>
+              <w:spacing w:before="40" w:after="40" w:line="276" w:lineRule="auto"/>
+              <w:jc w:val="center"/>
+            </w:pPr>
             <w:r/>
+            <w:r>
+              <w:rPr>
+                <w:rFonts w:ascii="Microsoft YaHei" w:hAnsi="Microsoft YaHei" w:eastAsia="Microsoft YaHei"/>
+                <w:b w:val="0"/>
+                <w:i w:val="0"/>
+                <w:color w:val="24364B"/>
+                <w:sz w:val="17"/>
+              </w:rPr>
+            </w:r>
           </w:p>
         </w:tc>
         <w:tc>
           <w:tcPr>
-            <w:tcW w:type="dxa" w:w="1152"/>
+            <w:tcW w:type="dxa" w:w="8120"/>
+            <w:shd w:fill="FFF9E8"/>
+            <w:vAlign w:val="center"/>
+            <w:tcMar>
+              <w:top w:w="80" w:type="dxa"/>
+              <w:start w:w="120" w:type="dxa"/>
+              <w:bottom w:w="80" w:type="dxa"/>
+              <w:end w:w="120" w:type="dxa"/>
+            </w:tcMar>
           </w:tcPr>
           <w:p>
+            <w:pPr>
+              <w:spacing w:before="40" w:after="40" w:line="276" w:lineRule="auto"/>
+              <w:jc w:val="left"/>
+            </w:pPr>
             <w:r/>
-          </w:p>
-        </w:tc>
-      </w:tr>
-      <w:tr>
-        <w:tc>
-          <w:tcPr>
-            <w:tcW w:type="dxa" w:w="1152"/>
-          </w:tcPr>
-          <w:p>
-            <w:r/>
+            <w:r>
+              <w:rPr>
+                <w:rFonts w:ascii="Microsoft YaHei" w:hAnsi="Microsoft YaHei" w:eastAsia="Microsoft YaHei"/>
+                <w:b w:val="0"/>
+                <w:i w:val="0"/>
+                <w:color w:val="24364B"/>
+                <w:sz w:val="17"/>
+              </w:rPr>
+            </w:r>
           </w:p>
         </w:tc>
         <w:tc>
           <w:tcPr>
-            <w:tcW w:type="dxa" w:w="1152"/>
+            <w:tcW w:type="dxa" w:w="2236"/>
+            <w:shd w:fill="FFF9E8"/>
+            <w:vAlign w:val="center"/>
+            <w:tcMar>
+              <w:top w:w="80" w:type="dxa"/>
+              <w:start w:w="120" w:type="dxa"/>
+              <w:bottom w:w="80" w:type="dxa"/>
+              <w:end w:w="120" w:type="dxa"/>
+            </w:tcMar>
           </w:tcPr>
           <w:p>
+            <w:pPr>
+              <w:spacing w:before="40" w:after="40" w:line="276" w:lineRule="auto"/>
+              <w:jc w:val="center"/>
+            </w:pPr>
             <w:r/>
-          </w:p>
-        </w:tc>
-        <w:tc>
-          <w:tcPr>
-            <w:tcW w:type="dxa" w:w="1152"/>
-          </w:tcPr>
-          <w:p>
-            <w:r/>
-          </w:p>
-        </w:tc>
-        <w:tc>
-          <w:tcPr>
-            <w:tcW w:type="dxa" w:w="1152"/>
-          </w:tcPr>
-          <w:p>
-            <w:r/>
-          </w:p>
-        </w:tc>
-        <w:tc>
-          <w:tcPr>
-            <w:tcW w:type="dxa" w:w="1152"/>
-          </w:tcPr>
-          <w:p>
-            <w:r/>
-          </w:p>
-        </w:tc>
-        <w:tc>
-          <w:tcPr>
-            <w:tcW w:type="dxa" w:w="1152"/>
-          </w:tcPr>
-          <w:p>
-            <w:r/>
-          </w:p>
-        </w:tc>
-        <w:tc>
-          <w:tcPr>
-            <w:tcW w:type="dxa" w:w="1152"/>
-          </w:tcPr>
-          <w:p>
-            <w:r/>
-          </w:p>
-        </w:tc>
-        <w:tc>
-          <w:tcPr>
-            <w:tcW w:type="dxa" w:w="1152"/>
-          </w:tcPr>
-          <w:p>
-            <w:r/>
-          </w:p>
-        </w:tc>
-        <w:tc>
-          <w:tcPr>
-            <w:tcW w:type="dxa" w:w="1152"/>
-          </w:tcPr>
-          <w:p>
-            <w:r/>
-          </w:p>
-        </w:tc>
-      </w:tr>
-      <w:tr>
-        <w:tc>
-          <w:tcPr>
-            <w:tcW w:type="dxa" w:w="1152"/>
-          </w:tcPr>
-          <w:p>
-            <w:r/>
-          </w:p>
-        </w:tc>
-        <w:tc>
-          <w:tcPr>
-            <w:tcW w:type="dxa" w:w="1152"/>
-          </w:tcPr>
-          <w:p>
-            <w:r/>
-          </w:p>
-        </w:tc>
-        <w:tc>
-          <w:tcPr>
-            <w:tcW w:type="dxa" w:w="1152"/>
-          </w:tcPr>
-          <w:p>
-            <w:r/>
-          </w:p>
-        </w:tc>
-        <w:tc>
-          <w:tcPr>
-            <w:tcW w:type="dxa" w:w="1152"/>
-          </w:tcPr>
-          <w:p>
-            <w:r/>
-          </w:p>
-        </w:tc>
-        <w:tc>
-          <w:tcPr>
-            <w:tcW w:type="dxa" w:w="1152"/>
-          </w:tcPr>
-          <w:p>
-            <w:r/>
-          </w:p>
-        </w:tc>
-        <w:tc>
-          <w:tcPr>
-            <w:tcW w:type="dxa" w:w="1152"/>
-          </w:tcPr>
-          <w:p>
-            <w:r/>
-          </w:p>
-        </w:tc>
-        <w:tc>
-          <w:tcPr>
-            <w:tcW w:type="dxa" w:w="1152"/>
-          </w:tcPr>
-          <w:p>
-            <w:r/>
-          </w:p>
-        </w:tc>
-        <w:tc>
-          <w:tcPr>
-            <w:tcW w:type="dxa" w:w="1152"/>
-          </w:tcPr>
-          <w:p>
-            <w:r/>
-          </w:p>
-        </w:tc>
-        <w:tc>
-          <w:tcPr>
-            <w:tcW w:type="dxa" w:w="1152"/>
-          </w:tcPr>
-          <w:p>
-            <w:r/>
-          </w:p>
-        </w:tc>
-      </w:tr>
-      <w:tr>
-        <w:tc>
-          <w:tcPr>
-            <w:tcW w:type="dxa" w:w="1152"/>
-          </w:tcPr>
-          <w:p>
-            <w:r/>
-          </w:p>
-        </w:tc>
-        <w:tc>
-          <w:tcPr>
-            <w:tcW w:type="dxa" w:w="1152"/>
-          </w:tcPr>
-          <w:p>
-            <w:r/>
-          </w:p>
-        </w:tc>
-        <w:tc>
-          <w:tcPr>
-            <w:tcW w:type="dxa" w:w="1152"/>
-          </w:tcPr>
-          <w:p>
-            <w:r/>
-          </w:p>
-        </w:tc>
-        <w:tc>
-          <w:tcPr>
-            <w:tcW w:type="dxa" w:w="1152"/>
-          </w:tcPr>
-          <w:p>
-            <w:r/>
-          </w:p>
-        </w:tc>
-        <w:tc>
-          <w:tcPr>
-            <w:tcW w:type="dxa" w:w="1152"/>
-          </w:tcPr>
-          <w:p>
-            <w:r/>
-          </w:p>
-        </w:tc>
-        <w:tc>
-          <w:tcPr>
-            <w:tcW w:type="dxa" w:w="1152"/>
-          </w:tcPr>
-          <w:p>
-            <w:r/>
-          </w:p>
-        </w:tc>
-        <w:tc>
-          <w:tcPr>
-            <w:tcW w:type="dxa" w:w="1152"/>
-          </w:tcPr>
-          <w:p>
-            <w:r/>
-          </w:p>
-        </w:tc>
-        <w:tc>
-          <w:tcPr>
-            <w:tcW w:type="dxa" w:w="1152"/>
-          </w:tcPr>
-          <w:p>
-            <w:r/>
-          </w:p>
-        </w:tc>
-        <w:tc>
-          <w:tcPr>
-            <w:tcW w:type="dxa" w:w="1152"/>
-          </w:tcPr>
-          <w:p>
-            <w:r/>
-          </w:p>
-        </w:tc>
-      </w:tr>
-      <w:tr>
-        <w:tc>
-          <w:tcPr>
-            <w:tcW w:type="dxa" w:w="1152"/>
-          </w:tcPr>
-          <w:p>
-            <w:r/>
-          </w:p>
-        </w:tc>
-        <w:tc>
-          <w:tcPr>
-            <w:tcW w:type="dxa" w:w="1152"/>
-          </w:tcPr>
-          <w:p>
-            <w:r/>
-          </w:p>
-        </w:tc>
-        <w:tc>
-          <w:tcPr>
-            <w:tcW w:type="dxa" w:w="1152"/>
-          </w:tcPr>
-          <w:p>
-            <w:r/>
-          </w:p>
-        </w:tc>
-        <w:tc>
-          <w:tcPr>
-            <w:tcW w:type="dxa" w:w="1152"/>
-          </w:tcPr>
-          <w:p>
-            <w:r/>
-          </w:p>
-        </w:tc>
-        <w:tc>
-          <w:tcPr>
-            <w:tcW w:type="dxa" w:w="1152"/>
-          </w:tcPr>
-          <w:p>
-            <w:r/>
-          </w:p>
-        </w:tc>
-        <w:tc>
-          <w:tcPr>
-            <w:tcW w:type="dxa" w:w="1152"/>
-          </w:tcPr>
-          <w:p>
-            <w:r/>
-          </w:p>
-        </w:tc>
-        <w:tc>
-          <w:tcPr>
-            <w:tcW w:type="dxa" w:w="1152"/>
-          </w:tcPr>
-          <w:p>
-            <w:r/>
-          </w:p>
-        </w:tc>
-        <w:tc>
-          <w:tcPr>
-            <w:tcW w:type="dxa" w:w="1152"/>
-          </w:tcPr>
-          <w:p>
-            <w:r/>
-          </w:p>
-        </w:tc>
-        <w:tc>
-          <w:tcPr>
-            <w:tcW w:type="dxa" w:w="1152"/>
-          </w:tcPr>
-          <w:p>
-            <w:r/>
-          </w:p>
-        </w:tc>
-      </w:tr>
-      <w:tr>
-        <w:tc>
-          <w:tcPr>
-            <w:tcW w:type="dxa" w:w="1152"/>
-          </w:tcPr>
-          <w:p>
-            <w:r/>
-          </w:p>
-        </w:tc>
-        <w:tc>
-          <w:tcPr>
-            <w:tcW w:type="dxa" w:w="1152"/>
-          </w:tcPr>
-          <w:p>
-            <w:r/>
-          </w:p>
-        </w:tc>
-        <w:tc>
-          <w:tcPr>
-            <w:tcW w:type="dxa" w:w="1152"/>
-          </w:tcPr>
-          <w:p>
-            <w:r/>
-          </w:p>
-        </w:tc>
-        <w:tc>
-          <w:tcPr>
-            <w:tcW w:type="dxa" w:w="1152"/>
-          </w:tcPr>
-          <w:p>
-            <w:r/>
-          </w:p>
-        </w:tc>
-        <w:tc>
-          <w:tcPr>
-            <w:tcW w:type="dxa" w:w="1152"/>
-          </w:tcPr>
-          <w:p>
-            <w:r/>
-          </w:p>
-        </w:tc>
-        <w:tc>
-          <w:tcPr>
-            <w:tcW w:type="dxa" w:w="1152"/>
-          </w:tcPr>
-          <w:p>
-            <w:r/>
-          </w:p>
-        </w:tc>
-        <w:tc>
-          <w:tcPr>
-            <w:tcW w:type="dxa" w:w="1152"/>
-          </w:tcPr>
-          <w:p>
-            <w:r/>
-          </w:p>
-        </w:tc>
-        <w:tc>
-          <w:tcPr>
-            <w:tcW w:type="dxa" w:w="1152"/>
-          </w:tcPr>
-          <w:p>
-            <w:r/>
-          </w:p>
-        </w:tc>
-        <w:tc>
-          <w:tcPr>
-            <w:tcW w:type="dxa" w:w="1152"/>
-          </w:tcPr>
-          <w:p>
-            <w:r/>
-          </w:p>
-        </w:tc>
-      </w:tr>
-      <w:tr>
-        <w:tc>
-          <w:tcPr>
-            <w:tcW w:type="dxa" w:w="1152"/>
-          </w:tcPr>
-          <w:p>
-            <w:r/>
-          </w:p>
-        </w:tc>
-        <w:tc>
-          <w:tcPr>
-            <w:tcW w:type="dxa" w:w="1152"/>
-          </w:tcPr>
-          <w:p>
-            <w:r/>
-          </w:p>
-        </w:tc>
-        <w:tc>
-          <w:tcPr>
-            <w:tcW w:type="dxa" w:w="1152"/>
-          </w:tcPr>
-          <w:p>
-            <w:r/>
-          </w:p>
-        </w:tc>
-        <w:tc>
-          <w:tcPr>
-            <w:tcW w:type="dxa" w:w="1152"/>
-          </w:tcPr>
-          <w:p>
-            <w:r/>
-          </w:p>
-        </w:tc>
-        <w:tc>
-          <w:tcPr>
-            <w:tcW w:type="dxa" w:w="1152"/>
-          </w:tcPr>
-          <w:p>
-            <w:r/>
-          </w:p>
-        </w:tc>
-        <w:tc>
-          <w:tcPr>
-            <w:tcW w:type="dxa" w:w="1152"/>
-          </w:tcPr>
-          <w:p>
-            <w:r/>
-          </w:p>
-        </w:tc>
-        <w:tc>
-          <w:tcPr>
-            <w:tcW w:type="dxa" w:w="1152"/>
-          </w:tcPr>
-          <w:p>
-            <w:r/>
-          </w:p>
-        </w:tc>
-        <w:tc>
-          <w:tcPr>
-            <w:tcW w:type="dxa" w:w="1152"/>
-          </w:tcPr>
-          <w:p>
-            <w:r/>
-          </w:p>
-        </w:tc>
-        <w:tc>
-          <w:tcPr>
-            <w:tcW w:type="dxa" w:w="1152"/>
-          </w:tcPr>
-          <w:p>
-            <w:r/>
-          </w:p>
-        </w:tc>
-      </w:tr>
-      <w:tr>
-        <w:tc>
-          <w:tcPr>
-            <w:tcW w:type="dxa" w:w="1152"/>
-          </w:tcPr>
-          <w:p>
-            <w:r/>
-          </w:p>
-        </w:tc>
-        <w:tc>
-          <w:tcPr>
-            <w:tcW w:type="dxa" w:w="1152"/>
-          </w:tcPr>
-          <w:p>
-            <w:r/>
-          </w:p>
-        </w:tc>
-        <w:tc>
-          <w:tcPr>
-            <w:tcW w:type="dxa" w:w="1152"/>
-          </w:tcPr>
-          <w:p>
-            <w:r/>
-          </w:p>
-        </w:tc>
-        <w:tc>
-          <w:tcPr>
-            <w:tcW w:type="dxa" w:w="1152"/>
-          </w:tcPr>
-          <w:p>
-            <w:r/>
-          </w:p>
-        </w:tc>
-        <w:tc>
-          <w:tcPr>
-            <w:tcW w:type="dxa" w:w="1152"/>
-          </w:tcPr>
-          <w:p>
-            <w:r/>
-          </w:p>
-        </w:tc>
-        <w:tc>
-          <w:tcPr>
-            <w:tcW w:type="dxa" w:w="1152"/>
-          </w:tcPr>
-          <w:p>
-            <w:r/>
-          </w:p>
-        </w:tc>
-        <w:tc>
-          <w:tcPr>
-            <w:tcW w:type="dxa" w:w="1152"/>
-          </w:tcPr>
-          <w:p>
-            <w:r/>
-          </w:p>
-        </w:tc>
-        <w:tc>
-          <w:tcPr>
-            <w:tcW w:type="dxa" w:w="1152"/>
-          </w:tcPr>
-          <w:p>
-            <w:r/>
-          </w:p>
-        </w:tc>
-        <w:tc>
-          <w:tcPr>
-            <w:tcW w:type="dxa" w:w="1152"/>
-          </w:tcPr>
-          <w:p>
-            <w:r/>
+            <w:r>
+              <w:rPr>
+                <w:rFonts w:ascii="Microsoft YaHei" w:hAnsi="Microsoft YaHei" w:eastAsia="Microsoft YaHei"/>
+                <w:b w:val="0"/>
+                <w:i w:val="0"/>
+                <w:color w:val="24364B"/>
+                <w:sz w:val="17"/>
+              </w:rPr>
+            </w:r>
           </w:p>
         </w:tc>
       </w:tr>
     </w:tbl>
-    <w:p/>
-    <w:p>
-      <w:r>
-        <w:rPr>
-          <w:b/>
-        </w:rPr>
-        <w:t>备注/结论：</w:t>
-      </w:r>
-    </w:p>
-    <w:p>
-      <w:r>
-        <w:br/>
-        <w:br/>
-      </w:r>
-    </w:p>
     <w:p>
       <w:pPr>
+        <w:spacing w:before="120" w:after="0"/>
         <w:jc w:val="right"/>
       </w:pPr>
       <w:r>
-        <w:t>编制：____________    审核：____________    确认日期：____________</w:t>
+        <w:rPr>
+          <w:rFonts w:ascii="Microsoft YaHei" w:hAnsi="Microsoft YaHei" w:eastAsia="Microsoft YaHei"/>
+          <w:b w:val="0"/>
+          <w:i w:val="0"/>
+          <w:color w:val="667A90"/>
+          <w:sz w:val="16"/>
+        </w:rPr>
+        <w:t>版本记录：V2.0 · 蓝白医疗信息化模板首版 · 2026-07-28</w:t>
       </w:r>
     </w:p>
     <w:sectPr>
-      <w:pgSz w:w="12240" w:h="15840"/>
-      <w:pgMar w:top="936" w:right="936" w:bottom="936" w:left="936" w:header="720" w:footer="720" w:gutter="0"/>
+      <w:headerReference w:type="default" r:id="rId9"/>
+      <w:footerReference w:type="default" r:id="rId10"/>
+      <w:pgSz w:w="16834" w:h="11909" w:orient="landscape"/>
+      <w:pgMar w:top="864" w:right="936" w:bottom="864" w:left="936" w:header="432" w:footer="432" w:gutter="0"/>
       <w:cols w:space="720"/>
       <w:docGrid w:linePitch="360"/>
     </w:sectPr>
   </w:body>
 </w:document>
+</file>
+
+<file path=word/footer1.xml><?xml version="1.0" encoding="utf-8"?>
+<w:ftr xmlns:m="http://schemas.openxmlformats.org/officeDocument/2006/math" xmlns:mc="http://schemas.openxmlformats.org/markup-compatibility/2006" xmlns:mo="http://schemas.microsoft.com/office/mac/office/2008/main" xmlns:mv="urn:schemas-microsoft-com:mac:vml" xmlns:o="urn:schemas-microsoft-com:office:office" xmlns:r="http://schemas.openxmlformats.org/officeDocument/2006/relationships" xmlns:v="urn:schemas-microsoft-com:vml" xmlns:w10="urn:schemas-microsoft-com:office:word" xmlns:w14="http://schemas.microsoft.com/office/word/2010/wordml" xmlns:w="http://schemas.openxmlformats.org/wordprocessingml/2006/main" xmlns:wne="http://schemas.microsoft.com/office/word/2006/wordml" xmlns:wp14="http://schemas.microsoft.com/office/word/2010/wordprocessingDrawing" xmlns:wp="http://schemas.openxmlformats.org/drawingml/2006/wordprocessingDrawing" xmlns:wpc="http://schemas.microsoft.com/office/word/2010/wordprocessingCanvas" xmlns:wpg="http://schemas.microsoft.com/office/word/2010/wordprocessingGroup" xmlns:wpi="http://schemas.microsoft.com/office/word/2010/wordprocessingInk" xmlns:wps="http://schemas.microsoft.com/office/word/2010/wordprocessingShape" mc:Ignorable="w14 wp14">
+  <w:p>
+    <w:pPr>
+      <w:pStyle w:val="Footer"/>
+      <w:spacing w:before="0" w:after="0"/>
+      <w:jc w:val="right"/>
+    </w:pPr>
+    <w:r>
+      <w:rPr>
+        <w:rFonts w:ascii="Microsoft YaHei" w:hAnsi="Microsoft YaHei" w:eastAsia="Microsoft YaHei"/>
+        <w:b w:val="0"/>
+        <w:i w:val="0"/>
+        <w:color w:val="667A90"/>
+        <w:sz w:val="17"/>
+      </w:rPr>
+      <w:t xml:space="preserve">第 </w:t>
+      <w:fldChar w:fldCharType="begin"/>
+      <w:instrText xml:space="preserve"> PAGE </w:instrText>
+      <w:fldChar w:fldCharType="end"/>
+    </w:r>
+    <w:r>
+      <w:rPr>
+        <w:rFonts w:ascii="Microsoft YaHei" w:hAnsi="Microsoft YaHei" w:eastAsia="Microsoft YaHei"/>
+        <w:b w:val="0"/>
+        <w:i w:val="0"/>
+        <w:color w:val="667A90"/>
+        <w:sz w:val="17"/>
+      </w:rPr>
+      <w:t xml:space="preserve"> 页</w:t>
+    </w:r>
+  </w:p>
+</w:ftr>
+</file>
+
+<file path=word/header1.xml><?xml version="1.0" encoding="utf-8"?>
+<w:hdr xmlns:m="http://schemas.openxmlformats.org/officeDocument/2006/math" xmlns:mc="http://schemas.openxmlformats.org/markup-compatibility/2006" xmlns:mo="http://schemas.microsoft.com/office/mac/office/2008/main" xmlns:mv="urn:schemas-microsoft-com:mac:vml" xmlns:o="urn:schemas-microsoft-com:office:office" xmlns:r="http://schemas.openxmlformats.org/officeDocument/2006/relationships" xmlns:v="urn:schemas-microsoft-com:vml" xmlns:w10="urn:schemas-microsoft-com:office:word" xmlns:w14="http://schemas.microsoft.com/office/word/2010/wordml" xmlns:w="http://schemas.openxmlformats.org/wordprocessingml/2006/main" xmlns:wne="http://schemas.microsoft.com/office/word/2006/wordml" xmlns:wp14="http://schemas.microsoft.com/office/word/2010/wordprocessingDrawing" xmlns:wp="http://schemas.openxmlformats.org/drawingml/2006/wordprocessingDrawing" xmlns:wpc="http://schemas.microsoft.com/office/word/2010/wordprocessingCanvas" xmlns:wpg="http://schemas.microsoft.com/office/word/2010/wordprocessingGroup" xmlns:wpi="http://schemas.microsoft.com/office/word/2010/wordprocessingInk" xmlns:wps="http://schemas.microsoft.com/office/word/2010/wordprocessingShape" mc:Ignorable="w14 wp14">
+  <w:p>
+    <w:pPr>
+      <w:pStyle w:val="Header"/>
+    </w:pPr>
+  </w:p>
+  <w:tbl>
+    <w:tblPr>
+      <w:tblW w:type="dxa" w:w="14900"/>
+      <w:jc w:val="left"/>
+      <w:tblLayout w:type="fixed"/>
+      <w:tblLook w:firstColumn="1" w:firstRow="1" w:lastColumn="0" w:lastRow="0" w:noHBand="0" w:noVBand="1" w:val="04A0"/>
+      <w:tblInd w:w="120" w:type="dxa"/>
+      <w:tblBorders>
+        <w:top w:val="single" w:sz="0" w:color="FFFFFF"/>
+        <w:left w:val="single" w:sz="0" w:color="FFFFFF"/>
+        <w:bottom w:val="single" w:sz="0" w:color="FFFFFF"/>
+        <w:right w:val="single" w:sz="0" w:color="FFFFFF"/>
+        <w:insideH w:val="single" w:sz="0" w:color="FFFFFF"/>
+        <w:insideV w:val="single" w:sz="0" w:color="FFFFFF"/>
+      </w:tblBorders>
+    </w:tblPr>
+    <w:tblGrid>
+      <w:gridCol w:w="7450"/>
+      <w:gridCol w:w="7450"/>
+    </w:tblGrid>
+    <w:tr>
+      <w:trPr>
+        <w:cantSplit/>
+      </w:trPr>
+      <w:tc>
+        <w:tcPr>
+          <w:tcW w:type="dxa" w:w="7450"/>
+          <w:vAlign w:val="center"/>
+          <w:tcMar>
+            <w:top w:w="80" w:type="dxa"/>
+            <w:start w:w="120" w:type="dxa"/>
+            <w:bottom w:w="80" w:type="dxa"/>
+            <w:end w:w="120" w:type="dxa"/>
+          </w:tcMar>
+        </w:tcPr>
+        <w:p>
+          <w:pPr>
+            <w:spacing w:before="40" w:after="40" w:line="276" w:lineRule="auto"/>
+            <w:jc w:val="left"/>
+          </w:pPr>
+          <w:r/>
+          <w:r>
+            <w:rPr>
+              <w:rFonts w:ascii="Microsoft YaHei" w:hAnsi="Microsoft YaHei" w:eastAsia="Microsoft YaHei"/>
+              <w:b/>
+              <w:i w:val="0"/>
+              <w:color w:val="667A90"/>
+              <w:sz w:val="17"/>
+            </w:rPr>
+            <w:t>实施项目管理平台 · SOP 交付物</w:t>
+          </w:r>
+        </w:p>
+      </w:tc>
+      <w:tc>
+        <w:tcPr>
+          <w:tcW w:type="dxa" w:w="7450"/>
+          <w:vAlign w:val="center"/>
+          <w:tcMar>
+            <w:top w:w="80" w:type="dxa"/>
+            <w:start w:w="120" w:type="dxa"/>
+            <w:bottom w:w="80" w:type="dxa"/>
+            <w:end w:w="120" w:type="dxa"/>
+          </w:tcMar>
+        </w:tcPr>
+        <w:p>
+          <w:pPr>
+            <w:spacing w:before="40" w:after="40" w:line="276" w:lineRule="auto"/>
+            <w:jc w:val="right"/>
+          </w:pPr>
+          <w:r/>
+          <w:r>
+            <w:rPr>
+              <w:rFonts w:ascii="Microsoft YaHei" w:hAnsi="Microsoft YaHei" w:eastAsia="Microsoft YaHei"/>
+              <w:b w:val="0"/>
+              <w:i w:val="0"/>
+              <w:color w:val="667A90"/>
+              <w:sz w:val="17"/>
+            </w:rPr>
+            <w:t>全流程内测记录  |  V2.0</w:t>
+          </w:r>
+        </w:p>
+      </w:tc>
+    </w:tr>
+  </w:tbl>
+</w:hdr>
 </file>
 
 <file path=word/numbering.xml><?xml version="1.0" encoding="utf-8"?>
@@ -1274,9 +5751,13 @@
     <w:name w:val="Normal"/>
     <w:qFormat/>
     <w:rsid w:val="00FC693F"/>
+    <w:pPr>
+      <w:spacing w:before="0" w:after="120" w:line="300" w:lineRule="auto"/>
+    </w:pPr>
     <w:rPr>
       <w:rFonts w:ascii="Microsoft YaHei" w:hAnsi="Microsoft YaHei" w:eastAsia="Microsoft YaHei"/>
-      <w:sz w:val="18"/>
+      <w:color w:val="24364B"/>
+      <w:sz w:val="22"/>
     </w:rPr>
   </w:style>
   <w:style w:type="paragraph" w:styleId="Header">
@@ -1334,15 +5815,15 @@
     <w:pPr>
       <w:keepNext/>
       <w:keepLines/>
-      <w:spacing w:before="480" w:after="0"/>
+      <w:spacing w:before="360" w:after="200"/>
       <w:outlineLvl w:val="0"/>
     </w:pPr>
     <w:rPr>
-      <w:rFonts w:asciiTheme="majorHAnsi" w:eastAsiaTheme="majorEastAsia" w:hAnsiTheme="majorHAnsi" w:cstheme="majorBidi"/>
+      <w:rFonts w:asciiTheme="majorHAnsi" w:eastAsiaTheme="majorEastAsia" w:hAnsiTheme="majorHAnsi" w:cstheme="majorBidi" w:ascii="Microsoft YaHei" w:hAnsi="Microsoft YaHei" w:eastAsia="Microsoft YaHei"/>
       <w:b/>
       <w:bCs/>
-      <w:color w:val="365F91" w:themeColor="accent1" w:themeShade="BF"/>
-      <w:sz w:val="28"/>
+      <w:color w:val="17365D"/>
+      <w:sz w:val="32"/>
       <w:szCs w:val="28"/>
     </w:rPr>
   </w:style>
@@ -1358,14 +5839,14 @@
     <w:pPr>
       <w:keepNext/>
       <w:keepLines/>
-      <w:spacing w:before="200" w:after="0"/>
+      <w:spacing w:before="280" w:after="140"/>
       <w:outlineLvl w:val="1"/>
     </w:pPr>
     <w:rPr>
-      <w:rFonts w:asciiTheme="majorHAnsi" w:eastAsiaTheme="majorEastAsia" w:hAnsiTheme="majorHAnsi" w:cstheme="majorBidi"/>
+      <w:rFonts w:asciiTheme="majorHAnsi" w:eastAsiaTheme="majorEastAsia" w:hAnsiTheme="majorHAnsi" w:cstheme="majorBidi" w:ascii="Microsoft YaHei" w:hAnsi="Microsoft YaHei" w:eastAsia="Microsoft YaHei"/>
       <w:b/>
       <w:bCs/>
-      <w:color w:val="4F81BD" w:themeColor="accent1"/>
+      <w:color w:val="1769E0"/>
       <w:sz w:val="26"/>
       <w:szCs w:val="26"/>
     </w:rPr>
@@ -1382,14 +5863,15 @@
     <w:pPr>
       <w:keepNext/>
       <w:keepLines/>
-      <w:spacing w:before="200" w:after="0"/>
+      <w:spacing w:before="200" w:after="100"/>
       <w:outlineLvl w:val="2"/>
     </w:pPr>
     <w:rPr>
-      <w:rFonts w:asciiTheme="majorHAnsi" w:eastAsiaTheme="majorEastAsia" w:hAnsiTheme="majorHAnsi" w:cstheme="majorBidi"/>
+      <w:rFonts w:asciiTheme="majorHAnsi" w:eastAsiaTheme="majorEastAsia" w:hAnsiTheme="majorHAnsi" w:cstheme="majorBidi" w:ascii="Microsoft YaHei" w:hAnsi="Microsoft YaHei" w:eastAsia="Microsoft YaHei"/>
       <w:b/>
       <w:bCs/>
-      <w:color w:val="4F81BD" w:themeColor="accent1"/>
+      <w:color w:val="17365D"/>
+      <w:sz w:val="24"/>
     </w:rPr>
   </w:style>
   <w:style w:type="paragraph" w:styleId="Heading4">

--- a/templates/end-to-end-test-record.docx
+++ b/templates/end-to-end-test-record.docx
@@ -5,22 +5,24 @@
     <w:p>
       <w:pPr>
         <w:spacing w:before="60" w:after="0"/>
+        <w:jc w:val="left"/>
       </w:pPr>
       <w:r>
         <w:rPr>
           <w:rFonts w:ascii="Microsoft YaHei" w:hAnsi="Microsoft YaHei" w:eastAsia="Microsoft YaHei"/>
           <w:b/>
           <w:i w:val="0"/>
-          <w:color w:val="1769E0"/>
+          <w:color w:val="6D4AA2"/>
           <w:sz w:val="19"/>
         </w:rPr>
-        <w:t>SOP · 上线试运行</w:t>
+        <w:t>场景测试 · 上线试运行</w:t>
       </w:r>
     </w:p>
     <w:p>
       <w:pPr>
         <w:keepNext/>
         <w:spacing w:before="0" w:after="60"/>
+        <w:jc w:val="left"/>
       </w:pPr>
       <w:r>
         <w:rPr>
@@ -37,6 +39,7 @@
       <w:pPr>
         <w:keepNext/>
         <w:spacing w:before="0" w:after="180"/>
+        <w:jc w:val="left"/>
       </w:pPr>
       <w:r>
         <w:rPr>
@@ -83,7 +86,7 @@
         <w:tc>
           <w:tcPr>
             <w:tcW w:type="dxa" w:w="1192"/>
-            <w:shd w:fill="EDF5FF"/>
+            <w:shd w:fill="F3EFF9"/>
             <w:vAlign w:val="center"/>
             <w:tcMar>
               <w:top w:w="80" w:type="dxa"/>
@@ -142,7 +145,7 @@
         <w:tc>
           <w:tcPr>
             <w:tcW w:type="dxa" w:w="1192"/>
-            <w:shd w:fill="EDF5FF"/>
+            <w:shd w:fill="F3EFF9"/>
             <w:vAlign w:val="center"/>
             <w:tcMar>
               <w:top w:w="80" w:type="dxa"/>
@@ -201,7 +204,7 @@
         <w:tc>
           <w:tcPr>
             <w:tcW w:type="dxa" w:w="1192"/>
-            <w:shd w:fill="EDF5FF"/>
+            <w:shd w:fill="F3EFF9"/>
             <w:vAlign w:val="center"/>
             <w:tcMar>
               <w:top w:w="80" w:type="dxa"/>
@@ -260,7 +263,7 @@
         <w:tc>
           <w:tcPr>
             <w:tcW w:type="dxa" w:w="1192"/>
-            <w:shd w:fill="EDF5FF"/>
+            <w:shd w:fill="F3EFF9"/>
             <w:vAlign w:val="center"/>
             <w:tcMar>
               <w:top w:w="80" w:type="dxa"/>
@@ -324,7 +327,7 @@
         <w:tc>
           <w:tcPr>
             <w:tcW w:type="dxa" w:w="1192"/>
-            <w:shd w:fill="EDF5FF"/>
+            <w:shd w:fill="F3EFF9"/>
             <w:vAlign w:val="center"/>
             <w:tcMar>
               <w:top w:w="80" w:type="dxa"/>
@@ -383,7 +386,7 @@
         <w:tc>
           <w:tcPr>
             <w:tcW w:type="dxa" w:w="1192"/>
-            <w:shd w:fill="EDF5FF"/>
+            <w:shd w:fill="F3EFF9"/>
             <w:vAlign w:val="center"/>
             <w:tcMar>
               <w:top w:w="80" w:type="dxa"/>
@@ -442,7 +445,7 @@
         <w:tc>
           <w:tcPr>
             <w:tcW w:type="dxa" w:w="1192"/>
-            <w:shd w:fill="EDF5FF"/>
+            <w:shd w:fill="F3EFF9"/>
             <w:vAlign w:val="center"/>
             <w:tcMar>
               <w:top w:w="80" w:type="dxa"/>
@@ -495,14 +498,14 @@
                 <w:color w:val="24364B"/>
                 <w:sz w:val="18"/>
               </w:rPr>
-              <w:t>V2.0</w:t>
+              <w:t>V2.1</w:t>
             </w:r>
           </w:p>
         </w:tc>
         <w:tc>
           <w:tcPr>
             <w:tcW w:type="dxa" w:w="1192"/>
-            <w:shd w:fill="EDF5FF"/>
+            <w:shd w:fill="F3EFF9"/>
             <w:vAlign w:val="center"/>
             <w:tcMar>
               <w:top w:w="80" w:type="dxa"/>
@@ -555,7 +558,7 @@
                 <w:color w:val="24364B"/>
                 <w:sz w:val="18"/>
               </w:rPr>
-              <w:t>☐ 草稿  ☐ 已确认</w:t>
+              <w:t>☐ 草稿  ☐ 场景测试完成</w:t>
             </w:r>
           </w:p>
         </w:tc>
@@ -570,12 +573,12 @@
         <w:tblLook w:firstColumn="1" w:firstRow="1" w:lastColumn="0" w:lastRow="0" w:noHBand="0" w:noVBand="1" w:val="04A0"/>
         <w:tblInd w:w="120" w:type="dxa"/>
         <w:tblBorders>
-          <w:top w:val="single" w:sz="5" w:color="B7D2F1"/>
-          <w:left w:val="single" w:sz="5" w:color="B7D2F1"/>
-          <w:bottom w:val="single" w:sz="5" w:color="B7D2F1"/>
-          <w:right w:val="single" w:sz="5" w:color="B7D2F1"/>
-          <w:insideH w:val="single" w:sz="5" w:color="B7D2F1"/>
-          <w:insideV w:val="single" w:sz="5" w:color="B7D2F1"/>
+          <w:top w:val="single" w:sz="5" w:color="6D4AA2"/>
+          <w:left w:val="single" w:sz="5" w:color="6D4AA2"/>
+          <w:bottom w:val="single" w:sz="5" w:color="6D4AA2"/>
+          <w:right w:val="single" w:sz="5" w:color="6D4AA2"/>
+          <w:insideH w:val="single" w:sz="5" w:color="6D4AA2"/>
+          <w:insideV w:val="single" w:sz="5" w:color="6D4AA2"/>
         </w:tblBorders>
       </w:tblPr>
       <w:tblGrid>
@@ -588,7 +591,7 @@
         <w:tc>
           <w:tcPr>
             <w:tcW w:type="dxa" w:w="14900"/>
-            <w:shd w:fill="F6F9FD"/>
+            <w:shd w:fill="F3EFF9"/>
             <w:vAlign w:val="center"/>
             <w:tcMar>
               <w:top w:w="80" w:type="dxa"/>
@@ -625,18 +628,184 @@
       <w:pPr>
         <w:pStyle w:val="Heading2"/>
         <w:keepNext/>
+        <w:pageBreakBefore w:val="0"/>
       </w:pPr>
       <w:r>
         <w:rPr>
           <w:rFonts w:ascii="Microsoft YaHei" w:hAnsi="Microsoft YaHei" w:eastAsia="Microsoft YaHei"/>
           <w:b/>
           <w:i w:val="0"/>
-          <w:color w:val="1769E0"/>
+          <w:color w:val="6D4AA2"/>
           <w:sz w:val="26"/>
         </w:rPr>
-        <w:t>一、范围与基本信息</w:t>
+        <w:t>一、场景测试总览</w:t>
       </w:r>
     </w:p>
+    <w:tbl>
+      <w:tblPr>
+        <w:tblStyle w:val="TableGrid"/>
+        <w:tblW w:type="dxa" w:w="14900"/>
+        <w:jc w:val="left"/>
+        <w:tblLayout w:type="fixed"/>
+        <w:tblLook w:firstColumn="1" w:firstRow="1" w:lastColumn="0" w:lastRow="0" w:noHBand="0" w:noVBand="1" w:val="04A0"/>
+        <w:tblInd w:w="120" w:type="dxa"/>
+        <w:tblBorders>
+          <w:top w:val="single" w:sz="0" w:color="FFFFFF"/>
+          <w:left w:val="single" w:sz="0" w:color="FFFFFF"/>
+          <w:bottom w:val="single" w:sz="0" w:color="FFFFFF"/>
+          <w:right w:val="single" w:sz="0" w:color="FFFFFF"/>
+          <w:insideH w:val="single" w:sz="0" w:color="FFFFFF"/>
+          <w:insideV w:val="single" w:sz="0" w:color="FFFFFF"/>
+        </w:tblBorders>
+      </w:tblPr>
+      <w:tblGrid>
+        <w:gridCol w:w="3725"/>
+        <w:gridCol w:w="3725"/>
+        <w:gridCol w:w="3725"/>
+        <w:gridCol w:w="3725"/>
+      </w:tblGrid>
+      <w:tr>
+        <w:trPr>
+          <w:cantSplit/>
+        </w:trPr>
+        <w:tc>
+          <w:tcPr>
+            <w:tcW w:type="dxa" w:w="3725"/>
+            <w:shd w:fill="F3EFF9"/>
+          </w:tcPr>
+          <w:p>
+            <w:pPr>
+              <w:spacing w:before="120" w:after="120"/>
+              <w:jc w:val="center"/>
+            </w:pPr>
+            <w:r/>
+            <w:r>
+              <w:rPr>
+                <w:rFonts w:ascii="Microsoft YaHei" w:hAnsi="Microsoft YaHei" w:eastAsia="Microsoft YaHei"/>
+                <w:b/>
+                <w:i w:val="0"/>
+                <w:color w:val="6D4AA2"/>
+                <w:sz w:val="24"/>
+              </w:rPr>
+              <w:t>核心流程</w:t>
+              <w:br/>
+            </w:r>
+            <w:r>
+              <w:rPr>
+                <w:rFonts w:ascii="Microsoft YaHei" w:hAnsi="Microsoft YaHei" w:eastAsia="Microsoft YaHei"/>
+                <w:b w:val="0"/>
+                <w:i w:val="0"/>
+                <w:color w:val="24364B"/>
+                <w:sz w:val="17"/>
+              </w:rPr>
+              <w:t>端到端业务</w:t>
+            </w:r>
+          </w:p>
+        </w:tc>
+        <w:tc>
+          <w:tcPr>
+            <w:tcW w:type="dxa" w:w="3725"/>
+            <w:shd w:fill="F3EFF9"/>
+          </w:tcPr>
+          <w:p>
+            <w:pPr>
+              <w:spacing w:before="120" w:after="120"/>
+              <w:jc w:val="center"/>
+            </w:pPr>
+            <w:r/>
+            <w:r>
+              <w:rPr>
+                <w:rFonts w:ascii="Microsoft YaHei" w:hAnsi="Microsoft YaHei" w:eastAsia="Microsoft YaHei"/>
+                <w:b/>
+                <w:i w:val="0"/>
+                <w:color w:val="6D4AA2"/>
+                <w:sz w:val="24"/>
+              </w:rPr>
+              <w:t>角色权限</w:t>
+              <w:br/>
+            </w:r>
+            <w:r>
+              <w:rPr>
+                <w:rFonts w:ascii="Microsoft YaHei" w:hAnsi="Microsoft YaHei" w:eastAsia="Microsoft YaHei"/>
+                <w:b w:val="0"/>
+                <w:i w:val="0"/>
+                <w:color w:val="24364B"/>
+                <w:sz w:val="17"/>
+              </w:rPr>
+              <w:t>岗位与数据</w:t>
+            </w:r>
+          </w:p>
+        </w:tc>
+        <w:tc>
+          <w:tcPr>
+            <w:tcW w:type="dxa" w:w="3725"/>
+            <w:shd w:fill="F3EFF9"/>
+          </w:tcPr>
+          <w:p>
+            <w:pPr>
+              <w:spacing w:before="120" w:after="120"/>
+              <w:jc w:val="center"/>
+            </w:pPr>
+            <w:r/>
+            <w:r>
+              <w:rPr>
+                <w:rFonts w:ascii="Microsoft YaHei" w:hAnsi="Microsoft YaHei" w:eastAsia="Microsoft YaHei"/>
+                <w:b/>
+                <w:i w:val="0"/>
+                <w:color w:val="6D4AA2"/>
+                <w:sz w:val="24"/>
+              </w:rPr>
+              <w:t>外围协同</w:t>
+              <w:br/>
+            </w:r>
+            <w:r>
+              <w:rPr>
+                <w:rFonts w:ascii="Microsoft YaHei" w:hAnsi="Microsoft YaHei" w:eastAsia="Microsoft YaHei"/>
+                <w:b w:val="0"/>
+                <w:i w:val="0"/>
+                <w:color w:val="24364B"/>
+                <w:sz w:val="17"/>
+              </w:rPr>
+              <w:t>接口与设备</w:t>
+            </w:r>
+          </w:p>
+        </w:tc>
+        <w:tc>
+          <w:tcPr>
+            <w:tcW w:type="dxa" w:w="3725"/>
+            <w:shd w:fill="F3EFF9"/>
+          </w:tcPr>
+          <w:p>
+            <w:pPr>
+              <w:spacing w:before="120" w:after="120"/>
+              <w:jc w:val="center"/>
+            </w:pPr>
+            <w:r/>
+            <w:r>
+              <w:rPr>
+                <w:rFonts w:ascii="Microsoft YaHei" w:hAnsi="Microsoft YaHei" w:eastAsia="Microsoft YaHei"/>
+                <w:b/>
+                <w:i w:val="0"/>
+                <w:color w:val="6D4AA2"/>
+                <w:sz w:val="24"/>
+              </w:rPr>
+              <w:t>异常恢复</w:t>
+              <w:br/>
+            </w:r>
+            <w:r>
+              <w:rPr>
+                <w:rFonts w:ascii="Microsoft YaHei" w:hAnsi="Microsoft YaHei" w:eastAsia="Microsoft YaHei"/>
+                <w:b w:val="0"/>
+                <w:i w:val="0"/>
+                <w:color w:val="24364B"/>
+                <w:sz w:val="17"/>
+              </w:rPr>
+              <w:t>失败与补偿</w:t>
+            </w:r>
+          </w:p>
+        </w:tc>
+      </w:tr>
+    </w:tbl>
     <w:tbl>
       <w:tblPr>
         <w:tblStyle w:val="TableGrid"/>
@@ -1147,20 +1316,238 @@
         </w:tc>
       </w:tr>
     </w:tbl>
+    <w:tbl>
+      <w:tblPr>
+        <w:tblStyle w:val="TableGrid"/>
+        <w:tblW w:type="dxa" w:w="14900"/>
+        <w:jc w:val="left"/>
+        <w:tblLayout w:type="fixed"/>
+        <w:tblLook w:firstColumn="1" w:firstRow="1" w:lastColumn="0" w:lastRow="0" w:noHBand="0" w:noVBand="1" w:val="04A0"/>
+        <w:tblInd w:w="120" w:type="dxa"/>
+        <w:tblBorders>
+          <w:top w:val="single" w:sz="5" w:color="6D4AA2"/>
+          <w:left w:val="single" w:sz="5" w:color="6D4AA2"/>
+          <w:bottom w:val="single" w:sz="5" w:color="6D4AA2"/>
+          <w:right w:val="single" w:sz="5" w:color="6D4AA2"/>
+          <w:insideH w:val="single" w:sz="5" w:color="6D4AA2"/>
+          <w:insideV w:val="single" w:sz="5" w:color="6D4AA2"/>
+        </w:tblBorders>
+      </w:tblPr>
+      <w:tblGrid>
+        <w:gridCol w:w="2310"/>
+        <w:gridCol w:w="12590"/>
+      </w:tblGrid>
+      <w:tr>
+        <w:trPr>
+          <w:cantSplit/>
+        </w:trPr>
+        <w:tc>
+          <w:tcPr>
+            <w:tcW w:type="dxa" w:w="2310"/>
+            <w:shd w:fill="6D4AA2"/>
+            <w:vAlign w:val="center"/>
+            <w:tcMar>
+              <w:top w:w="80" w:type="dxa"/>
+              <w:start w:w="120" w:type="dxa"/>
+              <w:bottom w:w="80" w:type="dxa"/>
+              <w:end w:w="120" w:type="dxa"/>
+            </w:tcMar>
+          </w:tcPr>
+          <w:p>
+            <w:pPr>
+              <w:spacing w:before="40" w:after="40" w:line="276" w:lineRule="auto"/>
+              <w:jc w:val="center"/>
+            </w:pPr>
+            <w:r/>
+            <w:r>
+              <w:rPr>
+                <w:rFonts w:ascii="Microsoft YaHei" w:hAnsi="Microsoft YaHei" w:eastAsia="Microsoft YaHei"/>
+                <w:b/>
+                <w:i w:val="0"/>
+                <w:color w:val="FFFFFF"/>
+                <w:sz w:val="18"/>
+              </w:rPr>
+              <w:t>用例优先级</w:t>
+            </w:r>
+          </w:p>
+        </w:tc>
+        <w:tc>
+          <w:tcPr>
+            <w:tcW w:type="dxa" w:w="12590"/>
+            <w:shd w:fill="F3EFF9"/>
+            <w:vAlign w:val="center"/>
+            <w:tcMar>
+              <w:top w:w="80" w:type="dxa"/>
+              <w:start w:w="120" w:type="dxa"/>
+              <w:bottom w:w="80" w:type="dxa"/>
+              <w:end w:w="120" w:type="dxa"/>
+            </w:tcMar>
+          </w:tcPr>
+          <w:p>
+            <w:pPr>
+              <w:spacing w:before="40" w:after="40" w:line="276" w:lineRule="auto"/>
+              <w:jc w:val="left"/>
+            </w:pPr>
+            <w:r/>
+            <w:r>
+              <w:rPr>
+                <w:rFonts w:ascii="Microsoft YaHei" w:hAnsi="Microsoft YaHei" w:eastAsia="Microsoft YaHei"/>
+                <w:b w:val="0"/>
+                <w:i w:val="0"/>
+                <w:color w:val="24364B"/>
+                <w:sz w:val="18"/>
+              </w:rPr>
+              <w:t>先验证高频、关键、跨系统与高风险场景</w:t>
+            </w:r>
+          </w:p>
+        </w:tc>
+      </w:tr>
+      <w:tr>
+        <w:trPr>
+          <w:cantSplit/>
+        </w:trPr>
+        <w:tc>
+          <w:tcPr>
+            <w:tcW w:type="dxa" w:w="2310"/>
+            <w:shd w:fill="6D4AA2"/>
+            <w:vAlign w:val="center"/>
+            <w:tcMar>
+              <w:top w:w="80" w:type="dxa"/>
+              <w:start w:w="120" w:type="dxa"/>
+              <w:bottom w:w="80" w:type="dxa"/>
+              <w:end w:w="120" w:type="dxa"/>
+            </w:tcMar>
+          </w:tcPr>
+          <w:p>
+            <w:pPr>
+              <w:spacing w:before="40" w:after="40" w:line="276" w:lineRule="auto"/>
+              <w:jc w:val="center"/>
+            </w:pPr>
+            <w:r/>
+            <w:r>
+              <w:rPr>
+                <w:rFonts w:ascii="Microsoft YaHei" w:hAnsi="Microsoft YaHei" w:eastAsia="Microsoft YaHei"/>
+                <w:b/>
+                <w:i w:val="0"/>
+                <w:color w:val="FFFFFF"/>
+                <w:sz w:val="18"/>
+              </w:rPr>
+              <w:t>数据安全</w:t>
+            </w:r>
+          </w:p>
+        </w:tc>
+        <w:tc>
+          <w:tcPr>
+            <w:tcW w:type="dxa" w:w="12590"/>
+            <w:shd w:fill="F3EFF9"/>
+            <w:vAlign w:val="center"/>
+            <w:tcMar>
+              <w:top w:w="80" w:type="dxa"/>
+              <w:start w:w="120" w:type="dxa"/>
+              <w:bottom w:w="80" w:type="dxa"/>
+              <w:end w:w="120" w:type="dxa"/>
+            </w:tcMar>
+          </w:tcPr>
+          <w:p>
+            <w:pPr>
+              <w:spacing w:before="40" w:after="40" w:line="276" w:lineRule="auto"/>
+              <w:jc w:val="left"/>
+            </w:pPr>
+            <w:r/>
+            <w:r>
+              <w:rPr>
+                <w:rFonts w:ascii="Microsoft YaHei" w:hAnsi="Microsoft YaHei" w:eastAsia="Microsoft YaHei"/>
+                <w:b w:val="0"/>
+                <w:i w:val="0"/>
+                <w:color w:val="24364B"/>
+                <w:sz w:val="18"/>
+              </w:rPr>
+              <w:t>使用脱敏数据，截图和日志不得含真实身份信息</w:t>
+            </w:r>
+          </w:p>
+        </w:tc>
+      </w:tr>
+      <w:tr>
+        <w:trPr>
+          <w:cantSplit/>
+        </w:trPr>
+        <w:tc>
+          <w:tcPr>
+            <w:tcW w:type="dxa" w:w="2310"/>
+            <w:shd w:fill="6D4AA2"/>
+            <w:vAlign w:val="center"/>
+            <w:tcMar>
+              <w:top w:w="80" w:type="dxa"/>
+              <w:start w:w="120" w:type="dxa"/>
+              <w:bottom w:w="80" w:type="dxa"/>
+              <w:end w:w="120" w:type="dxa"/>
+            </w:tcMar>
+          </w:tcPr>
+          <w:p>
+            <w:pPr>
+              <w:spacing w:before="40" w:after="40" w:line="276" w:lineRule="auto"/>
+              <w:jc w:val="center"/>
+            </w:pPr>
+            <w:r/>
+            <w:r>
+              <w:rPr>
+                <w:rFonts w:ascii="Microsoft YaHei" w:hAnsi="Microsoft YaHei" w:eastAsia="Microsoft YaHei"/>
+                <w:b/>
+                <w:i w:val="0"/>
+                <w:color w:val="FFFFFF"/>
+                <w:sz w:val="18"/>
+              </w:rPr>
+              <w:t>退出标准</w:t>
+            </w:r>
+          </w:p>
+        </w:tc>
+        <w:tc>
+          <w:tcPr>
+            <w:tcW w:type="dxa" w:w="12590"/>
+            <w:shd w:fill="F3EFF9"/>
+            <w:vAlign w:val="center"/>
+            <w:tcMar>
+              <w:top w:w="80" w:type="dxa"/>
+              <w:start w:w="120" w:type="dxa"/>
+              <w:bottom w:w="80" w:type="dxa"/>
+              <w:end w:w="120" w:type="dxa"/>
+            </w:tcMar>
+          </w:tcPr>
+          <w:p>
+            <w:pPr>
+              <w:spacing w:before="40" w:after="40" w:line="276" w:lineRule="auto"/>
+              <w:jc w:val="left"/>
+            </w:pPr>
+            <w:r/>
+            <w:r>
+              <w:rPr>
+                <w:rFonts w:ascii="Microsoft YaHei" w:hAnsi="Microsoft YaHei" w:eastAsia="Microsoft YaHei"/>
+                <w:b w:val="0"/>
+                <w:i w:val="0"/>
+                <w:color w:val="24364B"/>
+                <w:sz w:val="18"/>
+              </w:rPr>
+              <w:t>阻断和严重问题关闭，其余问题有可接受计划</w:t>
+            </w:r>
+          </w:p>
+        </w:tc>
+      </w:tr>
+    </w:tbl>
     <w:p>
       <w:pPr>
         <w:pStyle w:val="Heading2"/>
         <w:keepNext/>
+        <w:pageBreakBefore/>
       </w:pPr>
       <w:r>
         <w:rPr>
           <w:rFonts w:ascii="Microsoft YaHei" w:hAnsi="Microsoft YaHei" w:eastAsia="Microsoft YaHei"/>
           <w:b/>
           <w:i w:val="0"/>
-          <w:color w:val="1769E0"/>
+          <w:color w:val="6D4AA2"/>
           <w:sz w:val="26"/>
         </w:rPr>
-        <w:t>二、明细记录</w:t>
+        <w:t>二、端到端测试用例</w:t>
       </w:r>
     </w:p>
     <w:tbl>
@@ -1208,7 +1595,7 @@
         <w:tc>
           <w:tcPr>
             <w:tcW w:type="dxa" w:w="713"/>
-            <w:shd w:fill="1769E0"/>
+            <w:shd w:fill="17365D"/>
             <w:vAlign w:val="center"/>
             <w:tcMar>
               <w:top w:w="80" w:type="dxa"/>
@@ -1238,7 +1625,7 @@
         <w:tc>
           <w:tcPr>
             <w:tcW w:type="dxa" w:w="1902"/>
-            <w:shd w:fill="17365D"/>
+            <w:shd w:fill="6D4AA2"/>
             <w:vAlign w:val="center"/>
             <w:tcMar>
               <w:top w:w="80" w:type="dxa"/>
@@ -1268,7 +1655,7 @@
         <w:tc>
           <w:tcPr>
             <w:tcW w:type="dxa" w:w="2140"/>
-            <w:shd w:fill="17365D"/>
+            <w:shd w:fill="6D4AA2"/>
             <w:vAlign w:val="center"/>
             <w:tcMar>
               <w:top w:w="80" w:type="dxa"/>
@@ -1298,7 +1685,7 @@
         <w:tc>
           <w:tcPr>
             <w:tcW w:type="dxa" w:w="2695"/>
-            <w:shd w:fill="17365D"/>
+            <w:shd w:fill="6D4AA2"/>
             <w:vAlign w:val="center"/>
             <w:tcMar>
               <w:top w:w="80" w:type="dxa"/>
@@ -1328,7 +1715,7 @@
         <w:tc>
           <w:tcPr>
             <w:tcW w:type="dxa" w:w="1981"/>
-            <w:shd w:fill="17365D"/>
+            <w:shd w:fill="6D4AA2"/>
             <w:vAlign w:val="center"/>
             <w:tcMar>
               <w:top w:w="80" w:type="dxa"/>
@@ -1358,7 +1745,7 @@
         <w:tc>
           <w:tcPr>
             <w:tcW w:type="dxa" w:w="1902"/>
-            <w:shd w:fill="17365D"/>
+            <w:shd w:fill="6D4AA2"/>
             <w:vAlign w:val="center"/>
             <w:tcMar>
               <w:top w:w="80" w:type="dxa"/>
@@ -1388,7 +1775,7 @@
         <w:tc>
           <w:tcPr>
             <w:tcW w:type="dxa" w:w="1110"/>
-            <w:shd w:fill="17365D"/>
+            <w:shd w:fill="6D4AA2"/>
             <w:vAlign w:val="center"/>
             <w:tcMar>
               <w:top w:w="80" w:type="dxa"/>
@@ -1418,7 +1805,7 @@
         <w:tc>
           <w:tcPr>
             <w:tcW w:type="dxa" w:w="1268"/>
-            <w:shd w:fill="17365D"/>
+            <w:shd w:fill="6D4AA2"/>
             <w:vAlign w:val="center"/>
             <w:tcMar>
               <w:top w:w="80" w:type="dxa"/>
@@ -1448,7 +1835,7 @@
         <w:tc>
           <w:tcPr>
             <w:tcW w:type="dxa" w:w="1189"/>
-            <w:shd w:fill="17365D"/>
+            <w:shd w:fill="6D4AA2"/>
             <w:vAlign w:val="center"/>
             <w:tcMar>
               <w:top w:w="80" w:type="dxa"/>
@@ -1522,7 +1909,7 @@
         <w:tc>
           <w:tcPr>
             <w:tcW w:type="dxa" w:w="1902"/>
-            <w:shd w:fill="FFF9E8"/>
+            <w:shd w:fill="F3EFF9"/>
             <w:vAlign w:val="center"/>
             <w:tcMar>
               <w:top w:w="80" w:type="dxa"/>
@@ -1551,7 +1938,7 @@
         <w:tc>
           <w:tcPr>
             <w:tcW w:type="dxa" w:w="2140"/>
-            <w:shd w:fill="FFF9E8"/>
+            <w:shd w:fill="F3EFF9"/>
             <w:vAlign w:val="center"/>
             <w:tcMar>
               <w:top w:w="80" w:type="dxa"/>
@@ -1580,7 +1967,7 @@
         <w:tc>
           <w:tcPr>
             <w:tcW w:type="dxa" w:w="2695"/>
-            <w:shd w:fill="FFF9E8"/>
+            <w:shd w:fill="F3EFF9"/>
             <w:vAlign w:val="center"/>
             <w:tcMar>
               <w:top w:w="80" w:type="dxa"/>
@@ -1609,7 +1996,7 @@
         <w:tc>
           <w:tcPr>
             <w:tcW w:type="dxa" w:w="1981"/>
-            <w:shd w:fill="FFF9E8"/>
+            <w:shd w:fill="F3EFF9"/>
             <w:vAlign w:val="center"/>
             <w:tcMar>
               <w:top w:w="80" w:type="dxa"/>
@@ -1638,7 +2025,7 @@
         <w:tc>
           <w:tcPr>
             <w:tcW w:type="dxa" w:w="1902"/>
-            <w:shd w:fill="FFF9E8"/>
+            <w:shd w:fill="F3EFF9"/>
             <w:vAlign w:val="center"/>
             <w:tcMar>
               <w:top w:w="80" w:type="dxa"/>
@@ -1667,7 +2054,7 @@
         <w:tc>
           <w:tcPr>
             <w:tcW w:type="dxa" w:w="1110"/>
-            <w:shd w:fill="FFF9E8"/>
+            <w:shd w:fill="F3EFF9"/>
             <w:vAlign w:val="center"/>
             <w:tcMar>
               <w:top w:w="80" w:type="dxa"/>
@@ -1696,7 +2083,7 @@
         <w:tc>
           <w:tcPr>
             <w:tcW w:type="dxa" w:w="1268"/>
-            <w:shd w:fill="FFF9E8"/>
+            <w:shd w:fill="F3EFF9"/>
             <w:vAlign w:val="center"/>
             <w:tcMar>
               <w:top w:w="80" w:type="dxa"/>
@@ -1725,7 +2112,7 @@
         <w:tc>
           <w:tcPr>
             <w:tcW w:type="dxa" w:w="1189"/>
-            <w:shd w:fill="FFF9E8"/>
+            <w:shd w:fill="F3EFF9"/>
             <w:vAlign w:val="center"/>
             <w:tcMar>
               <w:top w:w="80" w:type="dxa"/>
@@ -1797,7 +2184,7 @@
         <w:tc>
           <w:tcPr>
             <w:tcW w:type="dxa" w:w="1902"/>
-            <w:shd w:fill="FFF9E8"/>
+            <w:shd w:fill="F3EFF9"/>
             <w:vAlign w:val="center"/>
             <w:tcMar>
               <w:top w:w="80" w:type="dxa"/>
@@ -1826,7 +2213,7 @@
         <w:tc>
           <w:tcPr>
             <w:tcW w:type="dxa" w:w="2140"/>
-            <w:shd w:fill="FFF9E8"/>
+            <w:shd w:fill="F3EFF9"/>
             <w:vAlign w:val="center"/>
             <w:tcMar>
               <w:top w:w="80" w:type="dxa"/>
@@ -1855,7 +2242,7 @@
         <w:tc>
           <w:tcPr>
             <w:tcW w:type="dxa" w:w="2695"/>
-            <w:shd w:fill="FFF9E8"/>
+            <w:shd w:fill="F3EFF9"/>
             <w:vAlign w:val="center"/>
             <w:tcMar>
               <w:top w:w="80" w:type="dxa"/>
@@ -1884,7 +2271,7 @@
         <w:tc>
           <w:tcPr>
             <w:tcW w:type="dxa" w:w="1981"/>
-            <w:shd w:fill="FFF9E8"/>
+            <w:shd w:fill="F3EFF9"/>
             <w:vAlign w:val="center"/>
             <w:tcMar>
               <w:top w:w="80" w:type="dxa"/>
@@ -1913,7 +2300,7 @@
         <w:tc>
           <w:tcPr>
             <w:tcW w:type="dxa" w:w="1902"/>
-            <w:shd w:fill="FFF9E8"/>
+            <w:shd w:fill="F3EFF9"/>
             <w:vAlign w:val="center"/>
             <w:tcMar>
               <w:top w:w="80" w:type="dxa"/>
@@ -1942,7 +2329,7 @@
         <w:tc>
           <w:tcPr>
             <w:tcW w:type="dxa" w:w="1110"/>
-            <w:shd w:fill="FFF9E8"/>
+            <w:shd w:fill="F3EFF9"/>
             <w:vAlign w:val="center"/>
             <w:tcMar>
               <w:top w:w="80" w:type="dxa"/>
@@ -1971,7 +2358,7 @@
         <w:tc>
           <w:tcPr>
             <w:tcW w:type="dxa" w:w="1268"/>
-            <w:shd w:fill="FFF9E8"/>
+            <w:shd w:fill="F3EFF9"/>
             <w:vAlign w:val="center"/>
             <w:tcMar>
               <w:top w:w="80" w:type="dxa"/>
@@ -2000,7 +2387,7 @@
         <w:tc>
           <w:tcPr>
             <w:tcW w:type="dxa" w:w="1189"/>
-            <w:shd w:fill="FFF9E8"/>
+            <w:shd w:fill="F3EFF9"/>
             <w:vAlign w:val="center"/>
             <w:tcMar>
               <w:top w:w="80" w:type="dxa"/>
@@ -2071,7 +2458,7 @@
         <w:tc>
           <w:tcPr>
             <w:tcW w:type="dxa" w:w="1902"/>
-            <w:shd w:fill="FFF9E8"/>
+            <w:shd w:fill="F3EFF9"/>
             <w:vAlign w:val="center"/>
             <w:tcMar>
               <w:top w:w="80" w:type="dxa"/>
@@ -2100,7 +2487,7 @@
         <w:tc>
           <w:tcPr>
             <w:tcW w:type="dxa" w:w="2140"/>
-            <w:shd w:fill="FFF9E8"/>
+            <w:shd w:fill="F3EFF9"/>
             <w:vAlign w:val="center"/>
             <w:tcMar>
               <w:top w:w="80" w:type="dxa"/>
@@ -2129,7 +2516,7 @@
         <w:tc>
           <w:tcPr>
             <w:tcW w:type="dxa" w:w="2695"/>
-            <w:shd w:fill="FFF9E8"/>
+            <w:shd w:fill="F3EFF9"/>
             <w:vAlign w:val="center"/>
             <w:tcMar>
               <w:top w:w="80" w:type="dxa"/>
@@ -2158,7 +2545,7 @@
         <w:tc>
           <w:tcPr>
             <w:tcW w:type="dxa" w:w="1981"/>
-            <w:shd w:fill="FFF9E8"/>
+            <w:shd w:fill="F3EFF9"/>
             <w:vAlign w:val="center"/>
             <w:tcMar>
               <w:top w:w="80" w:type="dxa"/>
@@ -2187,7 +2574,7 @@
         <w:tc>
           <w:tcPr>
             <w:tcW w:type="dxa" w:w="1902"/>
-            <w:shd w:fill="FFF9E8"/>
+            <w:shd w:fill="F3EFF9"/>
             <w:vAlign w:val="center"/>
             <w:tcMar>
               <w:top w:w="80" w:type="dxa"/>
@@ -2216,7 +2603,7 @@
         <w:tc>
           <w:tcPr>
             <w:tcW w:type="dxa" w:w="1110"/>
-            <w:shd w:fill="FFF9E8"/>
+            <w:shd w:fill="F3EFF9"/>
             <w:vAlign w:val="center"/>
             <w:tcMar>
               <w:top w:w="80" w:type="dxa"/>
@@ -2245,7 +2632,7 @@
         <w:tc>
           <w:tcPr>
             <w:tcW w:type="dxa" w:w="1268"/>
-            <w:shd w:fill="FFF9E8"/>
+            <w:shd w:fill="F3EFF9"/>
             <w:vAlign w:val="center"/>
             <w:tcMar>
               <w:top w:w="80" w:type="dxa"/>
@@ -2274,7 +2661,7 @@
         <w:tc>
           <w:tcPr>
             <w:tcW w:type="dxa" w:w="1189"/>
-            <w:shd w:fill="FFF9E8"/>
+            <w:shd w:fill="F3EFF9"/>
             <w:vAlign w:val="center"/>
             <w:tcMar>
               <w:top w:w="80" w:type="dxa"/>
@@ -2344,7 +2731,7 @@
         <w:tc>
           <w:tcPr>
             <w:tcW w:type="dxa" w:w="1902"/>
-            <w:shd w:fill="FFF9E8"/>
+            <w:shd w:fill="F3EFF9"/>
             <w:vAlign w:val="center"/>
             <w:tcMar>
               <w:top w:w="80" w:type="dxa"/>
@@ -2373,7 +2760,7 @@
         <w:tc>
           <w:tcPr>
             <w:tcW w:type="dxa" w:w="2140"/>
-            <w:shd w:fill="FFF9E8"/>
+            <w:shd w:fill="F3EFF9"/>
             <w:vAlign w:val="center"/>
             <w:tcMar>
               <w:top w:w="80" w:type="dxa"/>
@@ -2402,7 +2789,7 @@
         <w:tc>
           <w:tcPr>
             <w:tcW w:type="dxa" w:w="2695"/>
-            <w:shd w:fill="FFF9E8"/>
+            <w:shd w:fill="F3EFF9"/>
             <w:vAlign w:val="center"/>
             <w:tcMar>
               <w:top w:w="80" w:type="dxa"/>
@@ -2431,7 +2818,7 @@
         <w:tc>
           <w:tcPr>
             <w:tcW w:type="dxa" w:w="1981"/>
-            <w:shd w:fill="FFF9E8"/>
+            <w:shd w:fill="F3EFF9"/>
             <w:vAlign w:val="center"/>
             <w:tcMar>
               <w:top w:w="80" w:type="dxa"/>
@@ -2460,7 +2847,7 @@
         <w:tc>
           <w:tcPr>
             <w:tcW w:type="dxa" w:w="1902"/>
-            <w:shd w:fill="FFF9E8"/>
+            <w:shd w:fill="F3EFF9"/>
             <w:vAlign w:val="center"/>
             <w:tcMar>
               <w:top w:w="80" w:type="dxa"/>
@@ -2489,7 +2876,7 @@
         <w:tc>
           <w:tcPr>
             <w:tcW w:type="dxa" w:w="1110"/>
-            <w:shd w:fill="FFF9E8"/>
+            <w:shd w:fill="F3EFF9"/>
             <w:vAlign w:val="center"/>
             <w:tcMar>
               <w:top w:w="80" w:type="dxa"/>
@@ -2518,7 +2905,7 @@
         <w:tc>
           <w:tcPr>
             <w:tcW w:type="dxa" w:w="1268"/>
-            <w:shd w:fill="FFF9E8"/>
+            <w:shd w:fill="F3EFF9"/>
             <w:vAlign w:val="center"/>
             <w:tcMar>
               <w:top w:w="80" w:type="dxa"/>
@@ -2547,7 +2934,7 @@
         <w:tc>
           <w:tcPr>
             <w:tcW w:type="dxa" w:w="1189"/>
-            <w:shd w:fill="FFF9E8"/>
+            <w:shd w:fill="F3EFF9"/>
             <w:vAlign w:val="center"/>
             <w:tcMar>
               <w:top w:w="80" w:type="dxa"/>
@@ -2616,7 +3003,7 @@
         <w:tc>
           <w:tcPr>
             <w:tcW w:type="dxa" w:w="1902"/>
-            <w:shd w:fill="FFF9E8"/>
+            <w:shd w:fill="F3EFF9"/>
             <w:vAlign w:val="center"/>
             <w:tcMar>
               <w:top w:w="80" w:type="dxa"/>
@@ -2645,7 +3032,7 @@
         <w:tc>
           <w:tcPr>
             <w:tcW w:type="dxa" w:w="2140"/>
-            <w:shd w:fill="FFF9E8"/>
+            <w:shd w:fill="F3EFF9"/>
             <w:vAlign w:val="center"/>
             <w:tcMar>
               <w:top w:w="80" w:type="dxa"/>
@@ -2674,7 +3061,7 @@
         <w:tc>
           <w:tcPr>
             <w:tcW w:type="dxa" w:w="2695"/>
-            <w:shd w:fill="FFF9E8"/>
+            <w:shd w:fill="F3EFF9"/>
             <w:vAlign w:val="center"/>
             <w:tcMar>
               <w:top w:w="80" w:type="dxa"/>
@@ -2703,7 +3090,7 @@
         <w:tc>
           <w:tcPr>
             <w:tcW w:type="dxa" w:w="1981"/>
-            <w:shd w:fill="FFF9E8"/>
+            <w:shd w:fill="F3EFF9"/>
             <w:vAlign w:val="center"/>
             <w:tcMar>
               <w:top w:w="80" w:type="dxa"/>
@@ -2732,7 +3119,7 @@
         <w:tc>
           <w:tcPr>
             <w:tcW w:type="dxa" w:w="1902"/>
-            <w:shd w:fill="FFF9E8"/>
+            <w:shd w:fill="F3EFF9"/>
             <w:vAlign w:val="center"/>
             <w:tcMar>
               <w:top w:w="80" w:type="dxa"/>
@@ -2761,7 +3148,7 @@
         <w:tc>
           <w:tcPr>
             <w:tcW w:type="dxa" w:w="1110"/>
-            <w:shd w:fill="FFF9E8"/>
+            <w:shd w:fill="F3EFF9"/>
             <w:vAlign w:val="center"/>
             <w:tcMar>
               <w:top w:w="80" w:type="dxa"/>
@@ -2790,7 +3177,7 @@
         <w:tc>
           <w:tcPr>
             <w:tcW w:type="dxa" w:w="1268"/>
-            <w:shd w:fill="FFF9E8"/>
+            <w:shd w:fill="F3EFF9"/>
             <w:vAlign w:val="center"/>
             <w:tcMar>
               <w:top w:w="80" w:type="dxa"/>
@@ -2819,7 +3206,7 @@
         <w:tc>
           <w:tcPr>
             <w:tcW w:type="dxa" w:w="1189"/>
-            <w:shd w:fill="FFF9E8"/>
+            <w:shd w:fill="F3EFF9"/>
             <w:vAlign w:val="center"/>
             <w:tcMar>
               <w:top w:w="80" w:type="dxa"/>
@@ -2887,7 +3274,7 @@
         <w:tc>
           <w:tcPr>
             <w:tcW w:type="dxa" w:w="1902"/>
-            <w:shd w:fill="FFF9E8"/>
+            <w:shd w:fill="F3EFF9"/>
             <w:vAlign w:val="center"/>
             <w:tcMar>
               <w:top w:w="80" w:type="dxa"/>
@@ -2916,7 +3303,7 @@
         <w:tc>
           <w:tcPr>
             <w:tcW w:type="dxa" w:w="2140"/>
-            <w:shd w:fill="FFF9E8"/>
+            <w:shd w:fill="F3EFF9"/>
             <w:vAlign w:val="center"/>
             <w:tcMar>
               <w:top w:w="80" w:type="dxa"/>
@@ -2945,7 +3332,7 @@
         <w:tc>
           <w:tcPr>
             <w:tcW w:type="dxa" w:w="2695"/>
-            <w:shd w:fill="FFF9E8"/>
+            <w:shd w:fill="F3EFF9"/>
             <w:vAlign w:val="center"/>
             <w:tcMar>
               <w:top w:w="80" w:type="dxa"/>
@@ -2974,7 +3361,7 @@
         <w:tc>
           <w:tcPr>
             <w:tcW w:type="dxa" w:w="1981"/>
-            <w:shd w:fill="FFF9E8"/>
+            <w:shd w:fill="F3EFF9"/>
             <w:vAlign w:val="center"/>
             <w:tcMar>
               <w:top w:w="80" w:type="dxa"/>
@@ -3003,7 +3390,7 @@
         <w:tc>
           <w:tcPr>
             <w:tcW w:type="dxa" w:w="1902"/>
-            <w:shd w:fill="FFF9E8"/>
+            <w:shd w:fill="F3EFF9"/>
             <w:vAlign w:val="center"/>
             <w:tcMar>
               <w:top w:w="80" w:type="dxa"/>
@@ -3032,7 +3419,7 @@
         <w:tc>
           <w:tcPr>
             <w:tcW w:type="dxa" w:w="1110"/>
-            <w:shd w:fill="FFF9E8"/>
+            <w:shd w:fill="F3EFF9"/>
             <w:vAlign w:val="center"/>
             <w:tcMar>
               <w:top w:w="80" w:type="dxa"/>
@@ -3061,7 +3448,7 @@
         <w:tc>
           <w:tcPr>
             <w:tcW w:type="dxa" w:w="1268"/>
-            <w:shd w:fill="FFF9E8"/>
+            <w:shd w:fill="F3EFF9"/>
             <w:vAlign w:val="center"/>
             <w:tcMar>
               <w:top w:w="80" w:type="dxa"/>
@@ -3090,7 +3477,7 @@
         <w:tc>
           <w:tcPr>
             <w:tcW w:type="dxa" w:w="1189"/>
-            <w:shd w:fill="FFF9E8"/>
+            <w:shd w:fill="F3EFF9"/>
             <w:vAlign w:val="center"/>
             <w:tcMar>
               <w:top w:w="80" w:type="dxa"/>
@@ -3157,7 +3544,7 @@
         <w:tc>
           <w:tcPr>
             <w:tcW w:type="dxa" w:w="1902"/>
-            <w:shd w:fill="FFF9E8"/>
+            <w:shd w:fill="F3EFF9"/>
             <w:vAlign w:val="center"/>
             <w:tcMar>
               <w:top w:w="80" w:type="dxa"/>
@@ -3186,7 +3573,7 @@
         <w:tc>
           <w:tcPr>
             <w:tcW w:type="dxa" w:w="2140"/>
-            <w:shd w:fill="FFF9E8"/>
+            <w:shd w:fill="F3EFF9"/>
             <w:vAlign w:val="center"/>
             <w:tcMar>
               <w:top w:w="80" w:type="dxa"/>
@@ -3215,7 +3602,7 @@
         <w:tc>
           <w:tcPr>
             <w:tcW w:type="dxa" w:w="2695"/>
-            <w:shd w:fill="FFF9E8"/>
+            <w:shd w:fill="F3EFF9"/>
             <w:vAlign w:val="center"/>
             <w:tcMar>
               <w:top w:w="80" w:type="dxa"/>
@@ -3244,7 +3631,7 @@
         <w:tc>
           <w:tcPr>
             <w:tcW w:type="dxa" w:w="1981"/>
-            <w:shd w:fill="FFF9E8"/>
+            <w:shd w:fill="F3EFF9"/>
             <w:vAlign w:val="center"/>
             <w:tcMar>
               <w:top w:w="80" w:type="dxa"/>
@@ -3273,7 +3660,7 @@
         <w:tc>
           <w:tcPr>
             <w:tcW w:type="dxa" w:w="1902"/>
-            <w:shd w:fill="FFF9E8"/>
+            <w:shd w:fill="F3EFF9"/>
             <w:vAlign w:val="center"/>
             <w:tcMar>
               <w:top w:w="80" w:type="dxa"/>
@@ -3302,7 +3689,7 @@
         <w:tc>
           <w:tcPr>
             <w:tcW w:type="dxa" w:w="1110"/>
-            <w:shd w:fill="FFF9E8"/>
+            <w:shd w:fill="F3EFF9"/>
             <w:vAlign w:val="center"/>
             <w:tcMar>
               <w:top w:w="80" w:type="dxa"/>
@@ -3331,7 +3718,7 @@
         <w:tc>
           <w:tcPr>
             <w:tcW w:type="dxa" w:w="1268"/>
-            <w:shd w:fill="FFF9E8"/>
+            <w:shd w:fill="F3EFF9"/>
             <w:vAlign w:val="center"/>
             <w:tcMar>
               <w:top w:w="80" w:type="dxa"/>
@@ -3360,7 +3747,7 @@
         <w:tc>
           <w:tcPr>
             <w:tcW w:type="dxa" w:w="1189"/>
-            <w:shd w:fill="FFF9E8"/>
+            <w:shd w:fill="F3EFF9"/>
             <w:vAlign w:val="center"/>
             <w:tcMar>
               <w:top w:w="80" w:type="dxa"/>
@@ -3426,7 +3813,7 @@
         <w:tc>
           <w:tcPr>
             <w:tcW w:type="dxa" w:w="1902"/>
-            <w:shd w:fill="FFF9E8"/>
+            <w:shd w:fill="F3EFF9"/>
             <w:vAlign w:val="center"/>
             <w:tcMar>
               <w:top w:w="80" w:type="dxa"/>
@@ -3455,7 +3842,7 @@
         <w:tc>
           <w:tcPr>
             <w:tcW w:type="dxa" w:w="2140"/>
-            <w:shd w:fill="FFF9E8"/>
+            <w:shd w:fill="F3EFF9"/>
             <w:vAlign w:val="center"/>
             <w:tcMar>
               <w:top w:w="80" w:type="dxa"/>
@@ -3484,7 +3871,7 @@
         <w:tc>
           <w:tcPr>
             <w:tcW w:type="dxa" w:w="2695"/>
-            <w:shd w:fill="FFF9E8"/>
+            <w:shd w:fill="F3EFF9"/>
             <w:vAlign w:val="center"/>
             <w:tcMar>
               <w:top w:w="80" w:type="dxa"/>
@@ -3513,7 +3900,7 @@
         <w:tc>
           <w:tcPr>
             <w:tcW w:type="dxa" w:w="1981"/>
-            <w:shd w:fill="FFF9E8"/>
+            <w:shd w:fill="F3EFF9"/>
             <w:vAlign w:val="center"/>
             <w:tcMar>
               <w:top w:w="80" w:type="dxa"/>
@@ -3542,7 +3929,7 @@
         <w:tc>
           <w:tcPr>
             <w:tcW w:type="dxa" w:w="1902"/>
-            <w:shd w:fill="FFF9E8"/>
+            <w:shd w:fill="F3EFF9"/>
             <w:vAlign w:val="center"/>
             <w:tcMar>
               <w:top w:w="80" w:type="dxa"/>
@@ -3571,7 +3958,7 @@
         <w:tc>
           <w:tcPr>
             <w:tcW w:type="dxa" w:w="1110"/>
-            <w:shd w:fill="FFF9E8"/>
+            <w:shd w:fill="F3EFF9"/>
             <w:vAlign w:val="center"/>
             <w:tcMar>
               <w:top w:w="80" w:type="dxa"/>
@@ -3600,7 +3987,7 @@
         <w:tc>
           <w:tcPr>
             <w:tcW w:type="dxa" w:w="1268"/>
-            <w:shd w:fill="FFF9E8"/>
+            <w:shd w:fill="F3EFF9"/>
             <w:vAlign w:val="center"/>
             <w:tcMar>
               <w:top w:w="80" w:type="dxa"/>
@@ -3629,7 +4016,7 @@
         <w:tc>
           <w:tcPr>
             <w:tcW w:type="dxa" w:w="1189"/>
-            <w:shd w:fill="FFF9E8"/>
+            <w:shd w:fill="F3EFF9"/>
             <w:vAlign w:val="center"/>
             <w:tcMar>
               <w:top w:w="80" w:type="dxa"/>
@@ -3694,7 +4081,7 @@
         <w:tc>
           <w:tcPr>
             <w:tcW w:type="dxa" w:w="1902"/>
-            <w:shd w:fill="FFF9E8"/>
+            <w:shd w:fill="F3EFF9"/>
             <w:vAlign w:val="center"/>
             <w:tcMar>
               <w:top w:w="80" w:type="dxa"/>
@@ -3723,7 +4110,7 @@
         <w:tc>
           <w:tcPr>
             <w:tcW w:type="dxa" w:w="2140"/>
-            <w:shd w:fill="FFF9E8"/>
+            <w:shd w:fill="F3EFF9"/>
             <w:vAlign w:val="center"/>
             <w:tcMar>
               <w:top w:w="80" w:type="dxa"/>
@@ -3752,7 +4139,7 @@
         <w:tc>
           <w:tcPr>
             <w:tcW w:type="dxa" w:w="2695"/>
-            <w:shd w:fill="FFF9E8"/>
+            <w:shd w:fill="F3EFF9"/>
             <w:vAlign w:val="center"/>
             <w:tcMar>
               <w:top w:w="80" w:type="dxa"/>
@@ -3781,7 +4168,7 @@
         <w:tc>
           <w:tcPr>
             <w:tcW w:type="dxa" w:w="1981"/>
-            <w:shd w:fill="FFF9E8"/>
+            <w:shd w:fill="F3EFF9"/>
             <w:vAlign w:val="center"/>
             <w:tcMar>
               <w:top w:w="80" w:type="dxa"/>
@@ -3810,7 +4197,7 @@
         <w:tc>
           <w:tcPr>
             <w:tcW w:type="dxa" w:w="1902"/>
-            <w:shd w:fill="FFF9E8"/>
+            <w:shd w:fill="F3EFF9"/>
             <w:vAlign w:val="center"/>
             <w:tcMar>
               <w:top w:w="80" w:type="dxa"/>
@@ -3839,7 +4226,7 @@
         <w:tc>
           <w:tcPr>
             <w:tcW w:type="dxa" w:w="1110"/>
-            <w:shd w:fill="FFF9E8"/>
+            <w:shd w:fill="F3EFF9"/>
             <w:vAlign w:val="center"/>
             <w:tcMar>
               <w:top w:w="80" w:type="dxa"/>
@@ -3868,7 +4255,7 @@
         <w:tc>
           <w:tcPr>
             <w:tcW w:type="dxa" w:w="1268"/>
-            <w:shd w:fill="FFF9E8"/>
+            <w:shd w:fill="F3EFF9"/>
             <w:vAlign w:val="center"/>
             <w:tcMar>
               <w:top w:w="80" w:type="dxa"/>
@@ -3897,7 +4284,7 @@
         <w:tc>
           <w:tcPr>
             <w:tcW w:type="dxa" w:w="1189"/>
-            <w:shd w:fill="FFF9E8"/>
+            <w:shd w:fill="F3EFF9"/>
             <w:vAlign w:val="center"/>
             <w:tcMar>
               <w:top w:w="80" w:type="dxa"/>
@@ -3929,50 +4316,50 @@
       <w:pPr>
         <w:pStyle w:val="Heading2"/>
         <w:keepNext/>
+        <w:pageBreakBefore/>
       </w:pPr>
       <w:r>
         <w:rPr>
           <w:rFonts w:ascii="Microsoft YaHei" w:hAnsi="Microsoft YaHei" w:eastAsia="Microsoft YaHei"/>
           <w:b/>
           <w:i w:val="0"/>
-          <w:color w:val="1769E0"/>
+          <w:color w:val="6D4AA2"/>
           <w:sz w:val="26"/>
         </w:rPr>
-        <w:t>三、质量核对</w:t>
+        <w:t>三、缺陷与测试退出判定</w:t>
       </w:r>
     </w:p>
     <w:tbl>
       <w:tblPr>
         <w:tblStyle w:val="TableGrid"/>
         <w:tblW w:type="dxa" w:w="14900"/>
+        <w:jc w:val="left"/>
         <w:tblLayout w:type="fixed"/>
         <w:tblLook w:firstColumn="1" w:firstRow="1" w:lastColumn="0" w:lastRow="0" w:noHBand="0" w:noVBand="1" w:val="04A0"/>
-        <w:jc w:val="left"/>
         <w:tblInd w:w="120" w:type="dxa"/>
         <w:tblBorders>
-          <w:top w:val="single" w:sz="5" w:color="C8D8EA"/>
-          <w:left w:val="single" w:sz="5" w:color="C8D8EA"/>
-          <w:bottom w:val="single" w:sz="5" w:color="C8D8EA"/>
-          <w:right w:val="single" w:sz="5" w:color="C8D8EA"/>
-          <w:insideH w:val="single" w:sz="5" w:color="C8D8EA"/>
-          <w:insideV w:val="single" w:sz="5" w:color="C8D8EA"/>
+          <w:top w:val="single" w:sz="5" w:color="6D4AA2"/>
+          <w:left w:val="single" w:sz="5" w:color="6D4AA2"/>
+          <w:bottom w:val="single" w:sz="5" w:color="6D4AA2"/>
+          <w:right w:val="single" w:sz="5" w:color="6D4AA2"/>
+          <w:insideH w:val="single" w:sz="5" w:color="6D4AA2"/>
+          <w:insideV w:val="single" w:sz="5" w:color="6D4AA2"/>
         </w:tblBorders>
       </w:tblPr>
       <w:tblGrid>
-        <w:gridCol w:w="1104"/>
-        <w:gridCol w:w="2299"/>
-        <w:gridCol w:w="9014"/>
-        <w:gridCol w:w="2483"/>
+        <w:gridCol w:w="2682"/>
+        <w:gridCol w:w="4917"/>
+        <w:gridCol w:w="2235"/>
+        <w:gridCol w:w="5066"/>
       </w:tblGrid>
       <w:tr>
         <w:trPr>
           <w:cantSplit/>
-          <w:cantSplit/>
         </w:trPr>
         <w:tc>
           <w:tcPr>
-            <w:tcW w:type="dxa" w:w="1104"/>
-            <w:shd w:fill="17365D"/>
+            <w:tcW w:type="dxa" w:w="2682"/>
+            <w:shd w:fill="6D4AA2"/>
             <w:vAlign w:val="center"/>
             <w:tcMar>
               <w:top w:w="80" w:type="dxa"/>
@@ -3995,14 +4382,14 @@
                 <w:color w:val="FFFFFF"/>
                 <w:sz w:val="17"/>
               </w:rPr>
-              <w:t>序号</w:t>
+              <w:t>问题/缺陷</w:t>
             </w:r>
           </w:p>
         </w:tc>
         <w:tc>
           <w:tcPr>
-            <w:tcW w:type="dxa" w:w="2299"/>
-            <w:shd w:fill="17365D"/>
+            <w:tcW w:type="dxa" w:w="4917"/>
+            <w:shd w:fill="6D4AA2"/>
             <w:vAlign w:val="center"/>
             <w:tcMar>
               <w:top w:w="80" w:type="dxa"/>
@@ -4025,14 +4412,14 @@
                 <w:color w:val="FFFFFF"/>
                 <w:sz w:val="17"/>
               </w:rPr>
-              <w:t>检查维度</w:t>
+              <w:t>等级与影响</w:t>
             </w:r>
           </w:p>
         </w:tc>
         <w:tc>
           <w:tcPr>
-            <w:tcW w:type="dxa" w:w="9014"/>
-            <w:shd w:fill="17365D"/>
+            <w:tcW w:type="dxa" w:w="2235"/>
+            <w:shd w:fill="6D4AA2"/>
             <w:vAlign w:val="center"/>
             <w:tcMar>
               <w:top w:w="80" w:type="dxa"/>
@@ -4055,14 +4442,14 @@
                 <w:color w:val="FFFFFF"/>
                 <w:sz w:val="17"/>
               </w:rPr>
-              <w:t>核对要求</w:t>
+              <w:t>修复/复测</w:t>
             </w:r>
           </w:p>
         </w:tc>
         <w:tc>
           <w:tcPr>
-            <w:tcW w:type="dxa" w:w="2483"/>
-            <w:shd w:fill="17365D"/>
+            <w:tcW w:type="dxa" w:w="5066"/>
+            <w:shd w:fill="6D4AA2"/>
             <w:vAlign w:val="center"/>
             <w:tcMar>
               <w:top w:w="80" w:type="dxa"/>
@@ -4085,7 +4472,7 @@
                 <w:color w:val="FFFFFF"/>
                 <w:sz w:val="17"/>
               </w:rPr>
-              <w:t>结论</w:t>
+              <w:t>退出结论</w:t>
             </w:r>
           </w:p>
         </w:tc>
@@ -4093,71 +4480,10 @@
       <w:tr>
         <w:trPr>
           <w:cantSplit/>
-          <w:cantSplit/>
         </w:trPr>
         <w:tc>
           <w:tcPr>
-            <w:tcW w:type="dxa" w:w="1104"/>
-            <w:shd w:fill="FFFFFF"/>
-            <w:vAlign w:val="center"/>
-            <w:tcMar>
-              <w:top w:w="80" w:type="dxa"/>
-              <w:start w:w="120" w:type="dxa"/>
-              <w:bottom w:w="80" w:type="dxa"/>
-              <w:end w:w="120" w:type="dxa"/>
-            </w:tcMar>
-          </w:tcPr>
-          <w:p>
-            <w:pPr>
-              <w:spacing w:before="40" w:after="40" w:line="276" w:lineRule="auto"/>
-              <w:jc w:val="center"/>
-            </w:pPr>
-            <w:r/>
-            <w:r>
-              <w:rPr>
-                <w:rFonts w:ascii="Microsoft YaHei" w:hAnsi="Microsoft YaHei" w:eastAsia="Microsoft YaHei"/>
-                <w:b w:val="0"/>
-                <w:i w:val="0"/>
-                <w:color w:val="24364B"/>
-                <w:sz w:val="17"/>
-              </w:rPr>
-              <w:t>1</w:t>
-            </w:r>
-          </w:p>
-        </w:tc>
-        <w:tc>
-          <w:tcPr>
-            <w:tcW w:type="dxa" w:w="2299"/>
-            <w:shd w:fill="FFFFFF"/>
-            <w:vAlign w:val="center"/>
-            <w:tcMar>
-              <w:top w:w="80" w:type="dxa"/>
-              <w:start w:w="120" w:type="dxa"/>
-              <w:bottom w:w="80" w:type="dxa"/>
-              <w:end w:w="120" w:type="dxa"/>
-            </w:tcMar>
-          </w:tcPr>
-          <w:p>
-            <w:pPr>
-              <w:spacing w:before="40" w:after="40" w:line="276" w:lineRule="auto"/>
-              <w:jc w:val="center"/>
-            </w:pPr>
-            <w:r/>
-            <w:r>
-              <w:rPr>
-                <w:rFonts w:ascii="Microsoft YaHei" w:hAnsi="Microsoft YaHei" w:eastAsia="Microsoft YaHei"/>
-                <w:b w:val="0"/>
-                <w:i w:val="0"/>
-                <w:color w:val="24364B"/>
-                <w:sz w:val="17"/>
-              </w:rPr>
-              <w:t>业务覆盖</w:t>
-            </w:r>
-          </w:p>
-        </w:tc>
-        <w:tc>
-          <w:tcPr>
-            <w:tcW w:type="dxa" w:w="9014"/>
+            <w:tcW w:type="dxa" w:w="2682"/>
             <w:shd w:fill="FFFFFF"/>
             <w:vAlign w:val="center"/>
             <w:tcMar>
@@ -4181,14 +4507,13 @@
                 <w:color w:val="24364B"/>
                 <w:sz w:val="17"/>
               </w:rPr>
-              <w:t>核心、异常、权限和跨系统场景覆盖充分</w:t>
             </w:r>
           </w:p>
         </w:tc>
         <w:tc>
           <w:tcPr>
-            <w:tcW w:type="dxa" w:w="2483"/>
-            <w:shd w:fill="FFF9E8"/>
+            <w:tcW w:type="dxa" w:w="4917"/>
+            <w:shd w:fill="F3EFF9"/>
             <w:vAlign w:val="center"/>
             <w:tcMar>
               <w:top w:w="80" w:type="dxa"/>
@@ -4200,7 +4525,7 @@
           <w:p>
             <w:pPr>
               <w:spacing w:before="40" w:after="40" w:line="276" w:lineRule="auto"/>
-              <w:jc w:val="center"/>
+              <w:jc w:val="left"/>
             </w:pPr>
             <w:r/>
             <w:r>
@@ -4211,20 +4536,13 @@
                 <w:color w:val="24364B"/>
                 <w:sz w:val="17"/>
               </w:rPr>
-              <w:t>☐ 通过  ☐ 不通过  ☐ 不适用</w:t>
             </w:r>
           </w:p>
         </w:tc>
-      </w:tr>
-      <w:tr>
-        <w:trPr>
-          <w:cantSplit/>
-          <w:cantSplit/>
-        </w:trPr>
         <w:tc>
           <w:tcPr>
-            <w:tcW w:type="dxa" w:w="1104"/>
-            <w:shd w:fill="FFFFFF"/>
+            <w:tcW w:type="dxa" w:w="2235"/>
+            <w:shd w:fill="F3EFF9"/>
             <w:vAlign w:val="center"/>
             <w:tcMar>
               <w:top w:w="80" w:type="dxa"/>
@@ -4236,7 +4554,7 @@
           <w:p>
             <w:pPr>
               <w:spacing w:before="40" w:after="40" w:line="276" w:lineRule="auto"/>
-              <w:jc w:val="center"/>
+              <w:jc w:val="left"/>
             </w:pPr>
             <w:r/>
             <w:r>
@@ -4247,14 +4565,13 @@
                 <w:color w:val="24364B"/>
                 <w:sz w:val="17"/>
               </w:rPr>
-              <w:t>2</w:t>
             </w:r>
           </w:p>
         </w:tc>
         <w:tc>
           <w:tcPr>
-            <w:tcW w:type="dxa" w:w="2299"/>
-            <w:shd w:fill="FFFFFF"/>
+            <w:tcW w:type="dxa" w:w="5066"/>
+            <w:shd w:fill="F3EFF9"/>
             <w:vAlign w:val="center"/>
             <w:tcMar>
               <w:top w:w="80" w:type="dxa"/>
@@ -4266,7 +4583,7 @@
           <w:p>
             <w:pPr>
               <w:spacing w:before="40" w:after="40" w:line="276" w:lineRule="auto"/>
-              <w:jc w:val="center"/>
+              <w:jc w:val="left"/>
             </w:pPr>
             <w:r/>
             <w:r>
@@ -4277,13 +4594,17 @@
                 <w:color w:val="24364B"/>
                 <w:sz w:val="17"/>
               </w:rPr>
-              <w:t>数据安全</w:t>
             </w:r>
           </w:p>
         </w:tc>
+      </w:tr>
+      <w:tr>
+        <w:trPr>
+          <w:cantSplit/>
+        </w:trPr>
         <w:tc>
           <w:tcPr>
-            <w:tcW w:type="dxa" w:w="9014"/>
+            <w:tcW w:type="dxa" w:w="2682"/>
             <w:shd w:fill="FFFFFF"/>
             <w:vAlign w:val="center"/>
             <w:tcMar>
@@ -4307,14 +4628,13 @@
                 <w:color w:val="24364B"/>
                 <w:sz w:val="17"/>
               </w:rPr>
-              <w:t>测试数据已脱敏，截图和日志不含敏感信息</w:t>
             </w:r>
           </w:p>
         </w:tc>
         <w:tc>
           <w:tcPr>
-            <w:tcW w:type="dxa" w:w="2483"/>
-            <w:shd w:fill="FFF9E8"/>
+            <w:tcW w:type="dxa" w:w="4917"/>
+            <w:shd w:fill="F3EFF9"/>
             <w:vAlign w:val="center"/>
             <w:tcMar>
               <w:top w:w="80" w:type="dxa"/>
@@ -4326,7 +4646,7 @@
           <w:p>
             <w:pPr>
               <w:spacing w:before="40" w:after="40" w:line="276" w:lineRule="auto"/>
-              <w:jc w:val="center"/>
+              <w:jc w:val="left"/>
             </w:pPr>
             <w:r/>
             <w:r>
@@ -4337,20 +4657,13 @@
                 <w:color w:val="24364B"/>
                 <w:sz w:val="17"/>
               </w:rPr>
-              <w:t>☐ 通过  ☐ 不通过  ☐ 不适用</w:t>
             </w:r>
           </w:p>
         </w:tc>
-      </w:tr>
-      <w:tr>
-        <w:trPr>
-          <w:cantSplit/>
-          <w:cantSplit/>
-        </w:trPr>
         <w:tc>
           <w:tcPr>
-            <w:tcW w:type="dxa" w:w="1104"/>
-            <w:shd w:fill="FFFFFF"/>
+            <w:tcW w:type="dxa" w:w="2235"/>
+            <w:shd w:fill="F3EFF9"/>
             <w:vAlign w:val="center"/>
             <w:tcMar>
               <w:top w:w="80" w:type="dxa"/>
@@ -4362,7 +4675,7 @@
           <w:p>
             <w:pPr>
               <w:spacing w:before="40" w:after="40" w:line="276" w:lineRule="auto"/>
-              <w:jc w:val="center"/>
+              <w:jc w:val="left"/>
             </w:pPr>
             <w:r/>
             <w:r>
@@ -4373,14 +4686,13 @@
                 <w:color w:val="24364B"/>
                 <w:sz w:val="17"/>
               </w:rPr>
-              <w:t>3</w:t>
             </w:r>
           </w:p>
         </w:tc>
         <w:tc>
           <w:tcPr>
-            <w:tcW w:type="dxa" w:w="2299"/>
-            <w:shd w:fill="FFFFFF"/>
+            <w:tcW w:type="dxa" w:w="5066"/>
+            <w:shd w:fill="F3EFF9"/>
             <w:vAlign w:val="center"/>
             <w:tcMar>
               <w:top w:w="80" w:type="dxa"/>
@@ -4392,7 +4704,7 @@
           <w:p>
             <w:pPr>
               <w:spacing w:before="40" w:after="40" w:line="276" w:lineRule="auto"/>
-              <w:jc w:val="center"/>
+              <w:jc w:val="left"/>
             </w:pPr>
             <w:r/>
             <w:r>
@@ -4403,13 +4715,17 @@
                 <w:color w:val="24364B"/>
                 <w:sz w:val="17"/>
               </w:rPr>
-              <w:t>缺陷闭环</w:t>
             </w:r>
           </w:p>
         </w:tc>
+      </w:tr>
+      <w:tr>
+        <w:trPr>
+          <w:cantSplit/>
+        </w:trPr>
         <w:tc>
           <w:tcPr>
-            <w:tcW w:type="dxa" w:w="9014"/>
+            <w:tcW w:type="dxa" w:w="2682"/>
             <w:shd w:fill="FFFFFF"/>
             <w:vAlign w:val="center"/>
             <w:tcMar>
@@ -4433,117 +4749,13 @@
                 <w:color w:val="24364B"/>
                 <w:sz w:val="17"/>
               </w:rPr>
-              <w:t>阻断和严重问题已关闭，其余问题已有处置计划</w:t>
             </w:r>
           </w:p>
         </w:tc>
         <w:tc>
           <w:tcPr>
-            <w:tcW w:type="dxa" w:w="2483"/>
-            <w:shd w:fill="FFF9E8"/>
-            <w:vAlign w:val="center"/>
-            <w:tcMar>
-              <w:top w:w="80" w:type="dxa"/>
-              <w:start w:w="120" w:type="dxa"/>
-              <w:bottom w:w="80" w:type="dxa"/>
-              <w:end w:w="120" w:type="dxa"/>
-            </w:tcMar>
-          </w:tcPr>
-          <w:p>
-            <w:pPr>
-              <w:spacing w:before="40" w:after="40" w:line="276" w:lineRule="auto"/>
-              <w:jc w:val="center"/>
-            </w:pPr>
-            <w:r/>
-            <w:r>
-              <w:rPr>
-                <w:rFonts w:ascii="Microsoft YaHei" w:hAnsi="Microsoft YaHei" w:eastAsia="Microsoft YaHei"/>
-                <w:b w:val="0"/>
-                <w:i w:val="0"/>
-                <w:color w:val="24364B"/>
-                <w:sz w:val="17"/>
-              </w:rPr>
-              <w:t>☐ 通过  ☐ 不通过  ☐ 不适用</w:t>
-            </w:r>
-          </w:p>
-        </w:tc>
-      </w:tr>
-    </w:tbl>
-    <w:p>
-      <w:pPr>
-        <w:pStyle w:val="Heading2"/>
-        <w:keepNext/>
-      </w:pPr>
-      <w:r>
-        <w:rPr>
-          <w:rFonts w:ascii="Microsoft YaHei" w:hAnsi="Microsoft YaHei" w:eastAsia="Microsoft YaHei"/>
-          <w:b/>
-          <w:i w:val="0"/>
-          <w:color w:val="1769E0"/>
-          <w:sz w:val="26"/>
-        </w:rPr>
-        <w:t>四、结论与遗留事项</w:t>
-      </w:r>
-    </w:p>
-    <w:tbl>
-      <w:tblPr>
-        <w:tblStyle w:val="TableGrid"/>
-        <w:tblW w:type="dxa" w:w="14900"/>
-        <w:jc w:val="left"/>
-        <w:tblLayout w:type="fixed"/>
-        <w:tblLook w:firstColumn="1" w:firstRow="1" w:lastColumn="0" w:lastRow="0" w:noHBand="0" w:noVBand="1" w:val="04A0"/>
-        <w:tblInd w:w="120" w:type="dxa"/>
-        <w:tblBorders>
-          <w:top w:val="single" w:sz="5" w:color="C8D8EA"/>
-          <w:left w:val="single" w:sz="5" w:color="C8D8EA"/>
-          <w:bottom w:val="single" w:sz="5" w:color="C8D8EA"/>
-          <w:right w:val="single" w:sz="5" w:color="C8D8EA"/>
-          <w:insideH w:val="single" w:sz="5" w:color="C8D8EA"/>
-          <w:insideV w:val="single" w:sz="5" w:color="C8D8EA"/>
-        </w:tblBorders>
-      </w:tblPr>
-      <w:tblGrid>
-        <w:gridCol w:w="1639"/>
-        <w:gridCol w:w="13261"/>
-      </w:tblGrid>
-      <w:tr>
-        <w:trPr>
-          <w:cantSplit/>
-        </w:trPr>
-        <w:tc>
-          <w:tcPr>
-            <w:tcW w:type="dxa" w:w="1639"/>
-            <w:shd w:fill="EDF5FF"/>
-            <w:vAlign w:val="center"/>
-            <w:tcMar>
-              <w:top w:w="80" w:type="dxa"/>
-              <w:start w:w="120" w:type="dxa"/>
-              <w:bottom w:w="80" w:type="dxa"/>
-              <w:end w:w="120" w:type="dxa"/>
-            </w:tcMar>
-          </w:tcPr>
-          <w:p>
-            <w:pPr>
-              <w:spacing w:before="40" w:after="40" w:line="276" w:lineRule="auto"/>
-              <w:jc w:val="center"/>
-            </w:pPr>
-            <w:r/>
-            <w:r>
-              <w:rPr>
-                <w:rFonts w:ascii="Microsoft YaHei" w:hAnsi="Microsoft YaHei" w:eastAsia="Microsoft YaHei"/>
-                <w:b/>
-                <w:i w:val="0"/>
-                <w:color w:val="17365D"/>
-                <w:sz w:val="18"/>
-              </w:rPr>
-              <w:t>总体结论</w:t>
-            </w:r>
-          </w:p>
-        </w:tc>
-        <w:tc>
-          <w:tcPr>
-            <w:tcW w:type="dxa" w:w="13261"/>
-            <w:shd w:fill="FFF9E8"/>
+            <w:tcW w:type="dxa" w:w="4917"/>
+            <w:shd w:fill="F3EFF9"/>
             <w:vAlign w:val="center"/>
             <w:tcMar>
               <w:top w:w="80" w:type="dxa"/>
@@ -4564,51 +4776,15 @@
                 <w:b w:val="0"/>
                 <w:i w:val="0"/>
                 <w:color w:val="24364B"/>
-                <w:sz w:val="18"/>
+                <w:sz w:val="17"/>
               </w:rPr>
-              <w:t>☐ 通过  ☐ 有条件通过  ☐ 不通过</w:t>
-            </w:r>
-          </w:p>
-        </w:tc>
-      </w:tr>
-      <w:tr>
-        <w:trPr>
-          <w:cantSplit/>
-        </w:trPr>
-        <w:tc>
-          <w:tcPr>
-            <w:tcW w:type="dxa" w:w="1639"/>
-            <w:shd w:fill="EDF5FF"/>
-            <w:vAlign w:val="center"/>
-            <w:tcMar>
-              <w:top w:w="80" w:type="dxa"/>
-              <w:start w:w="120" w:type="dxa"/>
-              <w:bottom w:w="80" w:type="dxa"/>
-              <w:end w:w="120" w:type="dxa"/>
-            </w:tcMar>
-          </w:tcPr>
-          <w:p>
-            <w:pPr>
-              <w:spacing w:before="40" w:after="40" w:line="276" w:lineRule="auto"/>
-              <w:jc w:val="center"/>
-            </w:pPr>
-            <w:r/>
-            <w:r>
-              <w:rPr>
-                <w:rFonts w:ascii="Microsoft YaHei" w:hAnsi="Microsoft YaHei" w:eastAsia="Microsoft YaHei"/>
-                <w:b/>
-                <w:i w:val="0"/>
-                <w:color w:val="17365D"/>
-                <w:sz w:val="18"/>
-              </w:rPr>
-              <w:t>遗留事项/风险</w:t>
             </w:r>
           </w:p>
         </w:tc>
         <w:tc>
           <w:tcPr>
-            <w:tcW w:type="dxa" w:w="13261"/>
-            <w:shd w:fill="FFF9E8"/>
+            <w:tcW w:type="dxa" w:w="2235"/>
+            <w:shd w:fill="F3EFF9"/>
             <w:vAlign w:val="center"/>
             <w:tcMar>
               <w:top w:w="80" w:type="dxa"/>
@@ -4629,50 +4805,15 @@
                 <w:b w:val="0"/>
                 <w:i w:val="0"/>
                 <w:color w:val="24364B"/>
-                <w:sz w:val="18"/>
+                <w:sz w:val="17"/>
               </w:rPr>
-            </w:r>
-          </w:p>
-        </w:tc>
-      </w:tr>
-      <w:tr>
-        <w:trPr>
-          <w:cantSplit/>
-        </w:trPr>
-        <w:tc>
-          <w:tcPr>
-            <w:tcW w:type="dxa" w:w="1639"/>
-            <w:shd w:fill="EDF5FF"/>
-            <w:vAlign w:val="center"/>
-            <w:tcMar>
-              <w:top w:w="80" w:type="dxa"/>
-              <w:start w:w="120" w:type="dxa"/>
-              <w:bottom w:w="80" w:type="dxa"/>
-              <w:end w:w="120" w:type="dxa"/>
-            </w:tcMar>
-          </w:tcPr>
-          <w:p>
-            <w:pPr>
-              <w:spacing w:before="40" w:after="40" w:line="276" w:lineRule="auto"/>
-              <w:jc w:val="center"/>
-            </w:pPr>
-            <w:r/>
-            <w:r>
-              <w:rPr>
-                <w:rFonts w:ascii="Microsoft YaHei" w:hAnsi="Microsoft YaHei" w:eastAsia="Microsoft YaHei"/>
-                <w:b/>
-                <w:i w:val="0"/>
-                <w:color w:val="17365D"/>
-                <w:sz w:val="18"/>
-              </w:rPr>
-              <w:t>附件与证据</w:t>
             </w:r>
           </w:p>
         </w:tc>
         <w:tc>
           <w:tcPr>
-            <w:tcW w:type="dxa" w:w="13261"/>
-            <w:shd w:fill="FFF9E8"/>
+            <w:tcW w:type="dxa" w:w="5066"/>
+            <w:shd w:fill="F3EFF9"/>
             <w:vAlign w:val="center"/>
             <w:tcMar>
               <w:top w:w="80" w:type="dxa"/>
@@ -4693,7 +4834,128 @@
                 <w:b w:val="0"/>
                 <w:i w:val="0"/>
                 <w:color w:val="24364B"/>
-                <w:sz w:val="18"/>
+                <w:sz w:val="17"/>
+              </w:rPr>
+            </w:r>
+          </w:p>
+        </w:tc>
+      </w:tr>
+      <w:tr>
+        <w:trPr>
+          <w:cantSplit/>
+        </w:trPr>
+        <w:tc>
+          <w:tcPr>
+            <w:tcW w:type="dxa" w:w="2682"/>
+            <w:shd w:fill="FFFFFF"/>
+            <w:vAlign w:val="center"/>
+            <w:tcMar>
+              <w:top w:w="80" w:type="dxa"/>
+              <w:start w:w="120" w:type="dxa"/>
+              <w:bottom w:w="80" w:type="dxa"/>
+              <w:end w:w="120" w:type="dxa"/>
+            </w:tcMar>
+          </w:tcPr>
+          <w:p>
+            <w:pPr>
+              <w:spacing w:before="40" w:after="40" w:line="276" w:lineRule="auto"/>
+              <w:jc w:val="left"/>
+            </w:pPr>
+            <w:r/>
+            <w:r>
+              <w:rPr>
+                <w:rFonts w:ascii="Microsoft YaHei" w:hAnsi="Microsoft YaHei" w:eastAsia="Microsoft YaHei"/>
+                <w:b w:val="0"/>
+                <w:i w:val="0"/>
+                <w:color w:val="24364B"/>
+                <w:sz w:val="17"/>
+              </w:rPr>
+            </w:r>
+          </w:p>
+        </w:tc>
+        <w:tc>
+          <w:tcPr>
+            <w:tcW w:type="dxa" w:w="4917"/>
+            <w:shd w:fill="F3EFF9"/>
+            <w:vAlign w:val="center"/>
+            <w:tcMar>
+              <w:top w:w="80" w:type="dxa"/>
+              <w:start w:w="120" w:type="dxa"/>
+              <w:bottom w:w="80" w:type="dxa"/>
+              <w:end w:w="120" w:type="dxa"/>
+            </w:tcMar>
+          </w:tcPr>
+          <w:p>
+            <w:pPr>
+              <w:spacing w:before="40" w:after="40" w:line="276" w:lineRule="auto"/>
+              <w:jc w:val="left"/>
+            </w:pPr>
+            <w:r/>
+            <w:r>
+              <w:rPr>
+                <w:rFonts w:ascii="Microsoft YaHei" w:hAnsi="Microsoft YaHei" w:eastAsia="Microsoft YaHei"/>
+                <w:b w:val="0"/>
+                <w:i w:val="0"/>
+                <w:color w:val="24364B"/>
+                <w:sz w:val="17"/>
+              </w:rPr>
+            </w:r>
+          </w:p>
+        </w:tc>
+        <w:tc>
+          <w:tcPr>
+            <w:tcW w:type="dxa" w:w="2235"/>
+            <w:shd w:fill="F3EFF9"/>
+            <w:vAlign w:val="center"/>
+            <w:tcMar>
+              <w:top w:w="80" w:type="dxa"/>
+              <w:start w:w="120" w:type="dxa"/>
+              <w:bottom w:w="80" w:type="dxa"/>
+              <w:end w:w="120" w:type="dxa"/>
+            </w:tcMar>
+          </w:tcPr>
+          <w:p>
+            <w:pPr>
+              <w:spacing w:before="40" w:after="40" w:line="276" w:lineRule="auto"/>
+              <w:jc w:val="left"/>
+            </w:pPr>
+            <w:r/>
+            <w:r>
+              <w:rPr>
+                <w:rFonts w:ascii="Microsoft YaHei" w:hAnsi="Microsoft YaHei" w:eastAsia="Microsoft YaHei"/>
+                <w:b w:val="0"/>
+                <w:i w:val="0"/>
+                <w:color w:val="24364B"/>
+                <w:sz w:val="17"/>
+              </w:rPr>
+            </w:r>
+          </w:p>
+        </w:tc>
+        <w:tc>
+          <w:tcPr>
+            <w:tcW w:type="dxa" w:w="5066"/>
+            <w:shd w:fill="F3EFF9"/>
+            <w:vAlign w:val="center"/>
+            <w:tcMar>
+              <w:top w:w="80" w:type="dxa"/>
+              <w:start w:w="120" w:type="dxa"/>
+              <w:bottom w:w="80" w:type="dxa"/>
+              <w:end w:w="120" w:type="dxa"/>
+            </w:tcMar>
+          </w:tcPr>
+          <w:p>
+            <w:pPr>
+              <w:spacing w:before="40" w:after="40" w:line="276" w:lineRule="auto"/>
+              <w:jc w:val="left"/>
+            </w:pPr>
+            <w:r/>
+            <w:r>
+              <w:rPr>
+                <w:rFonts w:ascii="Microsoft YaHei" w:hAnsi="Microsoft YaHei" w:eastAsia="Microsoft YaHei"/>
+                <w:b w:val="0"/>
+                <w:i w:val="0"/>
+                <w:color w:val="24364B"/>
+                <w:sz w:val="17"/>
               </w:rPr>
             </w:r>
           </w:p>
@@ -4704,16 +4966,167 @@
       <w:pPr>
         <w:pStyle w:val="Heading2"/>
         <w:keepNext/>
+        <w:pageBreakBefore w:val="0"/>
       </w:pPr>
       <w:r>
         <w:rPr>
           <w:rFonts w:ascii="Microsoft YaHei" w:hAnsi="Microsoft YaHei" w:eastAsia="Microsoft YaHei"/>
           <w:b/>
           <w:i w:val="0"/>
-          <w:color w:val="1769E0"/>
+          <w:color w:val="6D4AA2"/>
           <w:sz w:val="26"/>
         </w:rPr>
-        <w:t>五、审核确认</w:t>
+        <w:t>四、交付门禁</w:t>
+      </w:r>
+    </w:p>
+    <w:tbl>
+      <w:tblPr>
+        <w:tblStyle w:val="TableGrid"/>
+        <w:tblW w:type="dxa" w:w="14900"/>
+        <w:jc w:val="left"/>
+        <w:tblLayout w:type="fixed"/>
+        <w:tblLook w:firstColumn="1" w:firstRow="1" w:lastColumn="0" w:lastRow="0" w:noHBand="0" w:noVBand="1" w:val="04A0"/>
+        <w:tblInd w:w="120" w:type="dxa"/>
+        <w:tblBorders>
+          <w:top w:val="single" w:sz="5" w:color="6D4AA2"/>
+          <w:left w:val="single" w:sz="5" w:color="6D4AA2"/>
+          <w:bottom w:val="single" w:sz="5" w:color="6D4AA2"/>
+          <w:right w:val="single" w:sz="5" w:color="6D4AA2"/>
+          <w:insideH w:val="single" w:sz="5" w:color="6D4AA2"/>
+          <w:insideV w:val="single" w:sz="5" w:color="6D4AA2"/>
+        </w:tblBorders>
+      </w:tblPr>
+      <w:tblGrid>
+        <w:gridCol w:w="4967"/>
+        <w:gridCol w:w="4967"/>
+        <w:gridCol w:w="4966"/>
+      </w:tblGrid>
+      <w:tr>
+        <w:trPr>
+          <w:cantSplit/>
+        </w:trPr>
+        <w:tc>
+          <w:tcPr>
+            <w:tcW w:type="dxa" w:w="4967"/>
+            <w:shd w:fill="F3EFF9"/>
+          </w:tcPr>
+          <w:p>
+            <w:pPr>
+              <w:spacing w:before="100" w:after="100"/>
+            </w:pPr>
+            <w:r/>
+            <w:r>
+              <w:rPr>
+                <w:rFonts w:ascii="Microsoft YaHei" w:hAnsi="Microsoft YaHei" w:eastAsia="Microsoft YaHei"/>
+                <w:b/>
+                <w:i w:val="0"/>
+                <w:color w:val="6D4AA2"/>
+                <w:sz w:val="18"/>
+              </w:rPr>
+              <w:t>业务覆盖</w:t>
+              <w:br/>
+            </w:r>
+            <w:r>
+              <w:rPr>
+                <w:rFonts w:ascii="Microsoft YaHei" w:hAnsi="Microsoft YaHei" w:eastAsia="Microsoft YaHei"/>
+                <w:b w:val="0"/>
+                <w:i w:val="0"/>
+                <w:color w:val="24364B"/>
+                <w:sz w:val="17"/>
+              </w:rPr>
+              <w:t>核心、异常、权限和跨系统场景覆盖充分</w:t>
+              <w:br/>
+              <w:t>☐ 通过  ☐ 待整改  ☐ 不适用</w:t>
+            </w:r>
+          </w:p>
+        </w:tc>
+        <w:tc>
+          <w:tcPr>
+            <w:tcW w:type="dxa" w:w="4967"/>
+            <w:shd w:fill="F3EFF9"/>
+          </w:tcPr>
+          <w:p>
+            <w:pPr>
+              <w:spacing w:before="100" w:after="100"/>
+            </w:pPr>
+            <w:r/>
+            <w:r>
+              <w:rPr>
+                <w:rFonts w:ascii="Microsoft YaHei" w:hAnsi="Microsoft YaHei" w:eastAsia="Microsoft YaHei"/>
+                <w:b/>
+                <w:i w:val="0"/>
+                <w:color w:val="6D4AA2"/>
+                <w:sz w:val="18"/>
+              </w:rPr>
+              <w:t>数据安全</w:t>
+              <w:br/>
+            </w:r>
+            <w:r>
+              <w:rPr>
+                <w:rFonts w:ascii="Microsoft YaHei" w:hAnsi="Microsoft YaHei" w:eastAsia="Microsoft YaHei"/>
+                <w:b w:val="0"/>
+                <w:i w:val="0"/>
+                <w:color w:val="24364B"/>
+                <w:sz w:val="17"/>
+              </w:rPr>
+              <w:t>测试数据已脱敏，截图和日志不含敏感信息</w:t>
+              <w:br/>
+              <w:t>☐ 通过  ☐ 待整改  ☐ 不适用</w:t>
+            </w:r>
+          </w:p>
+        </w:tc>
+        <w:tc>
+          <w:tcPr>
+            <w:tcW w:type="dxa" w:w="4966"/>
+            <w:shd w:fill="F3EFF9"/>
+          </w:tcPr>
+          <w:p>
+            <w:pPr>
+              <w:spacing w:before="100" w:after="100"/>
+            </w:pPr>
+            <w:r/>
+            <w:r>
+              <w:rPr>
+                <w:rFonts w:ascii="Microsoft YaHei" w:hAnsi="Microsoft YaHei" w:eastAsia="Microsoft YaHei"/>
+                <w:b/>
+                <w:i w:val="0"/>
+                <w:color w:val="6D4AA2"/>
+                <w:sz w:val="18"/>
+              </w:rPr>
+              <w:t>缺陷闭环</w:t>
+              <w:br/>
+            </w:r>
+            <w:r>
+              <w:rPr>
+                <w:rFonts w:ascii="Microsoft YaHei" w:hAnsi="Microsoft YaHei" w:eastAsia="Microsoft YaHei"/>
+                <w:b w:val="0"/>
+                <w:i w:val="0"/>
+                <w:color w:val="24364B"/>
+                <w:sz w:val="17"/>
+              </w:rPr>
+              <w:t>阻断和严重问题已关闭，其余问题已有处置计划</w:t>
+              <w:br/>
+              <w:t>☐ 通过  ☐ 待整改  ☐ 不适用</w:t>
+            </w:r>
+          </w:p>
+        </w:tc>
+      </w:tr>
+    </w:tbl>
+    <w:p>
+      <w:pPr>
+        <w:pStyle w:val="Heading2"/>
+        <w:keepNext/>
+        <w:pageBreakBefore/>
+      </w:pPr>
+      <w:r>
+        <w:rPr>
+          <w:rFonts w:ascii="Microsoft YaHei" w:hAnsi="Microsoft YaHei" w:eastAsia="Microsoft YaHei"/>
+          <w:b/>
+          <w:i w:val="0"/>
+          <w:color w:val="6D4AA2"/>
+          <w:sz w:val="26"/>
+        </w:rPr>
+        <w:t>五、责任确认</w:t>
       </w:r>
     </w:p>
     <w:tbl>
@@ -4746,7 +5159,7 @@
         <w:tc>
           <w:tcPr>
             <w:tcW w:type="dxa" w:w="1862"/>
-            <w:shd w:fill="17365D"/>
+            <w:shd w:fill="6D4AA2"/>
             <w:vAlign w:val="center"/>
             <w:tcMar>
               <w:top w:w="80" w:type="dxa"/>
@@ -4776,7 +5189,7 @@
         <w:tc>
           <w:tcPr>
             <w:tcW w:type="dxa" w:w="2682"/>
-            <w:shd w:fill="17365D"/>
+            <w:shd w:fill="6D4AA2"/>
             <w:vAlign w:val="center"/>
             <w:tcMar>
               <w:top w:w="80" w:type="dxa"/>
@@ -4806,7 +5219,7 @@
         <w:tc>
           <w:tcPr>
             <w:tcW w:type="dxa" w:w="8120"/>
-            <w:shd w:fill="17365D"/>
+            <w:shd w:fill="6D4AA2"/>
             <w:vAlign w:val="center"/>
             <w:tcMar>
               <w:top w:w="80" w:type="dxa"/>
@@ -4836,7 +5249,7 @@
         <w:tc>
           <w:tcPr>
             <w:tcW w:type="dxa" w:w="2236"/>
-            <w:shd w:fill="17365D"/>
+            <w:shd w:fill="6D4AA2"/>
             <w:vAlign w:val="center"/>
             <w:tcMar>
               <w:top w:w="80" w:type="dxa"/>
@@ -4894,14 +5307,14 @@
                 <w:color w:val="17365D"/>
                 <w:sz w:val="17"/>
               </w:rPr>
-              <w:t>实施方负责人</w:t>
+              <w:t>测试负责人</w:t>
             </w:r>
           </w:p>
         </w:tc>
         <w:tc>
           <w:tcPr>
             <w:tcW w:type="dxa" w:w="2682"/>
-            <w:shd w:fill="FFF9E8"/>
+            <w:shd w:fill="F3EFF9"/>
             <w:vAlign w:val="center"/>
             <w:tcMar>
               <w:top w:w="80" w:type="dxa"/>
@@ -4930,7 +5343,7 @@
         <w:tc>
           <w:tcPr>
             <w:tcW w:type="dxa" w:w="8120"/>
-            <w:shd w:fill="FFF9E8"/>
+            <w:shd w:fill="F3EFF9"/>
             <w:vAlign w:val="center"/>
             <w:tcMar>
               <w:top w:w="80" w:type="dxa"/>
@@ -4959,7 +5372,7 @@
         <w:tc>
           <w:tcPr>
             <w:tcW w:type="dxa" w:w="2236"/>
-            <w:shd w:fill="FFF9E8"/>
+            <w:shd w:fill="F3EFF9"/>
             <w:vAlign w:val="center"/>
             <w:tcMar>
               <w:top w:w="80" w:type="dxa"/>
@@ -5016,14 +5429,14 @@
                 <w:color w:val="17365D"/>
                 <w:sz w:val="17"/>
               </w:rPr>
-              <w:t>客户项目负责人</w:t>
+              <w:t>业务代表</w:t>
             </w:r>
           </w:p>
         </w:tc>
         <w:tc>
           <w:tcPr>
             <w:tcW w:type="dxa" w:w="2682"/>
-            <w:shd w:fill="FFF9E8"/>
+            <w:shd w:fill="F3EFF9"/>
             <w:vAlign w:val="center"/>
             <w:tcMar>
               <w:top w:w="80" w:type="dxa"/>
@@ -5052,7 +5465,7 @@
         <w:tc>
           <w:tcPr>
             <w:tcW w:type="dxa" w:w="8120"/>
-            <w:shd w:fill="FFF9E8"/>
+            <w:shd w:fill="F3EFF9"/>
             <w:vAlign w:val="center"/>
             <w:tcMar>
               <w:top w:w="80" w:type="dxa"/>
@@ -5081,7 +5494,7 @@
         <w:tc>
           <w:tcPr>
             <w:tcW w:type="dxa" w:w="2236"/>
-            <w:shd w:fill="FFF9E8"/>
+            <w:shd w:fill="F3EFF9"/>
             <w:vAlign w:val="center"/>
             <w:tcMar>
               <w:top w:w="80" w:type="dxa"/>
@@ -5138,14 +5551,14 @@
                 <w:color w:val="17365D"/>
                 <w:sz w:val="17"/>
               </w:rPr>
-              <w:t>业务/信息部门</w:t>
+              <w:t>项目经理</w:t>
             </w:r>
           </w:p>
         </w:tc>
         <w:tc>
           <w:tcPr>
             <w:tcW w:type="dxa" w:w="2682"/>
-            <w:shd w:fill="FFF9E8"/>
+            <w:shd w:fill="F3EFF9"/>
             <w:vAlign w:val="center"/>
             <w:tcMar>
               <w:top w:w="80" w:type="dxa"/>
@@ -5174,7 +5587,7 @@
         <w:tc>
           <w:tcPr>
             <w:tcW w:type="dxa" w:w="8120"/>
-            <w:shd w:fill="FFF9E8"/>
+            <w:shd w:fill="F3EFF9"/>
             <w:vAlign w:val="center"/>
             <w:tcMar>
               <w:top w:w="80" w:type="dxa"/>
@@ -5203,7 +5616,7 @@
         <w:tc>
           <w:tcPr>
             <w:tcW w:type="dxa" w:w="2236"/>
-            <w:shd w:fill="FFF9E8"/>
+            <w:shd w:fill="F3EFF9"/>
             <w:vAlign w:val="center"/>
             <w:tcMar>
               <w:top w:w="80" w:type="dxa"/>
@@ -5244,7 +5657,7 @@
           <w:color w:val="667A90"/>
           <w:sz w:val="16"/>
         </w:rPr>
-        <w:t>版本记录：V2.0 · 蓝白医疗信息化模板首版 · 2026-07-28</w:t>
+        <w:t>版本记录：V2.1 · 场景测试差异化改版 · 2026-07-28</w:t>
       </w:r>
     </w:p>
     <w:sectPr>
@@ -5347,10 +5760,10 @@
               <w:rFonts w:ascii="Microsoft YaHei" w:hAnsi="Microsoft YaHei" w:eastAsia="Microsoft YaHei"/>
               <w:b/>
               <w:i w:val="0"/>
-              <w:color w:val="667A90"/>
+              <w:color w:val="6D4AA2"/>
               <w:sz w:val="17"/>
             </w:rPr>
-            <w:t>实施项目管理平台 · SOP 交付物</w:t>
+            <w:t>实施项目管理平台 · 场景测试</w:t>
           </w:r>
         </w:p>
       </w:tc>
@@ -5379,7 +5792,7 @@
               <w:color w:val="667A90"/>
               <w:sz w:val="17"/>
             </w:rPr>
-            <w:t>全流程内测记录  |  V2.0</w:t>
+            <w:t>全流程内测记录  |  V2.1</w:t>
           </w:r>
         </w:p>
       </w:tc>

--- a/templates/end-to-end-test-record.docx
+++ b/templates/end-to-end-test-record.docx
@@ -4,24 +4,8 @@
   <w:body>
     <w:p>
       <w:pPr>
-        <w:spacing w:before="60" w:after="0"/>
-        <w:jc w:val="left"/>
-      </w:pPr>
-      <w:r>
-        <w:rPr>
-          <w:rFonts w:ascii="Microsoft YaHei" w:hAnsi="Microsoft YaHei" w:eastAsia="Microsoft YaHei"/>
-          <w:b/>
-          <w:i w:val="0"/>
-          <w:color w:val="6D4AA2"/>
-          <w:sz w:val="19"/>
-        </w:rPr>
-        <w:t>场景测试 · 上线试运行</w:t>
-      </w:r>
-    </w:p>
-    <w:p>
-      <w:pPr>
         <w:keepNext/>
-        <w:spacing w:before="0" w:after="60"/>
+        <w:spacing w:before="60" w:after="60"/>
         <w:jc w:val="left"/>
       </w:pPr>
       <w:r>
